--- a/examples/pine-hollow/complaint.docx
+++ b/examples/pine-hollow/complaint.docx
@@ -30,21 +30,6 @@
           <w:szCs w:val="24"/>
         </w:rPr>
         <w:t xml:space="preserve">STATE OF NORTH CAROLINA</w:t>
-      </w:r>
-    </w:p>
-    <w:p>
-      <w:pPr>
-        <w:jc w:val="center"/>
-      </w:pPr>
-      <w:r>
-        <w:rPr>
-          <w:rFonts w:ascii="Times New Roman" w:cs="Times New Roman" w:eastAsia="Times New Roman" w:hAnsi="Times New Roman"/>
-          <w:b/>
-          <w:bCs/>
-          <w:sz w:val="24"/>
-          <w:szCs w:val="24"/>
-        </w:rPr>
-        <w:t xml:space="preserve">COUNTY OF PINE HOLLOW</w:t>
       </w:r>
     </w:p>
     <w:p>
@@ -85,6 +70,21 @@
               <w:right w:type="dxa" w:w="432"/>
             </w:tcMar>
           </w:tcPr>
+          <w:p>
+            <w:pPr>
+              <w:spacing w:after="240"/>
+            </w:pPr>
+            <w:r>
+              <w:rPr>
+                <w:rFonts w:ascii="Times New Roman" w:cs="Times New Roman" w:eastAsia="Times New Roman" w:hAnsi="Times New Roman"/>
+                <w:b/>
+                <w:bCs/>
+                <w:sz w:val="24"/>
+                <w:szCs w:val="24"/>
+              </w:rPr>
+              <w:t xml:space="preserve">COUNTY OF PINE HOLLOW</w:t>
+            </w:r>
+          </w:p>
           <w:p>
             <w:pPr>
               <w:spacing w:after="240"/>
@@ -287,24 +287,24 @@
           <w:sz w:val="24"/>
           <w:szCs w:val="24"/>
         </w:rPr>
-        <w:t xml:space="preserve">1.	Petitioner Maya Okafor (“Student”) is a 13-year-old student who has been eligible for special education and related services under the category of Speech or Language Impairment since February 14, 2020, and who attends Cedar Ridge Middle School in the Pine Hollow County Schools, for which the Pine Hollow County Board of Education is the responsible local educational agency and the respondent here (“District”). This due process complaint is brought on Student’s behalf by the parent, Grace Okafor (“Parent”), who is represented by Renée Castillo of Castillo Education Law PLLC.</w:t>
-      </w:r>
-    </w:p>
-    <w:p>
-      <w:pPr>
-        <w:widowControl/>
-        <w:tabs>
-          <w:tab w:val="left" w:pos="720"/>
-        </w:tabs>
-        <w:spacing w:line="480"/>
-      </w:pPr>
-      <w:r>
-        <w:rPr>
-          <w:rFonts w:ascii="Times New Roman" w:cs="Times New Roman" w:eastAsia="Times New Roman" w:hAnsi="Times New Roman"/>
-          <w:sz w:val="24"/>
-          <w:szCs w:val="24"/>
-        </w:rPr>
-        <w:t xml:space="preserve">2.	The District has denied Student a free appropriate public education (“FAPE”) by failing to implement the services the operative individualized education program (“IEP”) requires; and by failing to evaluate Student appropriately.</w:t>
+        <w:t xml:space="preserve">1.	Petitioner Maya Okafor (“Student”) is a 13-year-old student who is eligible for special education and related services under the category of Speech or Language Impairment (initially found eligible on February 14, 2020), and who attends Cedar Ridge Middle School in the Pine Hollow County Schools, for which the Pine Hollow County Board of Education is the responsible local educational agency and the respondent here (“District”). This due process complaint is brought on Student’s behalf by the parent, Grace Okafor (“Parent”). Petitioner and the Parent are represented by Renée Castillo of Castillo Education Law PLLC.</w:t>
+      </w:r>
+    </w:p>
+    <w:p>
+      <w:pPr>
+        <w:widowControl/>
+        <w:tabs>
+          <w:tab w:val="left" w:pos="720"/>
+        </w:tabs>
+        <w:spacing w:line="480"/>
+      </w:pPr>
+      <w:r>
+        <w:rPr>
+          <w:rFonts w:ascii="Times New Roman" w:cs="Times New Roman" w:eastAsia="Times New Roman" w:hAnsi="Times New Roman"/>
+          <w:sz w:val="24"/>
+          <w:szCs w:val="24"/>
+        </w:rPr>
+        <w:t xml:space="preserve">2.	The District has denied Student a free appropriate public education (“FAPE”) by failing to implement the services the operative individualized education program (“IEP”) requires; by failing to evaluate Student appropriately; and by refusing to fund an independent educational evaluation at public expense without filing its own due process complaint. Petitioner requests an impartial due process hearing on the problems stated in this complaint.</w:t>
       </w:r>
     </w:p>
     <w:p>
@@ -405,41 +405,41 @@
           <w:sz w:val="24"/>
           <w:szCs w:val="24"/>
         </w:rPr>
-        <w:t xml:space="preserve">5.	On August 21, 2025, the IEP team met for Student’s annual review; the IEP provides speech-language therapy at 60 minutes per week, individual, from August 21, 2025 to August 20, 2026; the team declined the Parent’s request to reevaluate written expression; and the Parent signed, writing that she still wanted written expression tested.</w:t>
-      </w:r>
-    </w:p>
-    <w:p>
-      <w:pPr>
-        <w:widowControl/>
-        <w:tabs>
-          <w:tab w:val="left" w:pos="720"/>
-        </w:tabs>
-        <w:spacing w:line="480"/>
-      </w:pPr>
-      <w:r>
-        <w:rPr>
-          <w:rFonts w:ascii="Times New Roman" w:cs="Times New Roman" w:eastAsia="Times New Roman" w:hAnsi="Times New Roman"/>
-          <w:sz w:val="24"/>
-          <w:szCs w:val="24"/>
-        </w:rPr>
-        <w:t xml:space="preserve">6.	On September 22, 2025, individual speech-language sessions ended when the provider’s caseload was reassigned; the log records 30 minutes in a group of 3 for that week.</w:t>
-      </w:r>
-    </w:p>
-    <w:p>
-      <w:pPr>
-        <w:widowControl/>
-        <w:tabs>
-          <w:tab w:val="left" w:pos="720"/>
-        </w:tabs>
-        <w:spacing w:line="480"/>
-      </w:pPr>
-      <w:r>
-        <w:rPr>
-          <w:rFonts w:ascii="Times New Roman" w:cs="Times New Roman" w:eastAsia="Times New Roman" w:hAnsi="Times New Roman"/>
-          <w:sz w:val="24"/>
-          <w:szCs w:val="24"/>
-        </w:rPr>
-        <w:t xml:space="preserve">7.	On October 27, 2025, the log records no speech-language service for the week (provider absent; no make-up scheduled).</w:t>
+        <w:t xml:space="preserve">5.	On August 21, 2025, the IEP team met for Student’s annual review; the IEP provides speech-language therapy at 60 minutes per week, individual, from August 21, 2025 to August 20, 2026; the team declined the Parent’s request that the District assess written expression; and the Parent signed, writing that she still wanted written expression tested.</w:t>
+      </w:r>
+    </w:p>
+    <w:p>
+      <w:pPr>
+        <w:widowControl/>
+        <w:tabs>
+          <w:tab w:val="left" w:pos="720"/>
+        </w:tabs>
+        <w:spacing w:line="480"/>
+      </w:pPr>
+      <w:r>
+        <w:rPr>
+          <w:rFonts w:ascii="Times New Roman" w:cs="Times New Roman" w:eastAsia="Times New Roman" w:hAnsi="Times New Roman"/>
+          <w:sz w:val="24"/>
+          <w:szCs w:val="24"/>
+        </w:rPr>
+        <w:t xml:space="preserve">6.	In the week of September 22, 2025, individual speech-language sessions ended when the provider’s caseload was reassigned; the log records 30 minutes in a group of 3 for that week.</w:t>
+      </w:r>
+    </w:p>
+    <w:p>
+      <w:pPr>
+        <w:widowControl/>
+        <w:tabs>
+          <w:tab w:val="left" w:pos="720"/>
+        </w:tabs>
+        <w:spacing w:line="480"/>
+      </w:pPr>
+      <w:r>
+        <w:rPr>
+          <w:rFonts w:ascii="Times New Roman" w:cs="Times New Roman" w:eastAsia="Times New Roman" w:hAnsi="Times New Roman"/>
+          <w:sz w:val="24"/>
+          <w:szCs w:val="24"/>
+        </w:rPr>
+        <w:t xml:space="preserve">7.	In the week of October 27, 2025, the log records no speech-language service for the week (provider absent; no make-up scheduled).</w:t>
       </w:r>
     </w:p>
     <w:p>
@@ -473,7 +473,7 @@
           <w:sz w:val="24"/>
           <w:szCs w:val="24"/>
         </w:rPr>
-        <w:t xml:space="preserve">9.	On November 24, 2025, the log records no speech-language service for the week (holiday week).</w:t>
+        <w:t xml:space="preserve">9.	In the week of November 24, 2025, the log records no speech-language service for the week (holiday week).</w:t>
       </w:r>
     </w:p>
     <w:p>
@@ -524,24 +524,24 @@
           <w:sz w:val="24"/>
           <w:szCs w:val="24"/>
         </w:rPr>
-        <w:t xml:space="preserve">12.	On January 19, 2026, the log records no speech-language service for the week (provider absent; no make-up scheduled).</w:t>
-      </w:r>
-    </w:p>
-    <w:p>
-      <w:pPr>
-        <w:widowControl/>
-        <w:tabs>
-          <w:tab w:val="left" w:pos="720"/>
-        </w:tabs>
-        <w:spacing w:line="480"/>
-      </w:pPr>
-      <w:r>
-        <w:rPr>
-          <w:rFonts w:ascii="Times New Roman" w:cs="Times New Roman" w:eastAsia="Times New Roman" w:hAnsi="Times New Roman"/>
-          <w:sz w:val="24"/>
-          <w:szCs w:val="24"/>
-        </w:rPr>
-        <w:t xml:space="preserve">13.	On January 21, 2026, the District sent the speech-language service log and wrote that the provider's caseload was reassigned in September and individual sessions have not been available since; it expects to post a second SLP position this spring.</w:t>
+        <w:t xml:space="preserve">12.	In the week of January 19, 2026, the log records no speech-language service for the week (provider absent; no make-up scheduled).</w:t>
+      </w:r>
+    </w:p>
+    <w:p>
+      <w:pPr>
+        <w:widowControl/>
+        <w:tabs>
+          <w:tab w:val="left" w:pos="720"/>
+        </w:tabs>
+        <w:spacing w:line="480"/>
+      </w:pPr>
+      <w:r>
+        <w:rPr>
+          <w:rFonts w:ascii="Times New Roman" w:cs="Times New Roman" w:eastAsia="Times New Roman" w:hAnsi="Times New Roman"/>
+          <w:sz w:val="24"/>
+          <w:szCs w:val="24"/>
+        </w:rPr>
+        <w:t xml:space="preserve">13.	On January 21, 2026, the District sent the speech-language service log and wrote that the provider’s caseload was reassigned in September and individual sessions have not been available since; it expects to post a second SLP position this spring.</w:t>
       </w:r>
     </w:p>
     <w:p>
@@ -641,58 +641,58 @@
           <w:sz w:val="24"/>
           <w:szCs w:val="24"/>
         </w:rPr>
-        <w:t xml:space="preserve">16.	The IEP dated August 21, 2025 provides for speech-language therapy of 60 minutes per week, individual, by a licensed speech-language pathologist in the speech room, from August 21, 2025 to August 20, 2026. Its present levels record the parent's report that Student has become reluctant to speak in class and at home about school.</w:t>
-      </w:r>
-    </w:p>
-    <w:p>
-      <w:pPr>
-        <w:widowControl/>
-        <w:tabs>
-          <w:tab w:val="left" w:pos="720"/>
-        </w:tabs>
-        <w:spacing w:line="480"/>
-      </w:pPr>
-      <w:r>
-        <w:rPr>
-          <w:rFonts w:ascii="Times New Roman" w:cs="Times New Roman" w:eastAsia="Times New Roman" w:hAnsi="Times New Roman"/>
-          <w:sz w:val="24"/>
-          <w:szCs w:val="24"/>
-        </w:rPr>
-        <w:t xml:space="preserve">17.	The District's service log for August 25, 2025 through January 30, 2026 records 60 minutes, individual, in each of the first four weeks and, from the week of September 22, 2025, 30 minutes in a group of 3, noting "provider caseload reassigned; individual slot unavailable". It records no service in the weeks of October 27, 2025, November 24, 2025 and January 19, 2026, with "no make-up scheduled" for the two weeks the provider was absent.</w:t>
-      </w:r>
-    </w:p>
-    <w:p>
-      <w:pPr>
-        <w:widowControl/>
-        <w:tabs>
-          <w:tab w:val="left" w:pos="720"/>
-        </w:tabs>
-        <w:spacing w:line="480"/>
-      </w:pPr>
-      <w:r>
-        <w:rPr>
-          <w:rFonts w:ascii="Times New Roman" w:cs="Times New Roman" w:eastAsia="Times New Roman" w:hAnsi="Times New Roman"/>
-          <w:sz w:val="24"/>
-          <w:szCs w:val="24"/>
-        </w:rPr>
-        <w:t xml:space="preserve">18.	The log's summary states 22 weeks in the period, 4 at 60 minutes individual, 15 at 30 minutes group, 3 with no service, 690 total minutes delivered, and 1,320 total minutes required by the IEP for 22 weeks. It notes that individual sessions ended the week of September 22, 2025 when the provider's caseload was reassigned, and that the IEP was not amended.</w:t>
-      </w:r>
-    </w:p>
-    <w:p>
-      <w:pPr>
-        <w:widowControl/>
-        <w:tabs>
-          <w:tab w:val="left" w:pos="720"/>
-        </w:tabs>
-        <w:spacing w:line="480"/>
-      </w:pPr>
-      <w:r>
-        <w:rPr>
-          <w:rFonts w:ascii="Times New Roman" w:cs="Times New Roman" w:eastAsia="Times New Roman" w:hAnsi="Times New Roman"/>
-          <w:sz w:val="24"/>
-          <w:szCs w:val="24"/>
-        </w:rPr>
-        <w:t xml:space="preserve">19.	On January 14, 2026, after Student reported that her speech sessions were now with two other students and half as long, the Parent asked the District for the service log and when individual sessions would resume. On January 21, 2026 the District sent the log and wrote that the pathologist's caseload "was reassigned in September and individual sessions have not been available since". On February 9, 2026 the Parent asked in writing that the District make up the missed minutes and restore individual sessions.</w:t>
+        <w:t xml:space="preserve">16.	The IEP dated August 21, 2025 provides for speech-language therapy of 60 minutes per week, individual, by a licensed speech-language pathologist in the speech room, from August 21, 2025 to August 20, 2026.</w:t>
+      </w:r>
+    </w:p>
+    <w:p>
+      <w:pPr>
+        <w:widowControl/>
+        <w:tabs>
+          <w:tab w:val="left" w:pos="720"/>
+        </w:tabs>
+        <w:spacing w:line="480"/>
+      </w:pPr>
+      <w:r>
+        <w:rPr>
+          <w:rFonts w:ascii="Times New Roman" w:cs="Times New Roman" w:eastAsia="Times New Roman" w:hAnsi="Times New Roman"/>
+          <w:sz w:val="24"/>
+          <w:szCs w:val="24"/>
+        </w:rPr>
+        <w:t xml:space="preserve">17.	The District’s service log for August 25, 2025 through January 30, 2026 records 60 minutes, individual, in each of the first four weeks and, from the week of September 22, 2025, 30 minutes in a group of 3, noting “provider caseload reassigned; individual slot unavailable”. It records no service in the weeks of October 27, 2025, November 24, 2025 and January 19, 2026, with “no make-up scheduled” for the two weeks the provider was absent.</w:t>
+      </w:r>
+    </w:p>
+    <w:p>
+      <w:pPr>
+        <w:widowControl/>
+        <w:tabs>
+          <w:tab w:val="left" w:pos="720"/>
+        </w:tabs>
+        <w:spacing w:line="480"/>
+      </w:pPr>
+      <w:r>
+        <w:rPr>
+          <w:rFonts w:ascii="Times New Roman" w:cs="Times New Roman" w:eastAsia="Times New Roman" w:hAnsi="Times New Roman"/>
+          <w:sz w:val="24"/>
+          <w:szCs w:val="24"/>
+        </w:rPr>
+        <w:t xml:space="preserve">18.	The log’s summary states 22 weeks in the period, 4 at 60 minutes individual, 15 at 30 minutes group, 3 with no service, 690 total minutes delivered, and 1,320 total minutes required by the IEP for 22 weeks. It notes that individual sessions ended the week of September 22, 2025 when the provider’s caseload was reassigned, and that the IEP was not amended.</w:t>
+      </w:r>
+    </w:p>
+    <w:p>
+      <w:pPr>
+        <w:widowControl/>
+        <w:tabs>
+          <w:tab w:val="left" w:pos="720"/>
+        </w:tabs>
+        <w:spacing w:line="480"/>
+      </w:pPr>
+      <w:r>
+        <w:rPr>
+          <w:rFonts w:ascii="Times New Roman" w:cs="Times New Roman" w:eastAsia="Times New Roman" w:hAnsi="Times New Roman"/>
+          <w:sz w:val="24"/>
+          <w:szCs w:val="24"/>
+        </w:rPr>
+        <w:t xml:space="preserve">19.	On January 14, 2026, after Student reported that her speech sessions were now with two other students and half as long, the Parent asked the District for the service log and when individual sessions would resume. On January 21, 2026, the District sent the log and wrote that the pathologist’s caseload “was reassigned in September and individual sessions have not been available since”. On February 9, 2026, the Parent asked in writing that the District make up the missed minutes and restore individual sessions.</w:t>
       </w:r>
     </w:p>
     <w:p>
@@ -741,58 +741,90 @@
           <w:sz w:val="24"/>
           <w:szCs w:val="24"/>
         </w:rPr>
-        <w:t xml:space="preserve">20.	The District's speech-language evaluation is dated May 6, 2025; on the CELF-5 administered that day Student obtained a Core Language Score of 71 (2nd percentile), an Expressive Language Index of 68 and a Receptive Language Index of 79.</w:t>
-      </w:r>
-    </w:p>
-    <w:p>
-      <w:pPr>
-        <w:widowControl/>
-        <w:tabs>
-          <w:tab w:val="left" w:pos="720"/>
-        </w:tabs>
-        <w:spacing w:line="480"/>
-      </w:pPr>
-      <w:r>
-        <w:rPr>
-          <w:rFonts w:ascii="Times New Roman" w:cs="Times New Roman" w:eastAsia="Times New Roman" w:hAnsi="Times New Roman"/>
-          <w:sz w:val="24"/>
-          <w:szCs w:val="24"/>
-        </w:rPr>
-        <w:t xml:space="preserve">21.	At the August 21, 2025 IEP meeting the Parent asked that the District assess written expression, "which was not assessed in May 2025". The team declined the request, on the basis that the May 6, 2025 evaluation is current and the added instruction addresses the concern, and told the Parent she may request an independent educational evaluation if she disagrees with the District's evaluation. The Parent signed the IEP on August 21, 2025 and wrote: "I agree with the services. I still want written expression tested."</w:t>
-      </w:r>
-    </w:p>
-    <w:p>
-      <w:pPr>
-        <w:widowControl/>
-        <w:tabs>
-          <w:tab w:val="left" w:pos="720"/>
-        </w:tabs>
-        <w:spacing w:line="480"/>
-      </w:pPr>
-      <w:r>
-        <w:rPr>
-          <w:rFonts w:ascii="Times New Roman" w:cs="Times New Roman" w:eastAsia="Times New Roman" w:hAnsi="Times New Roman"/>
-          <w:sz w:val="24"/>
-          <w:szCs w:val="24"/>
-        </w:rPr>
-        <w:t xml:space="preserve">22.	On November 10, 2025 the Parent wrote that she disagreed with the May 6, 2025 evaluation because "It did not test written expression", and requested "an independent educational evaluation in speech-language and written expression at public expense".</w:t>
-      </w:r>
-    </w:p>
-    <w:p>
-      <w:pPr>
-        <w:widowControl/>
-        <w:tabs>
-          <w:tab w:val="left" w:pos="720"/>
-        </w:tabs>
-        <w:spacing w:line="480"/>
-      </w:pPr>
-      <w:r>
-        <w:rPr>
-          <w:rFonts w:ascii="Times New Roman" w:cs="Times New Roman" w:eastAsia="Times New Roman" w:hAnsi="Times New Roman"/>
-          <w:sz w:val="24"/>
-          <w:szCs w:val="24"/>
-        </w:rPr>
-        <w:t xml:space="preserve">23.	By prior written notice dated December 4, 2025 the District declined to fund an independent educational evaluation, stating that it considers the May 6, 2025 evaluation appropriate and will assess written expression itself during the spring 2026 reevaluation window. The notice lists as the other option considered "Funding an independent evaluation in speech-language only", rejected "because the district evaluation in that area is current". The District did not file for a hearing. On February 9, 2026 the Parent wrote that she had not received a response about the independent evaluation beyond the December 4 notice.</w:t>
+        <w:t xml:space="preserve">20.	The District’s speech-language evaluation is dated May 6, 2025; on the CELF-5 administered that day Student obtained a Core Language Score of 71 (2nd percentile), an Expressive Language Index of 68 and a Receptive Language Index of 79.</w:t>
+      </w:r>
+    </w:p>
+    <w:p>
+      <w:pPr>
+        <w:widowControl/>
+        <w:tabs>
+          <w:tab w:val="left" w:pos="720"/>
+        </w:tabs>
+        <w:spacing w:line="480"/>
+      </w:pPr>
+      <w:r>
+        <w:rPr>
+          <w:rFonts w:ascii="Times New Roman" w:cs="Times New Roman" w:eastAsia="Times New Roman" w:hAnsi="Times New Roman"/>
+          <w:sz w:val="24"/>
+          <w:szCs w:val="24"/>
+        </w:rPr>
+        <w:t xml:space="preserve">21.	At the August 21, 2025 IEP meeting the Parent asked that the District assess written expression, “which was not assessed in May 2025”. The team added 45 minutes per week of specially designed instruction in written expression. It declined the request, on the basis that the May 6, 2025 evaluation is current and the added instruction addresses the concern, and told the Parent she may request an independent educational evaluation if she disagrees with the District’s evaluation. The Parent signed the IEP on August 21, 2025 and wrote: “I agree with the services. I still want written expression tested.”</w:t>
+      </w:r>
+    </w:p>
+    <w:p>
+      <w:pPr>
+        <w:keepNext/>
+        <w:spacing w:after="80" w:before="360"/>
+      </w:pPr>
+      <w:r>
+        <w:rPr>
+          <w:rFonts w:ascii="Times New Roman" w:cs="Times New Roman" w:eastAsia="Times New Roman" w:hAnsi="Times New Roman"/>
+          <w:b/>
+          <w:bCs/>
+          <w:sz w:val="24"/>
+          <w:szCs w:val="24"/>
+        </w:rPr>
+        <w:t xml:space="preserve">C. Refusal to fund an independent educational evaluation</w:t>
+      </w:r>
+    </w:p>
+    <w:p>
+      <w:pPr>
+        <w:keepNext/>
+        <w:spacing w:after="200"/>
+      </w:pPr>
+      <w:r>
+        <w:rPr>
+          <w:rFonts w:ascii="Times New Roman" w:cs="Times New Roman" w:eastAsia="Times New Roman" w:hAnsi="Times New Roman"/>
+          <w:i/>
+          <w:iCs/>
+          <w:sz w:val="24"/>
+          <w:szCs w:val="24"/>
+        </w:rPr>
+        <w:t xml:space="preserve">34 C.F.R. § 300.502(b).</w:t>
+      </w:r>
+    </w:p>
+    <w:p>
+      <w:pPr>
+        <w:widowControl/>
+        <w:tabs>
+          <w:tab w:val="left" w:pos="720"/>
+        </w:tabs>
+        <w:spacing w:line="480"/>
+      </w:pPr>
+      <w:r>
+        <w:rPr>
+          <w:rFonts w:ascii="Times New Roman" w:cs="Times New Roman" w:eastAsia="Times New Roman" w:hAnsi="Times New Roman"/>
+          <w:sz w:val="24"/>
+          <w:szCs w:val="24"/>
+        </w:rPr>
+        <w:t xml:space="preserve">22.	On November 10, 2025, the Parent wrote that she disagreed with the May 6, 2025 evaluation because “It did not test written expression” and because Student’s language scores “do not match what I see at home”, and requested “an independent educational evaluation in speech-language and written expression at public expense”.</w:t>
+      </w:r>
+    </w:p>
+    <w:p>
+      <w:pPr>
+        <w:widowControl/>
+        <w:tabs>
+          <w:tab w:val="left" w:pos="720"/>
+        </w:tabs>
+        <w:spacing w:line="480"/>
+      </w:pPr>
+      <w:r>
+        <w:rPr>
+          <w:rFonts w:ascii="Times New Roman" w:cs="Times New Roman" w:eastAsia="Times New Roman" w:hAnsi="Times New Roman"/>
+          <w:sz w:val="24"/>
+          <w:szCs w:val="24"/>
+        </w:rPr>
+        <w:t xml:space="preserve">23.	By prior written notice dated December 4, 2025 the District declined to fund an independent educational evaluation, stating that it considers the May 6, 2025 evaluation appropriate and will assess written expression itself during the spring 2026 reevaluation window. The notice lists as the other option considered “Funding an independent evaluation in speech-language only”, rejected “because the district evaluation in that area is current”. The District did not file for a hearing. On February 9, 2026, the Parent wrote that she had not received a response about the independent evaluation beyond the December 4 notice.</w:t>
       </w:r>
     </w:p>
     <w:p>
@@ -847,6 +879,8 @@
     </w:p>
     <w:p>
       <w:pPr>
+        <w:keepLines/>
+        <w:widowControl/>
         <w:tabs>
           <w:tab w:val="left" w:pos="2160"/>
         </w:tabs>
@@ -859,11 +893,13 @@
           <w:sz w:val="24"/>
           <w:szCs w:val="24"/>
         </w:rPr>
-        <w:t xml:space="preserve">(a)	compensatory speech-language therapy, delivered individually, equal to the minutes not delivered from September 22, 2025 to the date of the order;</w:t>
-      </w:r>
-    </w:p>
-    <w:p>
-      <w:pPr>
+        <w:t xml:space="preserve">(a)	compensatory speech-language therapy, delivered individually, equal to the individual therapy minutes the IEP required and the District did not deliver individually from September 22, 2025 to the date of the order;</w:t>
+      </w:r>
+    </w:p>
+    <w:p>
+      <w:pPr>
+        <w:keepLines/>
+        <w:widowControl/>
         <w:tabs>
           <w:tab w:val="left" w:pos="2160"/>
         </w:tabs>
@@ -881,6 +917,8 @@
     </w:p>
     <w:p>
       <w:pPr>
+        <w:keepLines/>
+        <w:widowControl/>
         <w:tabs>
           <w:tab w:val="left" w:pos="2160"/>
         </w:tabs>
@@ -944,7 +982,7 @@
           <w:sz w:val="24"/>
           <w:szCs w:val="24"/>
         </w:rPr>
-        <w:t xml:space="preserve">26.	Basis of the petition, in the categories Form H-06E lists: the evaluation of Student, and the denial of a free appropriate public education</w:t>
+        <w:t xml:space="preserve">26.	Basis of the complaint, in the categories Form H-06E lists: the evaluation of Student, and the denial of a free appropriate public education.</w:t>
       </w:r>
     </w:p>
     <w:p>
@@ -1022,7 +1060,7 @@
           <w:sz w:val="24"/>
           <w:szCs w:val="24"/>
         </w:rPr>
-        <w:t xml:space="preserve">Attorney for Petitioner</w:t>
+        <w:t xml:space="preserve">Attorney for Petitioner and the Parent</w:t>
       </w:r>
     </w:p>
     <w:p>
@@ -1149,7 +1187,7 @@
           <w:sz w:val="24"/>
           <w:szCs w:val="24"/>
         </w:rPr>
-        <w:t xml:space="preserve">Counsel for Petitioner certifies that on the date written below a true and complete copy of this Due Process Complaint Notice was served on the Superintendent of the Pine Hollow County Board of Education and the North Carolina Department of Public Instruction, 6356 Mail Service Center, Raleigh, NC 27699-6356, by the method indicated below.</w:t>
+        <w:t xml:space="preserve">Counsel for Petitioner and the Parent certifies that on the date written below a true and complete copy of this Due Process Complaint Notice was served on the Superintendent of the Pine Hollow County Board of Education; and the North Carolina Department of Public Instruction, 6356 Mail Service Center, Raleigh, NC 27699-6356, by the method indicated below.</w:t>
       </w:r>
     </w:p>
     <w:p>
@@ -1164,6 +1202,20 @@
           <w:szCs w:val="24"/>
         </w:rPr>
         <w:t xml:space="preserve">Method of service:   [  ] U.S. mail   [  ] Hand delivery   [  ] Other: ____________________</w:t>
+      </w:r>
+    </w:p>
+    <w:p>
+      <w:pPr>
+        <w:keepNext/>
+        <w:spacing w:after="120"/>
+      </w:pPr>
+      <w:r>
+        <w:rPr>
+          <w:rFonts w:ascii="Times New Roman" w:cs="Times New Roman" w:eastAsia="Times New Roman" w:hAnsi="Times New Roman"/>
+          <w:sz w:val="24"/>
+          <w:szCs w:val="24"/>
+        </w:rPr>
+        <w:t xml:space="preserve">Name and address of each person served: ________________________________________________</w:t>
       </w:r>
     </w:p>
     <w:p>
@@ -1225,7 +1277,7 @@
           <w:sz w:val="24"/>
           <w:szCs w:val="24"/>
         </w:rPr>
-        <w:t xml:space="preserve">Attorney for Petitioner</w:t>
+        <w:t xml:space="preserve">Attorney for Petitioner and the Parent</w:t>
       </w:r>
     </w:p>
     <w:sectPr>

--- a/examples/pine-hollow/complaint.docx
+++ b/examples/pine-hollow/complaint.docx
@@ -287,7 +287,7 @@
           <w:sz w:val="24"/>
           <w:szCs w:val="24"/>
         </w:rPr>
-        <w:t xml:space="preserve">1.	Petitioner Maya Okafor (“Student”) is a 13-year-old student who is eligible for special education and related services under the category of Speech or Language Impairment (initially found eligible on February 14, 2020), and who attends Cedar Ridge Middle School in the Pine Hollow County Schools, for which the Pine Hollow County Board of Education is the responsible local educational agency and the respondent here (“District”). This due process complaint is brought on Student’s behalf by the parent, Grace Okafor (“Parent”). Petitioner and the Parent are represented by Renée Castillo of Castillo Education Law PLLC.</w:t>
+        <w:t xml:space="preserve">1.	Petitioner Maya Okafor (“Student”) is a student who is eligible for special education and related services under the category of Speech or Language Impairment (initially found eligible on February 14, 2020), and who attends Cedar Ridge Middle School in the Pine Hollow County Schools, for which the Pine Hollow County Board of Education is the responsible local educational agency and the respondent here (“District”). This due process complaint is brought on Student’s behalf by the parent, Grace Okafor (“Parent”). Petitioner and the Parent are represented by Renée Castillo of Castillo Education Law PLLC.</w:t>
       </w:r>
     </w:p>
     <w:p>

--- a/examples/pine-hollow/complaint.docx
+++ b/examples/pine-hollow/complaint.docx
@@ -388,7 +388,7 @@
           <w:sz w:val="24"/>
           <w:szCs w:val="24"/>
         </w:rPr>
-        <w:t xml:space="preserve">4.	On May 6, 2025, the District’s speech-language pathologist administered the CELF-5 to Student; the evaluation is dated May 6, 2025.</w:t>
+        <w:t xml:space="preserve">4.	On May 6, 2025, the District’s speech-language pathologist administered the CELF-5 to Student; on that administration Student obtained a Core Language Score of 71 (2nd percentile), an Expressive Language Index of 68 and a Receptive Language Index of 79.</w:t>
       </w:r>
     </w:p>
     <w:p>
@@ -641,58 +641,7 @@
           <w:sz w:val="24"/>
           <w:szCs w:val="24"/>
         </w:rPr>
-        <w:t xml:space="preserve">16.	The IEP dated August 21, 2025 provides for speech-language therapy of 60 minutes per week, individual, by a licensed speech-language pathologist in the speech room, from August 21, 2025 to August 20, 2026.</w:t>
-      </w:r>
-    </w:p>
-    <w:p>
-      <w:pPr>
-        <w:widowControl/>
-        <w:tabs>
-          <w:tab w:val="left" w:pos="720"/>
-        </w:tabs>
-        <w:spacing w:line="480"/>
-      </w:pPr>
-      <w:r>
-        <w:rPr>
-          <w:rFonts w:ascii="Times New Roman" w:cs="Times New Roman" w:eastAsia="Times New Roman" w:hAnsi="Times New Roman"/>
-          <w:sz w:val="24"/>
-          <w:szCs w:val="24"/>
-        </w:rPr>
-        <w:t xml:space="preserve">17.	The District’s service log for August 25, 2025 through January 30, 2026 records 60 minutes, individual, in each of the first four weeks and, from the week of September 22, 2025, 30 minutes in a group of 3, noting “provider caseload reassigned; individual slot unavailable”. It records no service in the weeks of October 27, 2025, November 24, 2025 and January 19, 2026, with “no make-up scheduled” for the two weeks the provider was absent.</w:t>
-      </w:r>
-    </w:p>
-    <w:p>
-      <w:pPr>
-        <w:widowControl/>
-        <w:tabs>
-          <w:tab w:val="left" w:pos="720"/>
-        </w:tabs>
-        <w:spacing w:line="480"/>
-      </w:pPr>
-      <w:r>
-        <w:rPr>
-          <w:rFonts w:ascii="Times New Roman" w:cs="Times New Roman" w:eastAsia="Times New Roman" w:hAnsi="Times New Roman"/>
-          <w:sz w:val="24"/>
-          <w:szCs w:val="24"/>
-        </w:rPr>
-        <w:t xml:space="preserve">18.	The log’s summary states 22 weeks in the period, 4 at 60 minutes individual, 15 at 30 minutes group, 3 with no service, 690 total minutes delivered, and 1,320 total minutes required by the IEP for 22 weeks. It notes that individual sessions ended the week of September 22, 2025 when the provider’s caseload was reassigned, and that the IEP was not amended.</w:t>
-      </w:r>
-    </w:p>
-    <w:p>
-      <w:pPr>
-        <w:widowControl/>
-        <w:tabs>
-          <w:tab w:val="left" w:pos="720"/>
-        </w:tabs>
-        <w:spacing w:line="480"/>
-      </w:pPr>
-      <w:r>
-        <w:rPr>
-          <w:rFonts w:ascii="Times New Roman" w:cs="Times New Roman" w:eastAsia="Times New Roman" w:hAnsi="Times New Roman"/>
-          <w:sz w:val="24"/>
-          <w:szCs w:val="24"/>
-        </w:rPr>
-        <w:t xml:space="preserve">19.	On January 14, 2026, after Student reported that her speech sessions were now with two other students and half as long, the Parent asked the District for the service log and when individual sessions would resume. On January 21, 2026, the District sent the log and wrote that the pathologist’s caseload “was reassigned in September and individual sessions have not been available since”. On February 9, 2026, the Parent asked in writing that the District make up the missed minutes and restore individual sessions.</w:t>
+        <w:t xml:space="preserve">16.	The IEP requires speech-language therapy of 60 minutes per week, individual. From the week of September 22, 2025 the District delivered 30 minutes in a group of 3 instead, and its own service log gives the reason: “provider caseload reassigned; individual slot unavailable”. Over the log period it delivered 690 of the 1,320 minutes the IEP requires. The IEP was never amended to record the change, and no make-up was scheduled for the weeks the provider was absent (paragraphs 5, 6, 13 and 14).</w:t>
       </w:r>
     </w:p>
     <w:p>
@@ -741,24 +690,7 @@
           <w:sz w:val="24"/>
           <w:szCs w:val="24"/>
         </w:rPr>
-        <w:t xml:space="preserve">20.	The District’s speech-language evaluation is dated May 6, 2025; on the CELF-5 administered that day Student obtained a Core Language Score of 71 (2nd percentile), an Expressive Language Index of 68 and a Receptive Language Index of 79.</w:t>
-      </w:r>
-    </w:p>
-    <w:p>
-      <w:pPr>
-        <w:widowControl/>
-        <w:tabs>
-          <w:tab w:val="left" w:pos="720"/>
-        </w:tabs>
-        <w:spacing w:line="480"/>
-      </w:pPr>
-      <w:r>
-        <w:rPr>
-          <w:rFonts w:ascii="Times New Roman" w:cs="Times New Roman" w:eastAsia="Times New Roman" w:hAnsi="Times New Roman"/>
-          <w:sz w:val="24"/>
-          <w:szCs w:val="24"/>
-        </w:rPr>
-        <w:t xml:space="preserve">21.	At the August 21, 2025 IEP meeting the Parent asked that the District assess written expression, “which was not assessed in May 2025”. The team added 45 minutes per week of specially designed instruction in written expression. It declined the request, on the basis that the May 6, 2025 evaluation is current and the added instruction addresses the concern, and told the Parent she may request an independent educational evaluation if she disagrees with the District’s evaluation. The Parent signed the IEP on August 21, 2025 and wrote: “I agree with the services. I still want written expression tested.”</w:t>
+        <w:t xml:space="preserve">17.	The only speech-language evaluation of Student is the District’s of May 6, 2025, which did not assess written expression. The Parent asked at the August 21, 2025 IEP meeting that written expression be assessed, and the team answered by adding 45 minutes per week of specially designed instruction in it while declining to evaluate it — instruction in a skill the District has never measured. The Parent signed the IEP and wrote: “I agree with the services. I still want written expression tested.” (paragraphs 4 and 5).</w:t>
       </w:r>
     </w:p>
     <w:p>
@@ -807,24 +739,7 @@
           <w:sz w:val="24"/>
           <w:szCs w:val="24"/>
         </w:rPr>
-        <w:t xml:space="preserve">22.	On November 10, 2025, the Parent wrote that she disagreed with the May 6, 2025 evaluation because “It did not test written expression” and because Student’s language scores “do not match what I see at home”, and requested “an independent educational evaluation in speech-language and written expression at public expense”.</w:t>
-      </w:r>
-    </w:p>
-    <w:p>
-      <w:pPr>
-        <w:widowControl/>
-        <w:tabs>
-          <w:tab w:val="left" w:pos="720"/>
-        </w:tabs>
-        <w:spacing w:line="480"/>
-      </w:pPr>
-      <w:r>
-        <w:rPr>
-          <w:rFonts w:ascii="Times New Roman" w:cs="Times New Roman" w:eastAsia="Times New Roman" w:hAnsi="Times New Roman"/>
-          <w:sz w:val="24"/>
-          <w:szCs w:val="24"/>
-        </w:rPr>
-        <w:t xml:space="preserve">23.	By prior written notice dated December 4, 2025 the District declined to fund an independent educational evaluation, stating that it considers the May 6, 2025 evaluation appropriate and will assess written expression itself during the spring 2026 reevaluation window. The notice lists as the other option considered “Funding an independent evaluation in speech-language only”, rejected “because the district evaluation in that area is current”. The District did not file for a hearing. On February 9, 2026, the Parent wrote that she had not received a response about the independent evaluation beyond the December 4 notice.</w:t>
+        <w:t xml:space="preserve">18.	The Parent disagreed in writing with the May 6, 2025 evaluation and asked for an independent educational evaluation at public expense. The District declined by prior written notice, stating that it considers its own evaluation appropriate and will assess written expression itself in the spring 2026 reevaluation window, and it did not file a due process complaint to defend that evaluation (paragraphs 4, 8 and 10).</w:t>
       </w:r>
     </w:p>
     <w:p>
@@ -874,7 +789,7 @@
           <w:sz w:val="24"/>
           <w:szCs w:val="24"/>
         </w:rPr>
-        <w:t xml:space="preserve">24.	The Parent proposes the following resolution:</w:t>
+        <w:t xml:space="preserve">19.	The Parent proposes the following resolution:</w:t>
       </w:r>
     </w:p>
     <w:p>
@@ -893,7 +808,7 @@
           <w:sz w:val="24"/>
           <w:szCs w:val="24"/>
         </w:rPr>
-        <w:t xml:space="preserve">(a)	compensatory speech-language therapy, delivered individually, equal to the individual therapy minutes the IEP required and the District did not deliver individually from September 22, 2025 to the date of the order;</w:t>
+        <w:t xml:space="preserve">(a)	compensatory speech-language therapy, delivered individually, for the shortfall the District’s service log records between the 690 minutes delivered and the 1,320 minutes the IEP requires for those 22 weeks;</w:t>
       </w:r>
     </w:p>
     <w:p>
@@ -948,7 +863,7 @@
           <w:sz w:val="24"/>
           <w:szCs w:val="24"/>
         </w:rPr>
-        <w:t xml:space="preserve">25.	The Parent reserves the right to seek reasonable attorneys’ fees and costs under 20 U.S.C. § 1415(i)(3)(B).</w:t>
+        <w:t xml:space="preserve">20.	The Parent reserves the right to seek reasonable attorneys’ fees and costs under 20 U.S.C. § 1415(i)(3)(B).</w:t>
       </w:r>
     </w:p>
     <w:p>
@@ -982,7 +897,7 @@
           <w:sz w:val="24"/>
           <w:szCs w:val="24"/>
         </w:rPr>
-        <w:t xml:space="preserve">26.	Basis of the complaint, in the categories Form H-06E lists: the evaluation of Student, and the denial of a free appropriate public education.</w:t>
+        <w:t xml:space="preserve">21.	Basis of the complaint, in the categories Form H-06E lists: the evaluation of Student, and the denial of a free appropriate public education.</w:t>
       </w:r>
     </w:p>
     <w:p>

--- a/examples/pine-hollow/complaint.docx
+++ b/examples/pine-hollow/complaint.docx
@@ -1102,7 +1102,7 @@
           <w:sz w:val="24"/>
           <w:szCs w:val="24"/>
         </w:rPr>
-        <w:t xml:space="preserve">Counsel for Petitioner and the Parent certifies that on the date written below a true and complete copy of this Due Process Complaint Notice was served on the Superintendent of the Pine Hollow County Board of Education; and the North Carolina Department of Public Instruction, 6356 Mail Service Center, Raleigh, NC 27699-6356, by the method indicated below.</w:t>
+        <w:t xml:space="preserve">Counsel for Petitioner and the Parent certifies that on the date written below a true and complete copy of this Due Process Complaint Notice was served on each office named below, by the method indicated below.</w:t>
       </w:r>
     </w:p>
     <w:p>
@@ -1130,7 +1130,35 @@
           <w:sz w:val="24"/>
           <w:szCs w:val="24"/>
         </w:rPr>
-        <w:t xml:space="preserve">Name and address of each person served: ________________________________________________</w:t>
+        <w:t xml:space="preserve">Served on:</w:t>
+      </w:r>
+    </w:p>
+    <w:p>
+      <w:pPr>
+        <w:keepNext/>
+        <w:spacing w:after="240"/>
+      </w:pPr>
+      <w:r>
+        <w:rPr>
+          <w:rFonts w:ascii="Times New Roman" w:cs="Times New Roman" w:eastAsia="Times New Roman" w:hAnsi="Times New Roman"/>
+          <w:sz w:val="24"/>
+          <w:szCs w:val="24"/>
+        </w:rPr>
+        <w:t xml:space="preserve">Superintendent, Pine Hollow County Board of Education, 200 County Line Road, Pine Hollow, NC 27999</w:t>
+      </w:r>
+    </w:p>
+    <w:p>
+      <w:pPr>
+        <w:keepNext/>
+        <w:spacing w:after="240"/>
+      </w:pPr>
+      <w:r>
+        <w:rPr>
+          <w:rFonts w:ascii="Times New Roman" w:cs="Times New Roman" w:eastAsia="Times New Roman" w:hAnsi="Times New Roman"/>
+          <w:sz w:val="24"/>
+          <w:szCs w:val="24"/>
+        </w:rPr>
+        <w:t xml:space="preserve">North Carolina Department of Public Instruction, 6356 Mail Service Center, Raleigh, NC 27699-6356</w:t>
       </w:r>
     </w:p>
     <w:p>

--- a/examples/pine-hollow/complaint.docx
+++ b/examples/pine-hollow/complaint.docx
@@ -270,7 +270,7 @@
           <w:sz w:val="24"/>
           <w:szCs w:val="24"/>
         </w:rPr>
-        <w:t xml:space="preserve">I. INTRODUCTION</w:t>
+        <w:t xml:space="preserve">I. PRELIMINARY STATEMENT</w:t>
       </w:r>
     </w:p>
     <w:p>
@@ -287,7 +287,7 @@
           <w:sz w:val="24"/>
           <w:szCs w:val="24"/>
         </w:rPr>
-        <w:t xml:space="preserve">1.	Petitioner Maya Okafor (“Student”) is a student who is eligible for special education and related services under the category of Speech or Language Impairment (initially found eligible on February 14, 2020), and who attends Cedar Ridge Middle School in the Pine Hollow County Schools, for which the Pine Hollow County Board of Education is the responsible local educational agency and the respondent here (“District”). This due process complaint is brought on Student’s behalf by the parent, Grace Okafor (“Parent”). Petitioner and the Parent are represented by Renée Castillo of Castillo Education Law PLLC.</w:t>
+        <w:t xml:space="preserve">1.	Petitioner Maya Okafor (“Student”) is a student eligible for special education and related services under the category of Speech or Language Impairment, and attends Cedar Ridge Middle School in the Pine Hollow County Schools, for which the Pine Hollow County Board of Education is the responsible local educational agency and the respondent here (“District”). This due process complaint is brought on Student’s behalf by the parent, Grace Okafor (“Parent”). Petitioner and the Parent are represented by Renée Castillo of Castillo Education Law PLLC.</w:t>
       </w:r>
     </w:p>
     <w:p>
@@ -304,7 +304,7 @@
           <w:sz w:val="24"/>
           <w:szCs w:val="24"/>
         </w:rPr>
-        <w:t xml:space="preserve">2.	The District has denied Student a free appropriate public education (“FAPE”) by failing to implement the services the operative individualized education program (“IEP”) requires; by failing to evaluate Student appropriately; and by refusing to fund an independent educational evaluation at public expense without filing its own due process complaint. Petitioner requests an impartial due process hearing on the problems stated in this complaint.</w:t>
+        <w:t xml:space="preserve">2.	The District has denied Student a free appropriate public education by declining to assess written expression while adding instruction in it; by refusing to fund an independent educational evaluation without defending its own; by changing the delivery of Student’s speech-language therapy without prior written notice; and by delivering half the therapy the operative individualized education program requires, in a group where it requires individual sessions. Petitioner requests an impartial due process hearing on the problems stated in this complaint.</w:t>
       </w:r>
     </w:p>
     <w:p>
@@ -321,7 +321,7 @@
           <w:sz w:val="24"/>
           <w:szCs w:val="24"/>
         </w:rPr>
-        <w:t xml:space="preserve">II. CONTACT AND RESIDENCE INFORMATION</w:t>
+        <w:t xml:space="preserve">II. REQUIRED INFORMATION</w:t>
       </w:r>
     </w:p>
     <w:p>
@@ -338,6 +338,447 @@
           <w:szCs w:val="24"/>
         </w:rPr>
         <w:t xml:space="preserve">34 C.F.R. § 300.508(b)(1)–(3).</w:t>
+      </w:r>
+    </w:p>
+    <w:tbl>
+      <w:tblPr>
+        <w:tblW w:type="dxa" w:w="9360"/>
+        <w:tblBorders>
+          <w:top w:val="single" w:color="auto" w:sz="4"/>
+          <w:left w:val="single" w:color="auto" w:sz="4"/>
+          <w:bottom w:val="single" w:color="auto" w:sz="4"/>
+          <w:right w:val="single" w:color="auto" w:sz="4"/>
+          <w:insideH w:val="single" w:color="auto" w:sz="4"/>
+          <w:insideV w:val="single" w:color="auto" w:sz="4"/>
+        </w:tblBorders>
+      </w:tblPr>
+      <w:tblGrid>
+        <w:gridCol w:w="100"/>
+        <w:gridCol w:w="100"/>
+      </w:tblGrid>
+      <w:tr>
+        <w:trPr>
+          <w:tblHeader/>
+        </w:trPr>
+        <w:tc>
+          <w:tcPr>
+            <w:tcBorders>
+              <w:top w:val="single" w:color="000000" w:sz="6"/>
+              <w:left w:val="single" w:color="000000" w:sz="6"/>
+              <w:bottom w:val="single" w:color="000000" w:sz="6"/>
+              <w:right w:val="single" w:color="000000" w:sz="6"/>
+            </w:tcBorders>
+            <w:tcMar>
+              <w:top w:type="dxa" w:w="60"/>
+              <w:left w:type="dxa" w:w="100"/>
+              <w:bottom w:type="dxa" w:w="60"/>
+              <w:right w:type="dxa" w:w="100"/>
+            </w:tcMar>
+          </w:tcPr>
+          <w:p>
+            <w:pPr>
+              <w:spacing w:line="240"/>
+            </w:pPr>
+            <w:r>
+              <w:rPr>
+                <w:rFonts w:ascii="Times New Roman" w:cs="Times New Roman" w:eastAsia="Times New Roman" w:hAnsi="Times New Roman"/>
+                <w:b/>
+                <w:bCs/>
+                <w:sz w:val="22"/>
+                <w:szCs w:val="22"/>
+              </w:rPr>
+              <w:t xml:space="preserve">Required element</w:t>
+            </w:r>
+          </w:p>
+        </w:tc>
+        <w:tc>
+          <w:tcPr>
+            <w:tcBorders>
+              <w:top w:val="single" w:color="000000" w:sz="6"/>
+              <w:left w:val="single" w:color="000000" w:sz="6"/>
+              <w:bottom w:val="single" w:color="000000" w:sz="6"/>
+              <w:right w:val="single" w:color="000000" w:sz="6"/>
+            </w:tcBorders>
+            <w:tcMar>
+              <w:top w:type="dxa" w:w="60"/>
+              <w:left w:type="dxa" w:w="100"/>
+              <w:bottom w:type="dxa" w:w="60"/>
+              <w:right w:type="dxa" w:w="100"/>
+            </w:tcMar>
+          </w:tcPr>
+          <w:p>
+            <w:pPr>
+              <w:spacing w:line="240"/>
+            </w:pPr>
+            <w:r>
+              <w:rPr>
+                <w:rFonts w:ascii="Times New Roman" w:cs="Times New Roman" w:eastAsia="Times New Roman" w:hAnsi="Times New Roman"/>
+                <w:b/>
+                <w:bCs/>
+                <w:sz w:val="22"/>
+                <w:szCs w:val="22"/>
+              </w:rPr>
+              <w:t xml:space="preserve">As provided</w:t>
+            </w:r>
+          </w:p>
+        </w:tc>
+      </w:tr>
+      <w:tr>
+        <w:trPr>
+          <w:tblHeader w:val="false"/>
+        </w:trPr>
+        <w:tc>
+          <w:tcPr>
+            <w:tcBorders>
+              <w:top w:val="single" w:color="000000" w:sz="6"/>
+              <w:left w:val="single" w:color="000000" w:sz="6"/>
+              <w:bottom w:val="single" w:color="000000" w:sz="6"/>
+              <w:right w:val="single" w:color="000000" w:sz="6"/>
+            </w:tcBorders>
+            <w:tcMar>
+              <w:top w:type="dxa" w:w="60"/>
+              <w:left w:type="dxa" w:w="100"/>
+              <w:bottom w:type="dxa" w:w="60"/>
+              <w:right w:type="dxa" w:w="100"/>
+            </w:tcMar>
+          </w:tcPr>
+          <w:p>
+            <w:pPr>
+              <w:spacing w:line="240"/>
+            </w:pPr>
+            <w:r>
+              <w:rPr>
+                <w:rFonts w:ascii="Times New Roman" w:cs="Times New Roman" w:eastAsia="Times New Roman" w:hAnsi="Times New Roman"/>
+                <w:b w:val="false"/>
+                <w:bCs w:val="false"/>
+                <w:sz w:val="22"/>
+                <w:szCs w:val="22"/>
+              </w:rPr>
+              <w:t xml:space="preserve">Name of the child</w:t>
+            </w:r>
+          </w:p>
+        </w:tc>
+        <w:tc>
+          <w:tcPr>
+            <w:tcBorders>
+              <w:top w:val="single" w:color="000000" w:sz="6"/>
+              <w:left w:val="single" w:color="000000" w:sz="6"/>
+              <w:bottom w:val="single" w:color="000000" w:sz="6"/>
+              <w:right w:val="single" w:color="000000" w:sz="6"/>
+            </w:tcBorders>
+            <w:tcMar>
+              <w:top w:type="dxa" w:w="60"/>
+              <w:left w:type="dxa" w:w="100"/>
+              <w:bottom w:type="dxa" w:w="60"/>
+              <w:right w:type="dxa" w:w="100"/>
+            </w:tcMar>
+          </w:tcPr>
+          <w:p>
+            <w:pPr>
+              <w:spacing w:line="240"/>
+            </w:pPr>
+            <w:r>
+              <w:rPr>
+                <w:rFonts w:ascii="Times New Roman" w:cs="Times New Roman" w:eastAsia="Times New Roman" w:hAnsi="Times New Roman"/>
+                <w:b w:val="false"/>
+                <w:bCs w:val="false"/>
+                <w:sz w:val="22"/>
+                <w:szCs w:val="22"/>
+              </w:rPr>
+              <w:t xml:space="preserve">Maya Okafor</w:t>
+            </w:r>
+          </w:p>
+        </w:tc>
+      </w:tr>
+      <w:tr>
+        <w:trPr>
+          <w:tblHeader w:val="false"/>
+        </w:trPr>
+        <w:tc>
+          <w:tcPr>
+            <w:tcBorders>
+              <w:top w:val="single" w:color="000000" w:sz="6"/>
+              <w:left w:val="single" w:color="000000" w:sz="6"/>
+              <w:bottom w:val="single" w:color="000000" w:sz="6"/>
+              <w:right w:val="single" w:color="000000" w:sz="6"/>
+            </w:tcBorders>
+            <w:tcMar>
+              <w:top w:type="dxa" w:w="60"/>
+              <w:left w:type="dxa" w:w="100"/>
+              <w:bottom w:type="dxa" w:w="60"/>
+              <w:right w:type="dxa" w:w="100"/>
+            </w:tcMar>
+          </w:tcPr>
+          <w:p>
+            <w:pPr>
+              <w:spacing w:line="240"/>
+            </w:pPr>
+            <w:r>
+              <w:rPr>
+                <w:rFonts w:ascii="Times New Roman" w:cs="Times New Roman" w:eastAsia="Times New Roman" w:hAnsi="Times New Roman"/>
+                <w:b w:val="false"/>
+                <w:bCs w:val="false"/>
+                <w:sz w:val="22"/>
+                <w:szCs w:val="22"/>
+              </w:rPr>
+              <w:t xml:space="preserve">Address of the child’s residence</w:t>
+            </w:r>
+          </w:p>
+        </w:tc>
+        <w:tc>
+          <w:tcPr>
+            <w:tcBorders>
+              <w:top w:val="single" w:color="000000" w:sz="6"/>
+              <w:left w:val="single" w:color="000000" w:sz="6"/>
+              <w:bottom w:val="single" w:color="000000" w:sz="6"/>
+              <w:right w:val="single" w:color="000000" w:sz="6"/>
+            </w:tcBorders>
+            <w:tcMar>
+              <w:top w:type="dxa" w:w="60"/>
+              <w:left w:type="dxa" w:w="100"/>
+              <w:bottom w:type="dxa" w:w="60"/>
+              <w:right w:type="dxa" w:w="100"/>
+            </w:tcMar>
+          </w:tcPr>
+          <w:p>
+            <w:pPr>
+              <w:spacing w:line="240"/>
+            </w:pPr>
+            <w:r>
+              <w:rPr>
+                <w:rFonts w:ascii="Times New Roman" w:cs="Times New Roman" w:eastAsia="Times New Roman" w:hAnsi="Times New Roman"/>
+                <w:b w:val="false"/>
+                <w:bCs w:val="false"/>
+                <w:sz w:val="22"/>
+                <w:szCs w:val="22"/>
+              </w:rPr>
+              <w:t xml:space="preserve">72 Laurel Court, Pine Hollow, NC 27999</w:t>
+            </w:r>
+          </w:p>
+        </w:tc>
+      </w:tr>
+      <w:tr>
+        <w:trPr>
+          <w:tblHeader w:val="false"/>
+        </w:trPr>
+        <w:tc>
+          <w:tcPr>
+            <w:tcBorders>
+              <w:top w:val="single" w:color="000000" w:sz="6"/>
+              <w:left w:val="single" w:color="000000" w:sz="6"/>
+              <w:bottom w:val="single" w:color="000000" w:sz="6"/>
+              <w:right w:val="single" w:color="000000" w:sz="6"/>
+            </w:tcBorders>
+            <w:tcMar>
+              <w:top w:type="dxa" w:w="60"/>
+              <w:left w:type="dxa" w:w="100"/>
+              <w:bottom w:type="dxa" w:w="60"/>
+              <w:right w:type="dxa" w:w="100"/>
+            </w:tcMar>
+          </w:tcPr>
+          <w:p>
+            <w:pPr>
+              <w:spacing w:line="240"/>
+            </w:pPr>
+            <w:r>
+              <w:rPr>
+                <w:rFonts w:ascii="Times New Roman" w:cs="Times New Roman" w:eastAsia="Times New Roman" w:hAnsi="Times New Roman"/>
+                <w:b w:val="false"/>
+                <w:bCs w:val="false"/>
+                <w:sz w:val="22"/>
+                <w:szCs w:val="22"/>
+              </w:rPr>
+              <w:t xml:space="preserve">Name of the school the child attends</w:t>
+            </w:r>
+          </w:p>
+        </w:tc>
+        <w:tc>
+          <w:tcPr>
+            <w:tcBorders>
+              <w:top w:val="single" w:color="000000" w:sz="6"/>
+              <w:left w:val="single" w:color="000000" w:sz="6"/>
+              <w:bottom w:val="single" w:color="000000" w:sz="6"/>
+              <w:right w:val="single" w:color="000000" w:sz="6"/>
+            </w:tcBorders>
+            <w:tcMar>
+              <w:top w:type="dxa" w:w="60"/>
+              <w:left w:type="dxa" w:w="100"/>
+              <w:bottom w:type="dxa" w:w="60"/>
+              <w:right w:type="dxa" w:w="100"/>
+            </w:tcMar>
+          </w:tcPr>
+          <w:p>
+            <w:pPr>
+              <w:spacing w:line="240"/>
+            </w:pPr>
+            <w:r>
+              <w:rPr>
+                <w:rFonts w:ascii="Times New Roman" w:cs="Times New Roman" w:eastAsia="Times New Roman" w:hAnsi="Times New Roman"/>
+                <w:b w:val="false"/>
+                <w:bCs w:val="false"/>
+                <w:sz w:val="22"/>
+                <w:szCs w:val="22"/>
+              </w:rPr>
+              <w:t xml:space="preserve">Cedar Ridge Middle School</w:t>
+            </w:r>
+          </w:p>
+        </w:tc>
+      </w:tr>
+      <w:tr>
+        <w:trPr>
+          <w:tblHeader w:val="false"/>
+        </w:trPr>
+        <w:tc>
+          <w:tcPr>
+            <w:tcBorders>
+              <w:top w:val="single" w:color="000000" w:sz="6"/>
+              <w:left w:val="single" w:color="000000" w:sz="6"/>
+              <w:bottom w:val="single" w:color="000000" w:sz="6"/>
+              <w:right w:val="single" w:color="000000" w:sz="6"/>
+            </w:tcBorders>
+            <w:tcMar>
+              <w:top w:type="dxa" w:w="60"/>
+              <w:left w:type="dxa" w:w="100"/>
+              <w:bottom w:type="dxa" w:w="60"/>
+              <w:right w:type="dxa" w:w="100"/>
+            </w:tcMar>
+          </w:tcPr>
+          <w:p>
+            <w:pPr>
+              <w:spacing w:line="240"/>
+            </w:pPr>
+            <w:r>
+              <w:rPr>
+                <w:rFonts w:ascii="Times New Roman" w:cs="Times New Roman" w:eastAsia="Times New Roman" w:hAnsi="Times New Roman"/>
+                <w:b w:val="false"/>
+                <w:bCs w:val="false"/>
+                <w:sz w:val="22"/>
+                <w:szCs w:val="22"/>
+              </w:rPr>
+              <w:t xml:space="preserve">Date of birth</w:t>
+            </w:r>
+          </w:p>
+        </w:tc>
+        <w:tc>
+          <w:tcPr>
+            <w:tcBorders>
+              <w:top w:val="single" w:color="000000" w:sz="6"/>
+              <w:left w:val="single" w:color="000000" w:sz="6"/>
+              <w:bottom w:val="single" w:color="000000" w:sz="6"/>
+              <w:right w:val="single" w:color="000000" w:sz="6"/>
+            </w:tcBorders>
+            <w:tcMar>
+              <w:top w:type="dxa" w:w="60"/>
+              <w:left w:type="dxa" w:w="100"/>
+              <w:bottom w:type="dxa" w:w="60"/>
+              <w:right w:type="dxa" w:w="100"/>
+            </w:tcMar>
+          </w:tcPr>
+          <w:p>
+            <w:pPr>
+              <w:spacing w:line="240"/>
+            </w:pPr>
+            <w:r>
+              <w:rPr>
+                <w:rFonts w:ascii="Times New Roman" w:cs="Times New Roman" w:eastAsia="Times New Roman" w:hAnsi="Times New Roman"/>
+                <w:b w:val="false"/>
+                <w:bCs w:val="false"/>
+                <w:sz w:val="22"/>
+                <w:szCs w:val="22"/>
+              </w:rPr>
+              <w:t xml:space="preserve">April 19, 2013</w:t>
+            </w:r>
+          </w:p>
+        </w:tc>
+      </w:tr>
+      <w:tr>
+        <w:trPr>
+          <w:tblHeader w:val="false"/>
+        </w:trPr>
+        <w:tc>
+          <w:tcPr>
+            <w:tcBorders>
+              <w:top w:val="single" w:color="000000" w:sz="6"/>
+              <w:left w:val="single" w:color="000000" w:sz="6"/>
+              <w:bottom w:val="single" w:color="000000" w:sz="6"/>
+              <w:right w:val="single" w:color="000000" w:sz="6"/>
+            </w:tcBorders>
+            <w:tcMar>
+              <w:top w:type="dxa" w:w="60"/>
+              <w:left w:type="dxa" w:w="100"/>
+              <w:bottom w:type="dxa" w:w="60"/>
+              <w:right w:type="dxa" w:w="100"/>
+            </w:tcMar>
+          </w:tcPr>
+          <w:p>
+            <w:pPr>
+              <w:spacing w:line="240"/>
+            </w:pPr>
+            <w:r>
+              <w:rPr>
+                <w:rFonts w:ascii="Times New Roman" w:cs="Times New Roman" w:eastAsia="Times New Roman" w:hAnsi="Times New Roman"/>
+                <w:b w:val="false"/>
+                <w:bCs w:val="false"/>
+                <w:sz w:val="22"/>
+                <w:szCs w:val="22"/>
+              </w:rPr>
+              <w:t xml:space="preserve">Contact for the Parent</w:t>
+            </w:r>
+          </w:p>
+        </w:tc>
+        <w:tc>
+          <w:tcPr>
+            <w:tcBorders>
+              <w:top w:val="single" w:color="000000" w:sz="6"/>
+              <w:left w:val="single" w:color="000000" w:sz="6"/>
+              <w:bottom w:val="single" w:color="000000" w:sz="6"/>
+              <w:right w:val="single" w:color="000000" w:sz="6"/>
+            </w:tcBorders>
+            <w:tcMar>
+              <w:top w:type="dxa" w:w="60"/>
+              <w:left w:type="dxa" w:w="100"/>
+              <w:bottom w:type="dxa" w:w="60"/>
+              <w:right w:type="dxa" w:w="100"/>
+            </w:tcMar>
+          </w:tcPr>
+          <w:p>
+            <w:pPr>
+              <w:spacing w:line="240"/>
+            </w:pPr>
+            <w:r>
+              <w:rPr>
+                <w:rFonts w:ascii="Times New Roman" w:cs="Times New Roman" w:eastAsia="Times New Roman" w:hAnsi="Times New Roman"/>
+                <w:b w:val="false"/>
+                <w:bCs w:val="false"/>
+                <w:sz w:val="22"/>
+                <w:szCs w:val="22"/>
+              </w:rPr>
+              <w:t xml:space="preserve">grace.okafor@example.com, (555) 010-2088</w:t>
+            </w:r>
+          </w:p>
+        </w:tc>
+      </w:tr>
+    </w:tbl>
+    <w:p>
+      <w:pPr>
+        <w:spacing w:after="160"/>
+      </w:pPr>
+    </w:p>
+    <w:p>
+      <w:pPr>
+        <w:keepNext/>
+        <w:spacing w:after="160" w:before="480"/>
+        <w:jc w:val="center"/>
+      </w:pPr>
+      <w:r>
+        <w:rPr>
+          <w:rFonts w:ascii="Times New Roman" w:cs="Times New Roman" w:eastAsia="Times New Roman" w:hAnsi="Times New Roman"/>
+          <w:b/>
+          <w:bCs/>
+          <w:sz w:val="24"/>
+          <w:szCs w:val="24"/>
+        </w:rPr>
+        <w:t xml:space="preserve">III. JURISDICTION, TIMELINESS AND BURDEN</w:t>
       </w:r>
     </w:p>
     <w:p>
@@ -354,24 +795,7 @@
           <w:sz w:val="24"/>
           <w:szCs w:val="24"/>
         </w:rPr>
-        <w:t xml:space="preserve">3.	Student was born on April 19, 2013, resides with the Parent at 72 Laurel Court, Pine Hollow, NC 27999, and is enrolled at Cedar Ridge Middle School. The Parent may be reached at grace.okafor@example.com and (555) 010-2088.</w:t>
-      </w:r>
-    </w:p>
-    <w:p>
-      <w:pPr>
-        <w:keepNext/>
-        <w:spacing w:after="160" w:before="480"/>
-        <w:jc w:val="center"/>
-      </w:pPr>
-      <w:r>
-        <w:rPr>
-          <w:rFonts w:ascii="Times New Roman" w:cs="Times New Roman" w:eastAsia="Times New Roman" w:hAnsi="Times New Roman"/>
-          <w:b/>
-          <w:bCs/>
-          <w:sz w:val="24"/>
-          <w:szCs w:val="24"/>
-        </w:rPr>
-        <w:t xml:space="preserve">III. STATEMENT OF FACTS</w:t>
+        <w:t xml:space="preserve">3.	A parent may file a due process complaint on any matter relating to the identification, evaluation or educational placement of a child with a disability, or the provision of a free appropriate public education to the child. 34 C.F.R. § 300.507(a)(1). North Carolina sets its own time limitation for filing, which is shorter than the two-year period in 34 C.F.R. § 300.507(a)(2). The violations pleaded below begin with the individualized education program team meeting of August 21, 2025 and continue to the date of this complaint.</w:t>
       </w:r>
     </w:p>
     <w:p>
@@ -388,7 +812,24 @@
           <w:sz w:val="24"/>
           <w:szCs w:val="24"/>
         </w:rPr>
-        <w:t xml:space="preserve">4.	On May 6, 2025, the District’s speech-language pathologist administered the CELF-5 to Student; on that administration Student obtained a Core Language Score of 71 (2nd percentile), an Expressive Language Index of 68 and a Receptive Language Index of 79.</w:t>
+        <w:t xml:space="preserve">4.	Student resides in the District, which is the local educational agency responsible for making a free appropriate public education available to Student. 34 C.F.R. § 300.101.</w:t>
+      </w:r>
+    </w:p>
+    <w:p>
+      <w:pPr>
+        <w:keepNext/>
+        <w:spacing w:after="160" w:before="480"/>
+        <w:jc w:val="center"/>
+      </w:pPr>
+      <w:r>
+        <w:rPr>
+          <w:rFonts w:ascii="Times New Roman" w:cs="Times New Roman" w:eastAsia="Times New Roman" w:hAnsi="Times New Roman"/>
+          <w:b/>
+          <w:bCs/>
+          <w:sz w:val="24"/>
+          <w:szCs w:val="24"/>
+        </w:rPr>
+        <w:t xml:space="preserve">IV. STATEMENT OF FACTS</w:t>
       </w:r>
     </w:p>
     <w:p>
@@ -405,7 +846,7 @@
           <w:sz w:val="24"/>
           <w:szCs w:val="24"/>
         </w:rPr>
-        <w:t xml:space="preserve">5.	On August 21, 2025, the IEP team met for Student’s annual review; the IEP provides speech-language therapy at 60 minutes per week, individual, from August 21, 2025 to August 20, 2026; the team declined the Parent’s request that the District assess written expression; and the Parent signed, writing that she still wanted written expression tested.</w:t>
+        <w:t xml:space="preserve">5.	On May 6, 2025, the District administered the CELF-5 to Student. Student obtained a Core Language Score of 71, at the 2nd percentile, an Expressive Language Index of 68 and a Receptive Language Index of 79. (p. 1).</w:t>
       </w:r>
     </w:p>
     <w:p>
@@ -422,7 +863,7 @@
           <w:sz w:val="24"/>
           <w:szCs w:val="24"/>
         </w:rPr>
-        <w:t xml:space="preserve">6.	In the week of September 22, 2025, individual speech-language sessions ended when the provider’s caseload was reassigned; the log records 30 minutes in a group of 3 for that week.</w:t>
+        <w:t xml:space="preserve">6.	The individualized education program dated August 21, 2025 records that written expression “was not assessed in May 2025,” and records the Parent’s request that the District assess it. (p. 1).</w:t>
       </w:r>
     </w:p>
     <w:p>
@@ -439,7 +880,7 @@
           <w:sz w:val="24"/>
           <w:szCs w:val="24"/>
         </w:rPr>
-        <w:t xml:space="preserve">7.	In the week of October 27, 2025, the log records no speech-language service for the week (provider absent; no make-up scheduled).</w:t>
+        <w:t xml:space="preserve">7.	The same document records the teacher’s report that Student “does not raise her hand and gives one-word answers when called on,” and that Student produces sentences of four to six words and omits verb tense markers. (p. 1).</w:t>
       </w:r>
     </w:p>
     <w:p>
@@ -456,7 +897,7 @@
           <w:sz w:val="24"/>
           <w:szCs w:val="24"/>
         </w:rPr>
-        <w:t xml:space="preserve">8.	On November 10, 2025, the Parent requested in writing an independent educational evaluation in speech-language and written expression at public expense, stating disagreement with the evaluation of May 6, 2025.</w:t>
+        <w:t xml:space="preserve">8.	The individualized education program dated August 21, 2025 provides speech-language therapy at 60 minutes per week, individual, in the speech room, from August 21, 2025 to August 20, 2026, and specially designed instruction in written expression at 45 minutes per week in the resource room. (p. 1).</w:t>
       </w:r>
     </w:p>
     <w:p>
@@ -473,7 +914,7 @@
           <w:sz w:val="24"/>
           <w:szCs w:val="24"/>
         </w:rPr>
-        <w:t xml:space="preserve">9.	In the week of November 24, 2025, the log records no speech-language service for the week (holiday week).</w:t>
+        <w:t xml:space="preserve">9.	The prior written notice within that document records that the team “declined the parent’s request to reevaluate written expression, on the basis that the 05/06/2025 evaluation is current and the added instruction addresses the concern.” (p. 2).</w:t>
       </w:r>
     </w:p>
     <w:p>
@@ -490,7 +931,7 @@
           <w:sz w:val="24"/>
           <w:szCs w:val="24"/>
         </w:rPr>
-        <w:t xml:space="preserve">10.	On December 4, 2025, the District issued a prior written notice declining to fund an independent educational evaluation, stating that it considers the May 6, 2025 evaluation appropriate and will assess written expression in the spring 2026 reevaluation window.</w:t>
+        <w:t xml:space="preserve">10.	The Parent signed that individualized education program on August 21, 2025 and wrote: “I agree with the services. I still want written expression tested.” (p. 2).</w:t>
       </w:r>
     </w:p>
     <w:p>
@@ -507,7 +948,7 @@
           <w:sz w:val="24"/>
           <w:szCs w:val="24"/>
         </w:rPr>
-        <w:t xml:space="preserve">11.	On January 14, 2026, the Parent wrote to the District that Student reported her speech sessions were with two other students and half as long, and asked for the service log and when individual sessions would resume.</w:t>
+        <w:t xml:space="preserve">11.	In the week of September 22, 2025 the District’s related service log records 30 minutes of speech-language therapy in a group of 3, with the note “provider caseload reassigned; individual slot unavailable.” (p. 1).</w:t>
       </w:r>
     </w:p>
     <w:p>
@@ -524,7 +965,7 @@
           <w:sz w:val="24"/>
           <w:szCs w:val="24"/>
         </w:rPr>
-        <w:t xml:space="preserve">12.	In the week of January 19, 2026, the log records no speech-language service for the week (provider absent; no make-up scheduled).</w:t>
+        <w:t xml:space="preserve">12.	On November 10, 2025, the Parent requested in writing an independent educational evaluation in speech-language and written expression at public expense, stating her disagreement with the evaluation dated May 6, 2025. (p. 1).</w:t>
       </w:r>
     </w:p>
     <w:p>
@@ -541,7 +982,7 @@
           <w:sz w:val="24"/>
           <w:szCs w:val="24"/>
         </w:rPr>
-        <w:t xml:space="preserve">13.	On January 21, 2026, the District sent the speech-language service log and wrote that the provider’s caseload was reassigned in September and individual sessions have not been available since; it expects to post a second SLP position this spring.</w:t>
+        <w:t xml:space="preserve">13.	On December 4, 2025, the District issued a prior written notice declining to fund an independent educational evaluation, stating that it “considers the May 6, 2025 evaluation to be appropriate” and that it “will conduct its own assessment of written expression during the spring 2026 reevaluation window.” (p. 1).</w:t>
       </w:r>
     </w:p>
     <w:p>
@@ -558,7 +999,7 @@
           <w:sz w:val="24"/>
           <w:szCs w:val="24"/>
         </w:rPr>
-        <w:t xml:space="preserve">14.	On January 30, 2026, the service log period ended; its summary states 22 weeks, 4 at 60 minutes individual, 15 at 30 minutes group, 3 with no service, and 690 total minutes delivered against 1,320 required by the IEP for 22 weeks.</w:t>
+        <w:t xml:space="preserve">14.	On January 14, 2026, the Parent wrote that Student reported her speech sessions were now with two other students and half as long, and asked for the service log and when individual sessions would resume. (p. 1).</w:t>
       </w:r>
     </w:p>
     <w:p>
@@ -575,56 +1016,7 @@
           <w:sz w:val="24"/>
           <w:szCs w:val="24"/>
         </w:rPr>
-        <w:t xml:space="preserve">15.	On February 9, 2026, the Parent wrote that the log shows 690 minutes delivered against 1,320 required, asked the District to make up the missed minutes and restore individual sessions now, and noted no response about the independent evaluation beyond the December 4 notice.</w:t>
-      </w:r>
-    </w:p>
-    <w:p>
-      <w:pPr>
-        <w:keepNext/>
-        <w:spacing w:after="160" w:before="480"/>
-        <w:jc w:val="center"/>
-      </w:pPr>
-      <w:r>
-        <w:rPr>
-          <w:rFonts w:ascii="Times New Roman" w:cs="Times New Roman" w:eastAsia="Times New Roman" w:hAnsi="Times New Roman"/>
-          <w:b/>
-          <w:bCs/>
-          <w:sz w:val="24"/>
-          <w:szCs w:val="24"/>
-        </w:rPr>
-        <w:t xml:space="preserve">IV. STATEMENT OF THE PROBLEMS</w:t>
-      </w:r>
-    </w:p>
-    <w:p>
-      <w:pPr>
-        <w:keepNext/>
-        <w:spacing w:after="80" w:before="360"/>
-      </w:pPr>
-      <w:r>
-        <w:rPr>
-          <w:rFonts w:ascii="Times New Roman" w:cs="Times New Roman" w:eastAsia="Times New Roman" w:hAnsi="Times New Roman"/>
-          <w:b/>
-          <w:bCs/>
-          <w:sz w:val="24"/>
-          <w:szCs w:val="24"/>
-        </w:rPr>
-        <w:t xml:space="preserve">A. Failure to implement the services the IEP requires</w:t>
-      </w:r>
-    </w:p>
-    <w:p>
-      <w:pPr>
-        <w:keepNext/>
-        <w:spacing w:after="200"/>
-      </w:pPr>
-      <w:r>
-        <w:rPr>
-          <w:rFonts w:ascii="Times New Roman" w:cs="Times New Roman" w:eastAsia="Times New Roman" w:hAnsi="Times New Roman"/>
-          <w:i/>
-          <w:iCs/>
-          <w:sz w:val="24"/>
-          <w:szCs w:val="24"/>
-        </w:rPr>
-        <w:t xml:space="preserve">34 C.F.R. § 300.323.</w:t>
+        <w:t xml:space="preserve">15.	On January 21, 2026, the District sent the service log and wrote that the provider’s “caseload was reassigned in September and individual sessions have not been available since,” and that it expected to “post a second SLP position this spring.” (p. 1).</w:t>
       </w:r>
     </w:p>
     <w:p>
@@ -641,39 +1033,7 @@
           <w:sz w:val="24"/>
           <w:szCs w:val="24"/>
         </w:rPr>
-        <w:t xml:space="preserve">16.	The IEP requires speech-language therapy of 60 minutes per week, individual. From the week of September 22, 2025 the District delivered 30 minutes in a group of 3 instead, and its own service log gives the reason: “provider caseload reassigned; individual slot unavailable”. Over the log period it delivered 690 of the 1,320 minutes the IEP requires. The IEP was never amended to record the change, and no make-up was scheduled for the weeks the provider was absent (paragraphs 5, 6, 13 and 14).</w:t>
-      </w:r>
-    </w:p>
-    <w:p>
-      <w:pPr>
-        <w:keepNext/>
-        <w:spacing w:after="80" w:before="360"/>
-      </w:pPr>
-      <w:r>
-        <w:rPr>
-          <w:rFonts w:ascii="Times New Roman" w:cs="Times New Roman" w:eastAsia="Times New Roman" w:hAnsi="Times New Roman"/>
-          <w:b/>
-          <w:bCs/>
-          <w:sz w:val="24"/>
-          <w:szCs w:val="24"/>
-        </w:rPr>
-        <w:t xml:space="preserve">B. Failure to evaluate Student appropriately</w:t>
-      </w:r>
-    </w:p>
-    <w:p>
-      <w:pPr>
-        <w:keepNext/>
-        <w:spacing w:after="200"/>
-      </w:pPr>
-      <w:r>
-        <w:rPr>
-          <w:rFonts w:ascii="Times New Roman" w:cs="Times New Roman" w:eastAsia="Times New Roman" w:hAnsi="Times New Roman"/>
-          <w:i/>
-          <w:iCs/>
-          <w:sz w:val="24"/>
-          <w:szCs w:val="24"/>
-        </w:rPr>
-        <w:t xml:space="preserve">34 C.F.R. §§ 300.301–300.311.</w:t>
+        <w:t xml:space="preserve">16.	The District’s related service log for August 25, 2025 through January 30, 2026 records 22 weeks in the period: 4 weeks at 60 minutes individual, 15 weeks at 30 minutes in a group of 3, and 3 weeks with no service. It records 690 total minutes delivered against 1,320 minutes required by the individualized education program for those weeks, and states: “The IEP was not amended.” (p. 1).</w:t>
       </w:r>
     </w:p>
     <w:p>
@@ -690,39 +1050,7 @@
           <w:sz w:val="24"/>
           <w:szCs w:val="24"/>
         </w:rPr>
-        <w:t xml:space="preserve">17.	The only speech-language evaluation of Student is the District’s of May 6, 2025, which did not assess written expression. The Parent asked at the August 21, 2025 IEP meeting that written expression be assessed, and the team answered by adding 45 minutes per week of specially designed instruction in it while declining to evaluate it — instruction in a skill the District has never measured. The Parent signed the IEP and wrote: “I agree with the services. I still want written expression tested.” (paragraphs 4 and 5).</w:t>
-      </w:r>
-    </w:p>
-    <w:p>
-      <w:pPr>
-        <w:keepNext/>
-        <w:spacing w:after="80" w:before="360"/>
-      </w:pPr>
-      <w:r>
-        <w:rPr>
-          <w:rFonts w:ascii="Times New Roman" w:cs="Times New Roman" w:eastAsia="Times New Roman" w:hAnsi="Times New Roman"/>
-          <w:b/>
-          <w:bCs/>
-          <w:sz w:val="24"/>
-          <w:szCs w:val="24"/>
-        </w:rPr>
-        <w:t xml:space="preserve">C. Refusal to fund an independent educational evaluation</w:t>
-      </w:r>
-    </w:p>
-    <w:p>
-      <w:pPr>
-        <w:keepNext/>
-        <w:spacing w:after="200"/>
-      </w:pPr>
-      <w:r>
-        <w:rPr>
-          <w:rFonts w:ascii="Times New Roman" w:cs="Times New Roman" w:eastAsia="Times New Roman" w:hAnsi="Times New Roman"/>
-          <w:i/>
-          <w:iCs/>
-          <w:sz w:val="24"/>
-          <w:szCs w:val="24"/>
-        </w:rPr>
-        <w:t xml:space="preserve">34 C.F.R. § 300.502(b).</w:t>
+        <w:t xml:space="preserve">17.	The same log records no service in the weeks of October 27, 2025 and January 19, 2026, each noted “provider absent; no make-up scheduled.” (p. 1).</w:t>
       </w:r>
     </w:p>
     <w:p>
@@ -739,7 +1067,7 @@
           <w:sz w:val="24"/>
           <w:szCs w:val="24"/>
         </w:rPr>
-        <w:t xml:space="preserve">18.	The Parent disagreed in writing with the May 6, 2025 evaluation and asked for an independent educational evaluation at public expense. The District declined by prior written notice, stating that it considers its own evaluation appropriate and will assess written expression itself in the spring 2026 reevaluation window, and it did not file a due process complaint to defend that evaluation (paragraphs 4, 8 and 10).</w:t>
+        <w:t xml:space="preserve">18.	On February 9, 2026, the Parent wrote that the log shows 690 minutes delivered against 1,320 required, asked the District to make up the missed minutes and restore individual sessions, and recorded that she had received no response about the independent evaluation beyond the December 4, 2025 notice. (p. 1).</w:t>
       </w:r>
     </w:p>
     <w:p>
@@ -756,7 +1084,23 @@
           <w:sz w:val="24"/>
           <w:szCs w:val="24"/>
         </w:rPr>
-        <w:t xml:space="preserve">V. PROPOSED RESOLUTION</w:t>
+        <w:t xml:space="preserve">V. STATEMENT OF THE PROBLEMS</w:t>
+      </w:r>
+    </w:p>
+    <w:p>
+      <w:pPr>
+        <w:keepNext/>
+        <w:spacing w:after="80" w:before="360"/>
+      </w:pPr>
+      <w:r>
+        <w:rPr>
+          <w:rFonts w:ascii="Times New Roman" w:cs="Times New Roman" w:eastAsia="Times New Roman" w:hAnsi="Times New Roman"/>
+          <w:b/>
+          <w:bCs/>
+          <w:sz w:val="24"/>
+          <w:szCs w:val="24"/>
+        </w:rPr>
+        <w:t xml:space="preserve">A. Failure to evaluate appropriately and on time</w:t>
       </w:r>
     </w:p>
     <w:p>
@@ -772,7 +1116,7 @@
           <w:sz w:val="24"/>
           <w:szCs w:val="24"/>
         </w:rPr>
-        <w:t xml:space="preserve">34 C.F.R. § 300.508(b)(6).</w:t>
+        <w:t xml:space="preserve">34 C.F.R. §§ 300.111, 300.301–300.311.</w:t>
       </w:r>
     </w:p>
     <w:p>
@@ -789,7 +1133,340 @@
           <w:sz w:val="24"/>
           <w:szCs w:val="24"/>
         </w:rPr>
-        <w:t xml:space="preserve">19.	The Parent proposes the following resolution:</w:t>
+        <w:t xml:space="preserve">19.	An evaluation must assess the child in all areas related to the suspected disability and must be sufficiently comprehensive to identify all of the child’s special education and related services needs. 34 C.F.R. § 300.304(c)(4), (c)(6).</w:t>
+      </w:r>
+    </w:p>
+    <w:p>
+      <w:pPr>
+        <w:widowControl/>
+        <w:tabs>
+          <w:tab w:val="left" w:pos="720"/>
+        </w:tabs>
+        <w:spacing w:line="480"/>
+      </w:pPr>
+      <w:r>
+        <w:rPr>
+          <w:rFonts w:ascii="Times New Roman" w:cs="Times New Roman" w:eastAsia="Times New Roman" w:hAnsi="Times New Roman"/>
+          <w:sz w:val="24"/>
+          <w:szCs w:val="24"/>
+        </w:rPr>
+        <w:t xml:space="preserve">20.	The only speech-language evaluation of Student is the District’s of May 6, 2025, and the District’s own program document records that written expression “was not assessed” in it (paragraphs 5 and 6). The Parent asked at the meeting of August 21, 2025 that it be assessed, and wrote on the signature page: “I still want written expression tested” (paragraphs 6 and 10).</w:t>
+      </w:r>
+    </w:p>
+    <w:p>
+      <w:pPr>
+        <w:widowControl/>
+        <w:tabs>
+          <w:tab w:val="left" w:pos="720"/>
+        </w:tabs>
+        <w:spacing w:line="480"/>
+      </w:pPr>
+      <w:r>
+        <w:rPr>
+          <w:rFonts w:ascii="Times New Roman" w:cs="Times New Roman" w:eastAsia="Times New Roman" w:hAnsi="Times New Roman"/>
+          <w:sz w:val="24"/>
+          <w:szCs w:val="24"/>
+        </w:rPr>
+        <w:t xml:space="preserve">21.	The District’s stated reason is that the May 6, 2025 evaluation “is current and the added instruction addresses the concern” (paragraph 9). The same document adds 45 minutes a week of specially designed instruction in written expression (paragraph 8). The District therefore identified a need in written expression sufficient to deliver weekly instruction for it, and declined to measure the need that instruction addresses. No baseline, no present level and no goal for written expression can be written from the record, and none appears in the program.</w:t>
+      </w:r>
+    </w:p>
+    <w:p>
+      <w:pPr>
+        <w:keepNext/>
+        <w:spacing w:after="80" w:before="360"/>
+      </w:pPr>
+      <w:r>
+        <w:rPr>
+          <w:rFonts w:ascii="Times New Roman" w:cs="Times New Roman" w:eastAsia="Times New Roman" w:hAnsi="Times New Roman"/>
+          <w:b/>
+          <w:bCs/>
+          <w:sz w:val="24"/>
+          <w:szCs w:val="24"/>
+        </w:rPr>
+        <w:t xml:space="preserve">B. Refusal to fund an independent educational evaluation</w:t>
+      </w:r>
+    </w:p>
+    <w:p>
+      <w:pPr>
+        <w:keepNext/>
+        <w:spacing w:after="200"/>
+      </w:pPr>
+      <w:r>
+        <w:rPr>
+          <w:rFonts w:ascii="Times New Roman" w:cs="Times New Roman" w:eastAsia="Times New Roman" w:hAnsi="Times New Roman"/>
+          <w:i/>
+          <w:iCs/>
+          <w:sz w:val="24"/>
+          <w:szCs w:val="24"/>
+        </w:rPr>
+        <w:t xml:space="preserve">34 C.F.R. § 300.502.</w:t>
+      </w:r>
+    </w:p>
+    <w:p>
+      <w:pPr>
+        <w:widowControl/>
+        <w:tabs>
+          <w:tab w:val="left" w:pos="720"/>
+        </w:tabs>
+        <w:spacing w:line="480"/>
+      </w:pPr>
+      <w:r>
+        <w:rPr>
+          <w:rFonts w:ascii="Times New Roman" w:cs="Times New Roman" w:eastAsia="Times New Roman" w:hAnsi="Times New Roman"/>
+          <w:sz w:val="24"/>
+          <w:szCs w:val="24"/>
+        </w:rPr>
+        <w:t xml:space="preserve">22.	A parent who disagrees with an evaluation obtained by the public agency has the right to an independent educational evaluation at public expense, and the agency must either ensure one is provided or file a due process complaint to show that its own evaluation is appropriate, without unnecessary delay. 34 C.F.R. § 300.502(b)(1), (b)(2).</w:t>
+      </w:r>
+    </w:p>
+    <w:p>
+      <w:pPr>
+        <w:widowControl/>
+        <w:tabs>
+          <w:tab w:val="left" w:pos="720"/>
+        </w:tabs>
+        <w:spacing w:line="480"/>
+      </w:pPr>
+      <w:r>
+        <w:rPr>
+          <w:rFonts w:ascii="Times New Roman" w:cs="Times New Roman" w:eastAsia="Times New Roman" w:hAnsi="Times New Roman"/>
+          <w:sz w:val="24"/>
+          <w:szCs w:val="24"/>
+        </w:rPr>
+        <w:t xml:space="preserve">23.	The Parent disagreed in writing with the evaluation of May 6, 2025 and asked for an independent educational evaluation in speech-language and written expression at public expense on November 10, 2025 (paragraph 12). The District declined by prior written notice of December 4, 2025 (paragraph 13). It has not filed a due process complaint to defend its evaluation, and had made no further response by February 9, 2026 (paragraph 18).</w:t>
+      </w:r>
+    </w:p>
+    <w:p>
+      <w:pPr>
+        <w:widowControl/>
+        <w:tabs>
+          <w:tab w:val="left" w:pos="720"/>
+        </w:tabs>
+        <w:spacing w:line="480"/>
+      </w:pPr>
+      <w:r>
+        <w:rPr>
+          <w:rFonts w:ascii="Times New Roman" w:cs="Times New Roman" w:eastAsia="Times New Roman" w:hAnsi="Times New Roman"/>
+          <w:sz w:val="24"/>
+          <w:szCs w:val="24"/>
+        </w:rPr>
+        <w:t xml:space="preserve">24.	The District’s stated reason is that its evaluation is appropriate and that it “will conduct its own assessment of written expression during the spring 2026 reevaluation window” (paragraph 13). A promise to assess later is not the defense the regulation provides for. The regulation gave the District two courses once the Parent disagreed, and it took neither.</w:t>
+      </w:r>
+    </w:p>
+    <w:p>
+      <w:pPr>
+        <w:keepNext/>
+        <w:spacing w:after="80" w:before="360"/>
+      </w:pPr>
+      <w:r>
+        <w:rPr>
+          <w:rFonts w:ascii="Times New Roman" w:cs="Times New Roman" w:eastAsia="Times New Roman" w:hAnsi="Times New Roman"/>
+          <w:b/>
+          <w:bCs/>
+          <w:sz w:val="24"/>
+          <w:szCs w:val="24"/>
+        </w:rPr>
+        <w:t xml:space="preserve">C. Failure to give prior written notice</w:t>
+      </w:r>
+    </w:p>
+    <w:p>
+      <w:pPr>
+        <w:keepNext/>
+        <w:spacing w:after="200"/>
+      </w:pPr>
+      <w:r>
+        <w:rPr>
+          <w:rFonts w:ascii="Times New Roman" w:cs="Times New Roman" w:eastAsia="Times New Roman" w:hAnsi="Times New Roman"/>
+          <w:i/>
+          <w:iCs/>
+          <w:sz w:val="24"/>
+          <w:szCs w:val="24"/>
+        </w:rPr>
+        <w:t xml:space="preserve">34 C.F.R. § 300.503.</w:t>
+      </w:r>
+    </w:p>
+    <w:p>
+      <w:pPr>
+        <w:widowControl/>
+        <w:tabs>
+          <w:tab w:val="left" w:pos="720"/>
+        </w:tabs>
+        <w:spacing w:line="480"/>
+      </w:pPr>
+      <w:r>
+        <w:rPr>
+          <w:rFonts w:ascii="Times New Roman" w:cs="Times New Roman" w:eastAsia="Times New Roman" w:hAnsi="Times New Roman"/>
+          <w:sz w:val="24"/>
+          <w:szCs w:val="24"/>
+        </w:rPr>
+        <w:t xml:space="preserve">25.	A public agency must give the parent prior written notice a reasonable time before it proposes or refuses to initiate or change the provision of a free appropriate public education to the child. 34 C.F.R. § 300.503(a).</w:t>
+      </w:r>
+    </w:p>
+    <w:p>
+      <w:pPr>
+        <w:widowControl/>
+        <w:tabs>
+          <w:tab w:val="left" w:pos="720"/>
+        </w:tabs>
+        <w:spacing w:line="480"/>
+      </w:pPr>
+      <w:r>
+        <w:rPr>
+          <w:rFonts w:ascii="Times New Roman" w:cs="Times New Roman" w:eastAsia="Times New Roman" w:hAnsi="Times New Roman"/>
+          <w:sz w:val="24"/>
+          <w:szCs w:val="24"/>
+        </w:rPr>
+        <w:t xml:space="preserve">26.	Student’s speech-language therapy changed in the week of September 22, 2025 from 60 minutes individual to 30 minutes in a group of 3, and the District’s own log gives the reason and records that “The IEP was not amended” (paragraphs 11 and 16). The record holds no prior written notice of that change. The Parent learned of it from Student, asked about it on January 14, 2026, and was told on January 21, 2026 that individual sessions “have not been available since” September (paragraphs 14 and 15).</w:t>
+      </w:r>
+    </w:p>
+    <w:p>
+      <w:pPr>
+        <w:widowControl/>
+        <w:tabs>
+          <w:tab w:val="left" w:pos="720"/>
+        </w:tabs>
+        <w:spacing w:line="480"/>
+      </w:pPr>
+      <w:r>
+        <w:rPr>
+          <w:rFonts w:ascii="Times New Roman" w:cs="Times New Roman" w:eastAsia="Times New Roman" w:hAnsi="Times New Roman"/>
+          <w:sz w:val="24"/>
+          <w:szCs w:val="24"/>
+        </w:rPr>
+        <w:t xml:space="preserve">27.	The District gave notice of what it decided on August 21, 2025 (paragraph 9), which is the program it then stopped delivering. For the change it made a month later it gave none, and the Parent was left to discover a halving of her daughter’s therapy and to ask for the log that showed it. The Parent could not seek review of a change she was not told about.</w:t>
+      </w:r>
+    </w:p>
+    <w:p>
+      <w:pPr>
+        <w:keepNext/>
+        <w:spacing w:after="80" w:before="360"/>
+      </w:pPr>
+      <w:r>
+        <w:rPr>
+          <w:rFonts w:ascii="Times New Roman" w:cs="Times New Roman" w:eastAsia="Times New Roman" w:hAnsi="Times New Roman"/>
+          <w:b/>
+          <w:bCs/>
+          <w:sz w:val="24"/>
+          <w:szCs w:val="24"/>
+        </w:rPr>
+        <w:t xml:space="preserve">D. Failure to implement the services the individualized education program requires</w:t>
+      </w:r>
+    </w:p>
+    <w:p>
+      <w:pPr>
+        <w:keepNext/>
+        <w:spacing w:after="200"/>
+      </w:pPr>
+      <w:r>
+        <w:rPr>
+          <w:rFonts w:ascii="Times New Roman" w:cs="Times New Roman" w:eastAsia="Times New Roman" w:hAnsi="Times New Roman"/>
+          <w:i/>
+          <w:iCs/>
+          <w:sz w:val="24"/>
+          <w:szCs w:val="24"/>
+        </w:rPr>
+        <w:t xml:space="preserve">34 C.F.R. § 300.323.</w:t>
+      </w:r>
+    </w:p>
+    <w:p>
+      <w:pPr>
+        <w:widowControl/>
+        <w:tabs>
+          <w:tab w:val="left" w:pos="720"/>
+        </w:tabs>
+        <w:spacing w:line="480"/>
+      </w:pPr>
+      <w:r>
+        <w:rPr>
+          <w:rFonts w:ascii="Times New Roman" w:cs="Times New Roman" w:eastAsia="Times New Roman" w:hAnsi="Times New Roman"/>
+          <w:sz w:val="24"/>
+          <w:szCs w:val="24"/>
+        </w:rPr>
+        <w:t xml:space="preserve">28.	A public agency must make the special education and related services available to the child in accordance with the child’s individualized education program. 34 C.F.R. § 300.323(c)(2).</w:t>
+      </w:r>
+    </w:p>
+    <w:p>
+      <w:pPr>
+        <w:widowControl/>
+        <w:tabs>
+          <w:tab w:val="left" w:pos="720"/>
+        </w:tabs>
+        <w:spacing w:line="480"/>
+      </w:pPr>
+      <w:r>
+        <w:rPr>
+          <w:rFonts w:ascii="Times New Roman" w:cs="Times New Roman" w:eastAsia="Times New Roman" w:hAnsi="Times New Roman"/>
+          <w:sz w:val="24"/>
+          <w:szCs w:val="24"/>
+        </w:rPr>
+        <w:t xml:space="preserve">29.	The program requires 60 minutes a week of individual speech-language therapy (paragraph 8). Across the 22 weeks of the District’s own log, 4 weeks carried that service, 15 weeks carried 30 minutes in a group of 3, and 3 weeks carried none: 690 minutes delivered against the 1,320 the program required, and 1,080 of the 1,320 required individual minutes never delivered individually (paragraphs 16 and 11). Two of the three weeks with no service are recorded “provider absent; no make-up scheduled” (paragraph 17).</w:t>
+      </w:r>
+    </w:p>
+    <w:p>
+      <w:pPr>
+        <w:widowControl/>
+        <w:tabs>
+          <w:tab w:val="left" w:pos="720"/>
+        </w:tabs>
+        <w:spacing w:line="480"/>
+      </w:pPr>
+      <w:r>
+        <w:rPr>
+          <w:rFonts w:ascii="Times New Roman" w:cs="Times New Roman" w:eastAsia="Times New Roman" w:hAnsi="Times New Roman"/>
+          <w:sz w:val="24"/>
+          <w:szCs w:val="24"/>
+        </w:rPr>
+        <w:t xml:space="preserve">30.	The District’s stated reason is that the provider’s caseload was reassigned and that it expects to “post a second SLP position this spring” (paragraph 15). A staffing decision the District made in September is the District’s to remedy, and the program was never amended to record what it had decided to deliver instead. Student received half the therapy her program requires, in a setting it does not provide for, for the greater part of a school year.</w:t>
+      </w:r>
+    </w:p>
+    <w:p>
+      <w:pPr>
+        <w:keepNext/>
+        <w:spacing w:after="160" w:before="480"/>
+        <w:jc w:val="center"/>
+      </w:pPr>
+      <w:r>
+        <w:rPr>
+          <w:rFonts w:ascii="Times New Roman" w:cs="Times New Roman" w:eastAsia="Times New Roman" w:hAnsi="Times New Roman"/>
+          <w:b/>
+          <w:bCs/>
+          <w:sz w:val="24"/>
+          <w:szCs w:val="24"/>
+        </w:rPr>
+        <w:t xml:space="preserve">VI. PROPOSED RESOLUTION</w:t>
+      </w:r>
+    </w:p>
+    <w:p>
+      <w:pPr>
+        <w:keepNext/>
+        <w:spacing w:after="200"/>
+      </w:pPr>
+      <w:r>
+        <w:rPr>
+          <w:rFonts w:ascii="Times New Roman" w:cs="Times New Roman" w:eastAsia="Times New Roman" w:hAnsi="Times New Roman"/>
+          <w:i/>
+          <w:iCs/>
+          <w:sz w:val="24"/>
+          <w:szCs w:val="24"/>
+        </w:rPr>
+        <w:t xml:space="preserve">34 C.F.R. § 300.508(b)(6).</w:t>
+      </w:r>
+    </w:p>
+    <w:p>
+      <w:pPr>
+        <w:widowControl/>
+        <w:tabs>
+          <w:tab w:val="left" w:pos="720"/>
+        </w:tabs>
+        <w:spacing w:line="480"/>
+      </w:pPr>
+      <w:r>
+        <w:rPr>
+          <w:rFonts w:ascii="Times New Roman" w:cs="Times New Roman" w:eastAsia="Times New Roman" w:hAnsi="Times New Roman"/>
+          <w:sz w:val="24"/>
+          <w:szCs w:val="24"/>
+        </w:rPr>
+        <w:t xml:space="preserve">31.	The Parent proposes the following resolution:</w:t>
       </w:r>
     </w:p>
     <w:p>
@@ -808,7 +1485,7 @@
           <w:sz w:val="24"/>
           <w:szCs w:val="24"/>
         </w:rPr>
-        <w:t xml:space="preserve">(a)	compensatory speech-language therapy, delivered individually, for the shortfall the District’s service log records between the 690 minutes delivered and the 1,320 minutes the IEP requires for those 22 weeks;</w:t>
+        <w:t xml:space="preserve">(a)	fund an independent educational evaluation in speech-language and written expression at public expense (claims A and B; 34 C.F.R. § 300.502);</w:t>
       </w:r>
     </w:p>
     <w:p>
@@ -827,7 +1504,7 @@
           <w:sz w:val="24"/>
           <w:szCs w:val="24"/>
         </w:rPr>
-        <w:t xml:space="preserve">(b)	an independent educational evaluation in speech-language and written expression at public expense; and</w:t>
+        <w:t xml:space="preserve">(b)	provide 1,080 minutes of compensatory speech-language therapy, delivered individually, being the difference between the 1,320 minutes of individual therapy the individualized education program required across the 22 weeks of the District’s log and the 240 minutes delivered individually, and continuing for any further week in which individual therapy is not delivered (claim D; 34 C.F.R. § 300.323);</w:t>
       </w:r>
     </w:p>
     <w:p>
@@ -846,7 +1523,43 @@
           <w:sz w:val="24"/>
           <w:szCs w:val="24"/>
         </w:rPr>
-        <w:t xml:space="preserve">(c)	restoration of individual speech-language therapy at 60 minutes per week as the IEP requires.</w:t>
+        <w:t xml:space="preserve">(c)	restore individual speech-language therapy at 60 minutes per week as the individualized education program requires (claim D; 34 C.F.R. § 300.323); and</w:t>
+      </w:r>
+    </w:p>
+    <w:p>
+      <w:pPr>
+        <w:keepLines/>
+        <w:widowControl/>
+        <w:tabs>
+          <w:tab w:val="left" w:pos="2160"/>
+        </w:tabs>
+        <w:spacing w:line="480"/>
+        <w:ind w:left="2160" w:hanging="720"/>
+      </w:pPr>
+      <w:r>
+        <w:rPr>
+          <w:rFonts w:ascii="Times New Roman" w:cs="Times New Roman" w:eastAsia="Times New Roman" w:hAnsi="Times New Roman"/>
+          <w:sz w:val="24"/>
+          <w:szCs w:val="24"/>
+        </w:rPr>
+        <w:t xml:space="preserve">(d)	convene the individualized education program team, after the independent educational evaluation, to write present levels and a measurable annual goal for written expression (claim A; 34 C.F.R. § 300.324(b)).</w:t>
+      </w:r>
+    </w:p>
+    <w:p>
+      <w:pPr>
+        <w:keepNext/>
+        <w:spacing w:after="160" w:before="480"/>
+        <w:jc w:val="center"/>
+      </w:pPr>
+      <w:r>
+        <w:rPr>
+          <w:rFonts w:ascii="Times New Roman" w:cs="Times New Roman" w:eastAsia="Times New Roman" w:hAnsi="Times New Roman"/>
+          <w:b/>
+          <w:bCs/>
+          <w:sz w:val="24"/>
+          <w:szCs w:val="24"/>
+        </w:rPr>
+        <w:t xml:space="preserve">VII. ADDITIONAL INFORMATION REQUIRED IN NORTH CAROLINA</w:t>
       </w:r>
     </w:p>
     <w:p>
@@ -863,7 +1576,7 @@
           <w:sz w:val="24"/>
           <w:szCs w:val="24"/>
         </w:rPr>
-        <w:t xml:space="preserve">20.	The Parent reserves the right to seek reasonable attorneys’ fees and costs under 20 U.S.C. § 1415(i)(3)(B).</w:t>
+        <w:t xml:space="preserve">32.	Basis of the complaint, in the categories Form H-06E lists: the evaluation of Student, and the denial of a free appropriate public education.</w:t>
       </w:r>
     </w:p>
     <w:p>
@@ -880,7 +1593,7 @@
           <w:sz w:val="24"/>
           <w:szCs w:val="24"/>
         </w:rPr>
-        <w:t xml:space="preserve">VI. ADDITIONAL INFORMATION REQUIRED IN NORTH CAROLINA</w:t>
+        <w:t xml:space="preserve">VIII. RESERVATION OF RIGHTS</w:t>
       </w:r>
     </w:p>
     <w:p>
@@ -897,7 +1610,24 @@
           <w:sz w:val="24"/>
           <w:szCs w:val="24"/>
         </w:rPr>
-        <w:t xml:space="preserve">21.	Basis of the complaint, in the categories Form H-06E lists: the evaluation of Student, and the denial of a free appropriate public education.</w:t>
+        <w:t xml:space="preserve">33.	Petitioner reserves the right to amend this complaint, to raise additional issues disclosed by documents not yet produced, and to seek any other relief the hearing officer is authorized to grant.</w:t>
+      </w:r>
+    </w:p>
+    <w:p>
+      <w:pPr>
+        <w:widowControl/>
+        <w:tabs>
+          <w:tab w:val="left" w:pos="720"/>
+        </w:tabs>
+        <w:spacing w:line="480"/>
+      </w:pPr>
+      <w:r>
+        <w:rPr>
+          <w:rFonts w:ascii="Times New Roman" w:cs="Times New Roman" w:eastAsia="Times New Roman" w:hAnsi="Times New Roman"/>
+          <w:sz w:val="24"/>
+          <w:szCs w:val="24"/>
+        </w:rPr>
+        <w:t xml:space="preserve">34.	Petitioner reserves the right to seek reasonable attorneys’ fees and costs under 20 U.S.C. § 1415(i)(3)(B).</w:t>
       </w:r>
     </w:p>
     <w:p>
@@ -1222,6 +1952,1805 @@
         </w:rPr>
         <w:t xml:space="preserve">Attorney for Petitioner and the Parent</w:t>
       </w:r>
+    </w:p>
+    <w:p>
+      <w:pPr>
+        <w:keepNext/>
+        <w:pageBreakBefore/>
+        <w:spacing w:after="160" w:before="0"/>
+        <w:jc w:val="center"/>
+      </w:pPr>
+      <w:r>
+        <w:rPr>
+          <w:rFonts w:ascii="Times New Roman" w:cs="Times New Roman" w:eastAsia="Times New Roman" w:hAnsi="Times New Roman"/>
+          <w:b/>
+          <w:bCs/>
+          <w:sz w:val="24"/>
+          <w:szCs w:val="24"/>
+        </w:rPr>
+        <w:t xml:space="preserve">Attorney Review Notes – Attorney Work Product – Remove Before Filing</w:t>
+      </w:r>
+    </w:p>
+    <w:p>
+      <w:pPr>
+        <w:keepNext/>
+        <w:spacing w:after="80" w:before="360"/>
+      </w:pPr>
+      <w:r>
+        <w:rPr>
+          <w:rFonts w:ascii="Times New Roman" w:cs="Times New Roman" w:eastAsia="Times New Roman" w:hAnsi="Times New Roman"/>
+          <w:b/>
+          <w:bCs/>
+          <w:sz w:val="24"/>
+          <w:szCs w:val="24"/>
+        </w:rPr>
+        <w:t xml:space="preserve">Citations</w:t>
+      </w:r>
+    </w:p>
+    <w:tbl>
+      <w:tblPr>
+        <w:tblW w:type="dxa" w:w="9360"/>
+        <w:tblBorders>
+          <w:top w:val="single" w:color="auto" w:sz="4"/>
+          <w:left w:val="single" w:color="auto" w:sz="4"/>
+          <w:bottom w:val="single" w:color="auto" w:sz="4"/>
+          <w:right w:val="single" w:color="auto" w:sz="4"/>
+          <w:insideH w:val="single" w:color="auto" w:sz="4"/>
+          <w:insideV w:val="single" w:color="auto" w:sz="4"/>
+        </w:tblBorders>
+      </w:tblPr>
+      <w:tblGrid>
+        <w:gridCol w:w="100"/>
+        <w:gridCol w:w="100"/>
+        <w:gridCol w:w="100"/>
+        <w:gridCol w:w="100"/>
+      </w:tblGrid>
+      <w:tr>
+        <w:trPr>
+          <w:tblHeader/>
+        </w:trPr>
+        <w:tc>
+          <w:tcPr>
+            <w:tcBorders>
+              <w:top w:val="single" w:color="000000" w:sz="6"/>
+              <w:left w:val="single" w:color="000000" w:sz="6"/>
+              <w:bottom w:val="single" w:color="000000" w:sz="6"/>
+              <w:right w:val="single" w:color="000000" w:sz="6"/>
+            </w:tcBorders>
+            <w:tcMar>
+              <w:top w:type="dxa" w:w="60"/>
+              <w:left w:type="dxa" w:w="100"/>
+              <w:bottom w:type="dxa" w:w="60"/>
+              <w:right w:type="dxa" w:w="100"/>
+            </w:tcMar>
+          </w:tcPr>
+          <w:p>
+            <w:pPr>
+              <w:spacing w:line="240"/>
+            </w:pPr>
+            <w:r>
+              <w:rPr>
+                <w:rFonts w:ascii="Times New Roman" w:cs="Times New Roman" w:eastAsia="Times New Roman" w:hAnsi="Times New Roman"/>
+                <w:b/>
+                <w:bCs/>
+                <w:sz w:val="22"/>
+                <w:szCs w:val="22"/>
+              </w:rPr>
+              <w:t xml:space="preserve">Authority</w:t>
+            </w:r>
+          </w:p>
+        </w:tc>
+        <w:tc>
+          <w:tcPr>
+            <w:tcBorders>
+              <w:top w:val="single" w:color="000000" w:sz="6"/>
+              <w:left w:val="single" w:color="000000" w:sz="6"/>
+              <w:bottom w:val="single" w:color="000000" w:sz="6"/>
+              <w:right w:val="single" w:color="000000" w:sz="6"/>
+            </w:tcBorders>
+            <w:tcMar>
+              <w:top w:type="dxa" w:w="60"/>
+              <w:left w:type="dxa" w:w="100"/>
+              <w:bottom w:type="dxa" w:w="60"/>
+              <w:right w:type="dxa" w:w="100"/>
+            </w:tcMar>
+          </w:tcPr>
+          <w:p>
+            <w:pPr>
+              <w:spacing w:line="240"/>
+            </w:pPr>
+            <w:r>
+              <w:rPr>
+                <w:rFonts w:ascii="Times New Roman" w:cs="Times New Roman" w:eastAsia="Times New Roman" w:hAnsi="Times New Roman"/>
+                <w:b/>
+                <w:bCs/>
+                <w:sz w:val="22"/>
+                <w:szCs w:val="22"/>
+              </w:rPr>
+              <w:t xml:space="preserve">Tier</w:t>
+            </w:r>
+          </w:p>
+        </w:tc>
+        <w:tc>
+          <w:tcPr>
+            <w:tcBorders>
+              <w:top w:val="single" w:color="000000" w:sz="6"/>
+              <w:left w:val="single" w:color="000000" w:sz="6"/>
+              <w:bottom w:val="single" w:color="000000" w:sz="6"/>
+              <w:right w:val="single" w:color="000000" w:sz="6"/>
+            </w:tcBorders>
+            <w:tcMar>
+              <w:top w:type="dxa" w:w="60"/>
+              <w:left w:type="dxa" w:w="100"/>
+              <w:bottom w:type="dxa" w:w="60"/>
+              <w:right w:type="dxa" w:w="100"/>
+            </w:tcMar>
+          </w:tcPr>
+          <w:p>
+            <w:pPr>
+              <w:spacing w:line="240"/>
+            </w:pPr>
+            <w:r>
+              <w:rPr>
+                <w:rFonts w:ascii="Times New Roman" w:cs="Times New Roman" w:eastAsia="Times New Roman" w:hAnsi="Times New Roman"/>
+                <w:b/>
+                <w:bCs/>
+                <w:sz w:val="22"/>
+                <w:szCs w:val="22"/>
+              </w:rPr>
+              <w:t xml:space="preserve">Pin cite</w:t>
+            </w:r>
+          </w:p>
+        </w:tc>
+        <w:tc>
+          <w:tcPr>
+            <w:tcBorders>
+              <w:top w:val="single" w:color="000000" w:sz="6"/>
+              <w:left w:val="single" w:color="000000" w:sz="6"/>
+              <w:bottom w:val="single" w:color="000000" w:sz="6"/>
+              <w:right w:val="single" w:color="000000" w:sz="6"/>
+            </w:tcBorders>
+            <w:tcMar>
+              <w:top w:type="dxa" w:w="60"/>
+              <w:left w:type="dxa" w:w="100"/>
+              <w:bottom w:type="dxa" w:w="60"/>
+              <w:right w:type="dxa" w:w="100"/>
+            </w:tcMar>
+          </w:tcPr>
+          <w:p>
+            <w:pPr>
+              <w:spacing w:line="240"/>
+            </w:pPr>
+            <w:r>
+              <w:rPr>
+                <w:rFonts w:ascii="Times New Roman" w:cs="Times New Roman" w:eastAsia="Times New Roman" w:hAnsi="Times New Roman"/>
+                <w:b/>
+                <w:bCs/>
+                <w:sz w:val="22"/>
+                <w:szCs w:val="22"/>
+              </w:rPr>
+              <w:t xml:space="preserve">Quoted</w:t>
+            </w:r>
+          </w:p>
+        </w:tc>
+      </w:tr>
+      <w:tr>
+        <w:trPr>
+          <w:tblHeader w:val="false"/>
+        </w:trPr>
+        <w:tc>
+          <w:tcPr>
+            <w:tcBorders>
+              <w:top w:val="single" w:color="000000" w:sz="6"/>
+              <w:left w:val="single" w:color="000000" w:sz="6"/>
+              <w:bottom w:val="single" w:color="000000" w:sz="6"/>
+              <w:right w:val="single" w:color="000000" w:sz="6"/>
+            </w:tcBorders>
+            <w:tcMar>
+              <w:top w:type="dxa" w:w="60"/>
+              <w:left w:type="dxa" w:w="100"/>
+              <w:bottom w:type="dxa" w:w="60"/>
+              <w:right w:type="dxa" w:w="100"/>
+            </w:tcMar>
+          </w:tcPr>
+          <w:p>
+            <w:pPr>
+              <w:spacing w:line="240"/>
+            </w:pPr>
+            <w:r>
+              <w:rPr>
+                <w:rFonts w:ascii="Times New Roman" w:cs="Times New Roman" w:eastAsia="Times New Roman" w:hAnsi="Times New Roman"/>
+                <w:b w:val="false"/>
+                <w:bCs w:val="false"/>
+                <w:sz w:val="22"/>
+                <w:szCs w:val="22"/>
+              </w:rPr>
+              <w:t xml:space="preserve">34 C.F.R. §§ 300.101, 300.111, 300.301–300.311, 300.304, 300.323, 300.324, 300.502, 300.503, 300.507, 300.508</w:t>
+            </w:r>
+          </w:p>
+        </w:tc>
+        <w:tc>
+          <w:tcPr>
+            <w:tcBorders>
+              <w:top w:val="single" w:color="000000" w:sz="6"/>
+              <w:left w:val="single" w:color="000000" w:sz="6"/>
+              <w:bottom w:val="single" w:color="000000" w:sz="6"/>
+              <w:right w:val="single" w:color="000000" w:sz="6"/>
+            </w:tcBorders>
+            <w:tcMar>
+              <w:top w:type="dxa" w:w="60"/>
+              <w:left w:type="dxa" w:w="100"/>
+              <w:bottom w:type="dxa" w:w="60"/>
+              <w:right w:type="dxa" w:w="100"/>
+            </w:tcMar>
+          </w:tcPr>
+          <w:p>
+            <w:pPr>
+              <w:spacing w:line="240"/>
+            </w:pPr>
+            <w:r>
+              <w:rPr>
+                <w:rFonts w:ascii="Times New Roman" w:cs="Times New Roman" w:eastAsia="Times New Roman" w:hAnsi="Times New Roman"/>
+                <w:b w:val="false"/>
+                <w:bCs w:val="false"/>
+                <w:sz w:val="22"/>
+                <w:szCs w:val="22"/>
+              </w:rPr>
+              <w:t xml:space="preserve">1</w:t>
+            </w:r>
+          </w:p>
+        </w:tc>
+        <w:tc>
+          <w:tcPr>
+            <w:tcBorders>
+              <w:top w:val="single" w:color="000000" w:sz="6"/>
+              <w:left w:val="single" w:color="000000" w:sz="6"/>
+              <w:bottom w:val="single" w:color="000000" w:sz="6"/>
+              <w:right w:val="single" w:color="000000" w:sz="6"/>
+            </w:tcBorders>
+            <w:tcMar>
+              <w:top w:type="dxa" w:w="60"/>
+              <w:left w:type="dxa" w:w="100"/>
+              <w:bottom w:type="dxa" w:w="60"/>
+              <w:right w:type="dxa" w:w="100"/>
+            </w:tcMar>
+          </w:tcPr>
+          <w:p>
+            <w:pPr>
+              <w:spacing w:line="240"/>
+            </w:pPr>
+            <w:r>
+              <w:rPr>
+                <w:rFonts w:ascii="Times New Roman" w:cs="Times New Roman" w:eastAsia="Times New Roman" w:hAnsi="Times New Roman"/>
+                <w:b w:val="false"/>
+                <w:bCs w:val="false"/>
+                <w:sz w:val="22"/>
+                <w:szCs w:val="22"/>
+              </w:rPr>
+              <w:t xml:space="preserve">n/a</w:t>
+            </w:r>
+          </w:p>
+        </w:tc>
+        <w:tc>
+          <w:tcPr>
+            <w:tcBorders>
+              <w:top w:val="single" w:color="000000" w:sz="6"/>
+              <w:left w:val="single" w:color="000000" w:sz="6"/>
+              <w:bottom w:val="single" w:color="000000" w:sz="6"/>
+              <w:right w:val="single" w:color="000000" w:sz="6"/>
+            </w:tcBorders>
+            <w:tcMar>
+              <w:top w:type="dxa" w:w="60"/>
+              <w:left w:type="dxa" w:w="100"/>
+              <w:bottom w:type="dxa" w:w="60"/>
+              <w:right w:type="dxa" w:w="100"/>
+            </w:tcMar>
+          </w:tcPr>
+          <w:p>
+            <w:pPr>
+              <w:spacing w:line="240"/>
+            </w:pPr>
+            <w:r>
+              <w:rPr>
+                <w:rFonts w:ascii="Times New Roman" w:cs="Times New Roman" w:eastAsia="Times New Roman" w:hAnsi="Times New Roman"/>
+                <w:b w:val="false"/>
+                <w:bCs w:val="false"/>
+                <w:sz w:val="22"/>
+                <w:szCs w:val="22"/>
+              </w:rPr>
+              <w:t xml:space="preserve">no</w:t>
+            </w:r>
+          </w:p>
+        </w:tc>
+      </w:tr>
+    </w:tbl>
+    <w:p>
+      <w:pPr>
+        <w:spacing w:after="160"/>
+      </w:pPr>
+    </w:p>
+    <w:p>
+      <w:pPr>
+        <w:spacing w:after="160"/>
+      </w:pPr>
+      <w:r>
+        <w:rPr>
+          <w:rFonts w:ascii="Times New Roman" w:cs="Times New Roman" w:eastAsia="Times New Roman" w:hAnsi="Times New Roman"/>
+          <w:sz w:val="22"/>
+          <w:szCs w:val="22"/>
+        </w:rPr>
+        <w:t xml:space="preserve">No case is cited. </w:t>
+      </w:r>
+      <w:r>
+        <w:rPr>
+          <w:rFonts w:ascii="Times New Roman" w:cs="Times New Roman" w:eastAsia="Times New Roman" w:hAnsi="Times New Roman"/>
+          <w:i/>
+          <w:iCs/>
+          <w:sz w:val="22"/>
+          <w:szCs w:val="22"/>
+        </w:rPr>
+        <w:t xml:space="preserve">Endrew F.</w:t>
+      </w:r>
+      <w:r>
+        <w:rPr>
+          <w:rFonts w:ascii="Times New Roman" w:cs="Times New Roman" w:eastAsia="Times New Roman" w:hAnsi="Times New Roman"/>
+          <w:sz w:val="22"/>
+          <w:szCs w:val="22"/>
+        </w:rPr>
+        <w:t xml:space="preserve"> and </w:t>
+      </w:r>
+      <w:r>
+        <w:rPr>
+          <w:rFonts w:ascii="Times New Roman" w:cs="Times New Roman" w:eastAsia="Times New Roman" w:hAnsi="Times New Roman"/>
+          <w:i/>
+          <w:iCs/>
+          <w:sz w:val="22"/>
+          <w:szCs w:val="22"/>
+        </w:rPr>
+        <w:t xml:space="preserve">Rowley</w:t>
+      </w:r>
+      <w:r>
+        <w:rPr>
+          <w:rFonts w:ascii="Times New Roman" w:cs="Times New Roman" w:eastAsia="Times New Roman" w:hAnsi="Times New Roman"/>
+          <w:sz w:val="22"/>
+          <w:szCs w:val="22"/>
+        </w:rPr>
+        <w:t xml:space="preserve"> were considered and are not needed: no claim here turns on the adequacy of the program as written. No Fourth Circuit decision was confirmed in this session, so none is cited.</w:t>
+      </w:r>
+    </w:p>
+    <w:p>
+      <w:pPr>
+        <w:keepNext/>
+        <w:spacing w:after="80" w:before="360"/>
+      </w:pPr>
+      <w:r>
+        <w:rPr>
+          <w:rFonts w:ascii="Times New Roman" w:cs="Times New Roman" w:eastAsia="Times New Roman" w:hAnsi="Times New Roman"/>
+          <w:b/>
+          <w:bCs/>
+          <w:sz w:val="24"/>
+          <w:szCs w:val="24"/>
+        </w:rPr>
+        <w:t xml:space="preserve">Adverse authority and expected defenses</w:t>
+      </w:r>
+    </w:p>
+    <w:p>
+      <w:pPr>
+        <w:spacing w:after="40" w:line="260"/>
+        <w:ind w:left="503" w:hanging="288"/>
+      </w:pPr>
+      <w:r>
+        <w:rPr>
+          <w:rFonts w:ascii="Times New Roman" w:cs="Times New Roman" w:eastAsia="Times New Roman" w:hAnsi="Times New Roman"/>
+          <w:sz w:val="22"/>
+          <w:szCs w:val="22"/>
+        </w:rPr>
+        <w:t xml:space="preserve">The District will argue the May 6, 2025 evaluation was current and that its own spring 2026 assessment of written expression answers the Parent’s concern. Claim A answers it: the District delivers weekly instruction in a skill it has never measured. Claim B answers the second half: a later District assessment is not the alternative 34 C.F.R. § 300.502(b)(2) provides.</w:t>
+      </w:r>
+    </w:p>
+    <w:p>
+      <w:pPr>
+        <w:spacing w:after="40" w:line="260"/>
+        <w:ind w:left="503" w:hanging="288"/>
+      </w:pPr>
+      <w:r>
+        <w:rPr>
+          <w:rFonts w:ascii="Times New Roman" w:cs="Times New Roman" w:eastAsia="Times New Roman" w:hAnsi="Times New Roman"/>
+          <w:sz w:val="22"/>
+          <w:szCs w:val="22"/>
+        </w:rPr>
+        <w:t xml:space="preserve">The District will argue group therapy at 30 minutes was a material equivalent, or that staffing was beyond its control. Claim D answers it from the minutes its own log records. </w:t>
+      </w:r>
+      <w:r>
+        <w:rPr>
+          <w:rFonts w:ascii="Times New Roman" w:cs="Times New Roman" w:eastAsia="Times New Roman" w:hAnsi="Times New Roman"/>
+          <w:i/>
+          <w:iCs/>
+          <w:sz w:val="22"/>
+          <w:szCs w:val="22"/>
+        </w:rPr>
+        <w:t xml:space="preserve">The Fourth Circuit’s standard for a material failure to implement was not confirmed in this session and is not cited. Confirm it before the hearing.</w:t>
+      </w:r>
+    </w:p>
+    <w:p>
+      <w:pPr>
+        <w:spacing w:after="40" w:line="260"/>
+        <w:ind w:left="503" w:hanging="288"/>
+      </w:pPr>
+      <w:r>
+        <w:rPr>
+          <w:rFonts w:ascii="Times New Roman" w:cs="Times New Roman" w:eastAsia="Times New Roman" w:hAnsi="Times New Roman"/>
+          <w:sz w:val="22"/>
+          <w:szCs w:val="22"/>
+        </w:rPr>
+        <w:t xml:space="preserve">The District may argue that the prior written notice within the August 21, 2025 program covered the services, so no further notice was owed for the September change. Claim C answers it.</w:t>
+      </w:r>
+    </w:p>
+    <w:p>
+      <w:pPr>
+        <w:spacing w:after="40" w:line="260"/>
+        <w:ind w:left="503" w:hanging="288"/>
+      </w:pPr>
+      <w:r>
+        <w:rPr>
+          <w:rFonts w:ascii="Times New Roman" w:cs="Times New Roman" w:eastAsia="Times New Roman" w:hAnsi="Times New Roman"/>
+          <w:sz w:val="22"/>
+          <w:szCs w:val="22"/>
+        </w:rPr>
+        <w:t xml:space="preserve">The District may argue the Parent’s February 9, 2026 letter shows she had the log and could have filed earlier. That bears on timeliness, below.</w:t>
+      </w:r>
+    </w:p>
+    <w:p>
+      <w:pPr>
+        <w:spacing w:after="120"/>
+      </w:pPr>
+    </w:p>
+    <w:p>
+      <w:pPr>
+        <w:keepNext/>
+        <w:spacing w:after="80" w:before="360"/>
+      </w:pPr>
+      <w:r>
+        <w:rPr>
+          <w:rFonts w:ascii="Times New Roman" w:cs="Times New Roman" w:eastAsia="Times New Roman" w:hAnsi="Times New Roman"/>
+          <w:b/>
+          <w:bCs/>
+          <w:sz w:val="24"/>
+          <w:szCs w:val="24"/>
+        </w:rPr>
+        <w:t xml:space="preserve">Arithmetic</w:t>
+      </w:r>
+    </w:p>
+    <w:tbl>
+      <w:tblPr>
+        <w:tblW w:type="dxa" w:w="9360"/>
+        <w:tblBorders>
+          <w:top w:val="single" w:color="auto" w:sz="4"/>
+          <w:left w:val="single" w:color="auto" w:sz="4"/>
+          <w:bottom w:val="single" w:color="auto" w:sz="4"/>
+          <w:right w:val="single" w:color="auto" w:sz="4"/>
+          <w:insideH w:val="single" w:color="auto" w:sz="4"/>
+          <w:insideV w:val="single" w:color="auto" w:sz="4"/>
+        </w:tblBorders>
+      </w:tblPr>
+      <w:tblGrid>
+        <w:gridCol w:w="100"/>
+        <w:gridCol w:w="100"/>
+        <w:gridCol w:w="100"/>
+        <w:gridCol w:w="100"/>
+      </w:tblGrid>
+      <w:tr>
+        <w:trPr>
+          <w:tblHeader/>
+        </w:trPr>
+        <w:tc>
+          <w:tcPr>
+            <w:tcBorders>
+              <w:top w:val="single" w:color="000000" w:sz="6"/>
+              <w:left w:val="single" w:color="000000" w:sz="6"/>
+              <w:bottom w:val="single" w:color="000000" w:sz="6"/>
+              <w:right w:val="single" w:color="000000" w:sz="6"/>
+            </w:tcBorders>
+            <w:tcMar>
+              <w:top w:type="dxa" w:w="60"/>
+              <w:left w:type="dxa" w:w="100"/>
+              <w:bottom w:type="dxa" w:w="60"/>
+              <w:right w:type="dxa" w:w="100"/>
+            </w:tcMar>
+          </w:tcPr>
+          <w:p>
+            <w:pPr>
+              <w:spacing w:line="240"/>
+            </w:pPr>
+            <w:r>
+              <w:rPr>
+                <w:rFonts w:ascii="Times New Roman" w:cs="Times New Roman" w:eastAsia="Times New Roman" w:hAnsi="Times New Roman"/>
+                <w:b/>
+                <w:bCs/>
+                <w:sz w:val="22"/>
+                <w:szCs w:val="22"/>
+              </w:rPr>
+              <w:t xml:space="preserve">What</w:t>
+            </w:r>
+          </w:p>
+        </w:tc>
+        <w:tc>
+          <w:tcPr>
+            <w:tcBorders>
+              <w:top w:val="single" w:color="000000" w:sz="6"/>
+              <w:left w:val="single" w:color="000000" w:sz="6"/>
+              <w:bottom w:val="single" w:color="000000" w:sz="6"/>
+              <w:right w:val="single" w:color="000000" w:sz="6"/>
+            </w:tcBorders>
+            <w:tcMar>
+              <w:top w:type="dxa" w:w="60"/>
+              <w:left w:type="dxa" w:w="100"/>
+              <w:bottom w:type="dxa" w:w="60"/>
+              <w:right w:type="dxa" w:w="100"/>
+            </w:tcMar>
+          </w:tcPr>
+          <w:p>
+            <w:pPr>
+              <w:spacing w:line="240"/>
+            </w:pPr>
+            <w:r>
+              <w:rPr>
+                <w:rFonts w:ascii="Times New Roman" w:cs="Times New Roman" w:eastAsia="Times New Roman" w:hAnsi="Times New Roman"/>
+                <w:b/>
+                <w:bCs/>
+                <w:sz w:val="22"/>
+                <w:szCs w:val="22"/>
+              </w:rPr>
+              <w:t xml:space="preserve">Inputs</w:t>
+            </w:r>
+          </w:p>
+        </w:tc>
+        <w:tc>
+          <w:tcPr>
+            <w:tcBorders>
+              <w:top w:val="single" w:color="000000" w:sz="6"/>
+              <w:left w:val="single" w:color="000000" w:sz="6"/>
+              <w:bottom w:val="single" w:color="000000" w:sz="6"/>
+              <w:right w:val="single" w:color="000000" w:sz="6"/>
+            </w:tcBorders>
+            <w:tcMar>
+              <w:top w:type="dxa" w:w="60"/>
+              <w:left w:type="dxa" w:w="100"/>
+              <w:bottom w:type="dxa" w:w="60"/>
+              <w:right w:type="dxa" w:w="100"/>
+            </w:tcMar>
+          </w:tcPr>
+          <w:p>
+            <w:pPr>
+              <w:spacing w:line="240"/>
+            </w:pPr>
+            <w:r>
+              <w:rPr>
+                <w:rFonts w:ascii="Times New Roman" w:cs="Times New Roman" w:eastAsia="Times New Roman" w:hAnsi="Times New Roman"/>
+                <w:b/>
+                <w:bCs/>
+                <w:sz w:val="22"/>
+                <w:szCs w:val="22"/>
+              </w:rPr>
+              <w:t xml:space="preserve">Computation</w:t>
+            </w:r>
+          </w:p>
+        </w:tc>
+        <w:tc>
+          <w:tcPr>
+            <w:tcBorders>
+              <w:top w:val="single" w:color="000000" w:sz="6"/>
+              <w:left w:val="single" w:color="000000" w:sz="6"/>
+              <w:bottom w:val="single" w:color="000000" w:sz="6"/>
+              <w:right w:val="single" w:color="000000" w:sz="6"/>
+            </w:tcBorders>
+            <w:tcMar>
+              <w:top w:type="dxa" w:w="60"/>
+              <w:left w:type="dxa" w:w="100"/>
+              <w:bottom w:type="dxa" w:w="60"/>
+              <w:right w:type="dxa" w:w="100"/>
+            </w:tcMar>
+          </w:tcPr>
+          <w:p>
+            <w:pPr>
+              <w:spacing w:line="240"/>
+            </w:pPr>
+            <w:r>
+              <w:rPr>
+                <w:rFonts w:ascii="Times New Roman" w:cs="Times New Roman" w:eastAsia="Times New Roman" w:hAnsi="Times New Roman"/>
+                <w:b/>
+                <w:bCs/>
+                <w:sz w:val="22"/>
+                <w:szCs w:val="22"/>
+              </w:rPr>
+              <w:t xml:space="preserve">Result</w:t>
+            </w:r>
+          </w:p>
+        </w:tc>
+      </w:tr>
+      <w:tr>
+        <w:trPr>
+          <w:tblHeader w:val="false"/>
+        </w:trPr>
+        <w:tc>
+          <w:tcPr>
+            <w:tcBorders>
+              <w:top w:val="single" w:color="000000" w:sz="6"/>
+              <w:left w:val="single" w:color="000000" w:sz="6"/>
+              <w:bottom w:val="single" w:color="000000" w:sz="6"/>
+              <w:right w:val="single" w:color="000000" w:sz="6"/>
+            </w:tcBorders>
+            <w:tcMar>
+              <w:top w:type="dxa" w:w="60"/>
+              <w:left w:type="dxa" w:w="100"/>
+              <w:bottom w:type="dxa" w:w="60"/>
+              <w:right w:type="dxa" w:w="100"/>
+            </w:tcMar>
+          </w:tcPr>
+          <w:p>
+            <w:pPr>
+              <w:spacing w:line="240"/>
+            </w:pPr>
+            <w:r>
+              <w:rPr>
+                <w:rFonts w:ascii="Times New Roman" w:cs="Times New Roman" w:eastAsia="Times New Roman" w:hAnsi="Times New Roman"/>
+                <w:b w:val="false"/>
+                <w:bCs w:val="false"/>
+                <w:sz w:val="22"/>
+                <w:szCs w:val="22"/>
+              </w:rPr>
+              <w:t xml:space="preserve">Minutes the program required across the log period</w:t>
+            </w:r>
+          </w:p>
+        </w:tc>
+        <w:tc>
+          <w:tcPr>
+            <w:tcBorders>
+              <w:top w:val="single" w:color="000000" w:sz="6"/>
+              <w:left w:val="single" w:color="000000" w:sz="6"/>
+              <w:bottom w:val="single" w:color="000000" w:sz="6"/>
+              <w:right w:val="single" w:color="000000" w:sz="6"/>
+            </w:tcBorders>
+            <w:tcMar>
+              <w:top w:type="dxa" w:w="60"/>
+              <w:left w:type="dxa" w:w="100"/>
+              <w:bottom w:type="dxa" w:w="60"/>
+              <w:right w:type="dxa" w:w="100"/>
+            </w:tcMar>
+          </w:tcPr>
+          <w:p>
+            <w:pPr>
+              <w:spacing w:line="240"/>
+            </w:pPr>
+            <w:r>
+              <w:rPr>
+                <w:rFonts w:ascii="Times New Roman" w:cs="Times New Roman" w:eastAsia="Times New Roman" w:hAnsi="Times New Roman"/>
+                <w:b w:val="false"/>
+                <w:bCs w:val="false"/>
+                <w:sz w:val="22"/>
+                <w:szCs w:val="22"/>
+              </w:rPr>
+              <w:t xml:space="preserve">22 weeks (service log); 60 minutes per week (IEP, p. 1)</w:t>
+            </w:r>
+          </w:p>
+        </w:tc>
+        <w:tc>
+          <w:tcPr>
+            <w:tcBorders>
+              <w:top w:val="single" w:color="000000" w:sz="6"/>
+              <w:left w:val="single" w:color="000000" w:sz="6"/>
+              <w:bottom w:val="single" w:color="000000" w:sz="6"/>
+              <w:right w:val="single" w:color="000000" w:sz="6"/>
+            </w:tcBorders>
+            <w:tcMar>
+              <w:top w:type="dxa" w:w="60"/>
+              <w:left w:type="dxa" w:w="100"/>
+              <w:bottom w:type="dxa" w:w="60"/>
+              <w:right w:type="dxa" w:w="100"/>
+            </w:tcMar>
+          </w:tcPr>
+          <w:p>
+            <w:pPr>
+              <w:spacing w:line="240"/>
+            </w:pPr>
+            <w:r>
+              <w:rPr>
+                <w:rFonts w:ascii="Times New Roman" w:cs="Times New Roman" w:eastAsia="Times New Roman" w:hAnsi="Times New Roman"/>
+                <w:b w:val="false"/>
+                <w:bCs w:val="false"/>
+                <w:sz w:val="22"/>
+                <w:szCs w:val="22"/>
+              </w:rPr>
+              <w:t xml:space="preserve">22 * 60</w:t>
+            </w:r>
+          </w:p>
+        </w:tc>
+        <w:tc>
+          <w:tcPr>
+            <w:tcBorders>
+              <w:top w:val="single" w:color="000000" w:sz="6"/>
+              <w:left w:val="single" w:color="000000" w:sz="6"/>
+              <w:bottom w:val="single" w:color="000000" w:sz="6"/>
+              <w:right w:val="single" w:color="000000" w:sz="6"/>
+            </w:tcBorders>
+            <w:tcMar>
+              <w:top w:type="dxa" w:w="60"/>
+              <w:left w:type="dxa" w:w="100"/>
+              <w:bottom w:type="dxa" w:w="60"/>
+              <w:right w:type="dxa" w:w="100"/>
+            </w:tcMar>
+          </w:tcPr>
+          <w:p>
+            <w:pPr>
+              <w:spacing w:line="240"/>
+            </w:pPr>
+            <w:r>
+              <w:rPr>
+                <w:rFonts w:ascii="Times New Roman" w:cs="Times New Roman" w:eastAsia="Times New Roman" w:hAnsi="Times New Roman"/>
+                <w:b w:val="false"/>
+                <w:bCs w:val="false"/>
+                <w:sz w:val="22"/>
+                <w:szCs w:val="22"/>
+              </w:rPr>
+              <w:t xml:space="preserve">1320 minutes</w:t>
+            </w:r>
+          </w:p>
+        </w:tc>
+      </w:tr>
+      <w:tr>
+        <w:trPr>
+          <w:tblHeader w:val="false"/>
+        </w:trPr>
+        <w:tc>
+          <w:tcPr>
+            <w:tcBorders>
+              <w:top w:val="single" w:color="000000" w:sz="6"/>
+              <w:left w:val="single" w:color="000000" w:sz="6"/>
+              <w:bottom w:val="single" w:color="000000" w:sz="6"/>
+              <w:right w:val="single" w:color="000000" w:sz="6"/>
+            </w:tcBorders>
+            <w:tcMar>
+              <w:top w:type="dxa" w:w="60"/>
+              <w:left w:type="dxa" w:w="100"/>
+              <w:bottom w:type="dxa" w:w="60"/>
+              <w:right w:type="dxa" w:w="100"/>
+            </w:tcMar>
+          </w:tcPr>
+          <w:p>
+            <w:pPr>
+              <w:spacing w:line="240"/>
+            </w:pPr>
+            <w:r>
+              <w:rPr>
+                <w:rFonts w:ascii="Times New Roman" w:cs="Times New Roman" w:eastAsia="Times New Roman" w:hAnsi="Times New Roman"/>
+                <w:b w:val="false"/>
+                <w:bCs w:val="false"/>
+                <w:sz w:val="22"/>
+                <w:szCs w:val="22"/>
+              </w:rPr>
+              <w:t xml:space="preserve">Minutes delivered, recomputed from the weekly entries</w:t>
+            </w:r>
+          </w:p>
+        </w:tc>
+        <w:tc>
+          <w:tcPr>
+            <w:tcBorders>
+              <w:top w:val="single" w:color="000000" w:sz="6"/>
+              <w:left w:val="single" w:color="000000" w:sz="6"/>
+              <w:bottom w:val="single" w:color="000000" w:sz="6"/>
+              <w:right w:val="single" w:color="000000" w:sz="6"/>
+            </w:tcBorders>
+            <w:tcMar>
+              <w:top w:type="dxa" w:w="60"/>
+              <w:left w:type="dxa" w:w="100"/>
+              <w:bottom w:type="dxa" w:w="60"/>
+              <w:right w:type="dxa" w:w="100"/>
+            </w:tcMar>
+          </w:tcPr>
+          <w:p>
+            <w:pPr>
+              <w:spacing w:line="240"/>
+            </w:pPr>
+            <w:r>
+              <w:rPr>
+                <w:rFonts w:ascii="Times New Roman" w:cs="Times New Roman" w:eastAsia="Times New Roman" w:hAnsi="Times New Roman"/>
+                <w:b w:val="false"/>
+                <w:bCs w:val="false"/>
+                <w:sz w:val="22"/>
+                <w:szCs w:val="22"/>
+              </w:rPr>
+              <w:t xml:space="preserve">4 weeks at 60 minutes (service log); 15 weeks at 30 minutes (service log); 3 weeks at 0 (service log)</w:t>
+            </w:r>
+          </w:p>
+        </w:tc>
+        <w:tc>
+          <w:tcPr>
+            <w:tcBorders>
+              <w:top w:val="single" w:color="000000" w:sz="6"/>
+              <w:left w:val="single" w:color="000000" w:sz="6"/>
+              <w:bottom w:val="single" w:color="000000" w:sz="6"/>
+              <w:right w:val="single" w:color="000000" w:sz="6"/>
+            </w:tcBorders>
+            <w:tcMar>
+              <w:top w:type="dxa" w:w="60"/>
+              <w:left w:type="dxa" w:w="100"/>
+              <w:bottom w:type="dxa" w:w="60"/>
+              <w:right w:type="dxa" w:w="100"/>
+            </w:tcMar>
+          </w:tcPr>
+          <w:p>
+            <w:pPr>
+              <w:spacing w:line="240"/>
+            </w:pPr>
+            <w:r>
+              <w:rPr>
+                <w:rFonts w:ascii="Times New Roman" w:cs="Times New Roman" w:eastAsia="Times New Roman" w:hAnsi="Times New Roman"/>
+                <w:b w:val="false"/>
+                <w:bCs w:val="false"/>
+                <w:sz w:val="22"/>
+                <w:szCs w:val="22"/>
+              </w:rPr>
+              <w:t xml:space="preserve">460 + 1530 + 3*0</w:t>
+            </w:r>
+          </w:p>
+        </w:tc>
+        <w:tc>
+          <w:tcPr>
+            <w:tcBorders>
+              <w:top w:val="single" w:color="000000" w:sz="6"/>
+              <w:left w:val="single" w:color="000000" w:sz="6"/>
+              <w:bottom w:val="single" w:color="000000" w:sz="6"/>
+              <w:right w:val="single" w:color="000000" w:sz="6"/>
+            </w:tcBorders>
+            <w:tcMar>
+              <w:top w:type="dxa" w:w="60"/>
+              <w:left w:type="dxa" w:w="100"/>
+              <w:bottom w:type="dxa" w:w="60"/>
+              <w:right w:type="dxa" w:w="100"/>
+            </w:tcMar>
+          </w:tcPr>
+          <w:p>
+            <w:pPr>
+              <w:spacing w:line="240"/>
+            </w:pPr>
+            <w:r>
+              <w:rPr>
+                <w:rFonts w:ascii="Times New Roman" w:cs="Times New Roman" w:eastAsia="Times New Roman" w:hAnsi="Times New Roman"/>
+                <w:b w:val="false"/>
+                <w:bCs w:val="false"/>
+                <w:sz w:val="22"/>
+                <w:szCs w:val="22"/>
+              </w:rPr>
+              <w:t xml:space="preserve">690 minutes</w:t>
+            </w:r>
+          </w:p>
+        </w:tc>
+      </w:tr>
+      <w:tr>
+        <w:trPr>
+          <w:tblHeader w:val="false"/>
+        </w:trPr>
+        <w:tc>
+          <w:tcPr>
+            <w:tcBorders>
+              <w:top w:val="single" w:color="000000" w:sz="6"/>
+              <w:left w:val="single" w:color="000000" w:sz="6"/>
+              <w:bottom w:val="single" w:color="000000" w:sz="6"/>
+              <w:right w:val="single" w:color="000000" w:sz="6"/>
+            </w:tcBorders>
+            <w:tcMar>
+              <w:top w:type="dxa" w:w="60"/>
+              <w:left w:type="dxa" w:w="100"/>
+              <w:bottom w:type="dxa" w:w="60"/>
+              <w:right w:type="dxa" w:w="100"/>
+            </w:tcMar>
+          </w:tcPr>
+          <w:p>
+            <w:pPr>
+              <w:spacing w:line="240"/>
+            </w:pPr>
+            <w:r>
+              <w:rPr>
+                <w:rFonts w:ascii="Times New Roman" w:cs="Times New Roman" w:eastAsia="Times New Roman" w:hAnsi="Times New Roman"/>
+                <w:b w:val="false"/>
+                <w:bCs w:val="false"/>
+                <w:sz w:val="22"/>
+                <w:szCs w:val="22"/>
+              </w:rPr>
+              <w:t xml:space="preserve">Shortfall against the required total</w:t>
+            </w:r>
+          </w:p>
+        </w:tc>
+        <w:tc>
+          <w:tcPr>
+            <w:tcBorders>
+              <w:top w:val="single" w:color="000000" w:sz="6"/>
+              <w:left w:val="single" w:color="000000" w:sz="6"/>
+              <w:bottom w:val="single" w:color="000000" w:sz="6"/>
+              <w:right w:val="single" w:color="000000" w:sz="6"/>
+            </w:tcBorders>
+            <w:tcMar>
+              <w:top w:type="dxa" w:w="60"/>
+              <w:left w:type="dxa" w:w="100"/>
+              <w:bottom w:type="dxa" w:w="60"/>
+              <w:right w:type="dxa" w:w="100"/>
+            </w:tcMar>
+          </w:tcPr>
+          <w:p>
+            <w:pPr>
+              <w:spacing w:line="240"/>
+            </w:pPr>
+            <w:r>
+              <w:rPr>
+                <w:rFonts w:ascii="Times New Roman" w:cs="Times New Roman" w:eastAsia="Times New Roman" w:hAnsi="Times New Roman"/>
+                <w:b w:val="false"/>
+                <w:bCs w:val="false"/>
+                <w:sz w:val="22"/>
+                <w:szCs w:val="22"/>
+              </w:rPr>
+              <w:t xml:space="preserve">1,320 minutes required (computed above); 690 minutes delivered (computed above)</w:t>
+            </w:r>
+          </w:p>
+        </w:tc>
+        <w:tc>
+          <w:tcPr>
+            <w:tcBorders>
+              <w:top w:val="single" w:color="000000" w:sz="6"/>
+              <w:left w:val="single" w:color="000000" w:sz="6"/>
+              <w:bottom w:val="single" w:color="000000" w:sz="6"/>
+              <w:right w:val="single" w:color="000000" w:sz="6"/>
+            </w:tcBorders>
+            <w:tcMar>
+              <w:top w:type="dxa" w:w="60"/>
+              <w:left w:type="dxa" w:w="100"/>
+              <w:bottom w:type="dxa" w:w="60"/>
+              <w:right w:type="dxa" w:w="100"/>
+            </w:tcMar>
+          </w:tcPr>
+          <w:p>
+            <w:pPr>
+              <w:spacing w:line="240"/>
+            </w:pPr>
+            <w:r>
+              <w:rPr>
+                <w:rFonts w:ascii="Times New Roman" w:cs="Times New Roman" w:eastAsia="Times New Roman" w:hAnsi="Times New Roman"/>
+                <w:b w:val="false"/>
+                <w:bCs w:val="false"/>
+                <w:sz w:val="22"/>
+                <w:szCs w:val="22"/>
+              </w:rPr>
+              <w:t xml:space="preserve">1320 - 690</w:t>
+            </w:r>
+          </w:p>
+        </w:tc>
+        <w:tc>
+          <w:tcPr>
+            <w:tcBorders>
+              <w:top w:val="single" w:color="000000" w:sz="6"/>
+              <w:left w:val="single" w:color="000000" w:sz="6"/>
+              <w:bottom w:val="single" w:color="000000" w:sz="6"/>
+              <w:right w:val="single" w:color="000000" w:sz="6"/>
+            </w:tcBorders>
+            <w:tcMar>
+              <w:top w:type="dxa" w:w="60"/>
+              <w:left w:type="dxa" w:w="100"/>
+              <w:bottom w:type="dxa" w:w="60"/>
+              <w:right w:type="dxa" w:w="100"/>
+            </w:tcMar>
+          </w:tcPr>
+          <w:p>
+            <w:pPr>
+              <w:spacing w:line="240"/>
+            </w:pPr>
+            <w:r>
+              <w:rPr>
+                <w:rFonts w:ascii="Times New Roman" w:cs="Times New Roman" w:eastAsia="Times New Roman" w:hAnsi="Times New Roman"/>
+                <w:b w:val="false"/>
+                <w:bCs w:val="false"/>
+                <w:sz w:val="22"/>
+                <w:szCs w:val="22"/>
+              </w:rPr>
+              <w:t xml:space="preserve">630 minutes</w:t>
+            </w:r>
+          </w:p>
+        </w:tc>
+      </w:tr>
+      <w:tr>
+        <w:trPr>
+          <w:tblHeader w:val="false"/>
+        </w:trPr>
+        <w:tc>
+          <w:tcPr>
+            <w:tcBorders>
+              <w:top w:val="single" w:color="000000" w:sz="6"/>
+              <w:left w:val="single" w:color="000000" w:sz="6"/>
+              <w:bottom w:val="single" w:color="000000" w:sz="6"/>
+              <w:right w:val="single" w:color="000000" w:sz="6"/>
+            </w:tcBorders>
+            <w:tcMar>
+              <w:top w:type="dxa" w:w="60"/>
+              <w:left w:type="dxa" w:w="100"/>
+              <w:bottom w:type="dxa" w:w="60"/>
+              <w:right w:type="dxa" w:w="100"/>
+            </w:tcMar>
+          </w:tcPr>
+          <w:p>
+            <w:pPr>
+              <w:spacing w:line="240"/>
+            </w:pPr>
+            <w:r>
+              <w:rPr>
+                <w:rFonts w:ascii="Times New Roman" w:cs="Times New Roman" w:eastAsia="Times New Roman" w:hAnsi="Times New Roman"/>
+                <w:b w:val="false"/>
+                <w:bCs w:val="false"/>
+                <w:sz w:val="22"/>
+                <w:szCs w:val="22"/>
+              </w:rPr>
+              <w:t xml:space="preserve">Minutes delivered individually</w:t>
+            </w:r>
+          </w:p>
+        </w:tc>
+        <w:tc>
+          <w:tcPr>
+            <w:tcBorders>
+              <w:top w:val="single" w:color="000000" w:sz="6"/>
+              <w:left w:val="single" w:color="000000" w:sz="6"/>
+              <w:bottom w:val="single" w:color="000000" w:sz="6"/>
+              <w:right w:val="single" w:color="000000" w:sz="6"/>
+            </w:tcBorders>
+            <w:tcMar>
+              <w:top w:type="dxa" w:w="60"/>
+              <w:left w:type="dxa" w:w="100"/>
+              <w:bottom w:type="dxa" w:w="60"/>
+              <w:right w:type="dxa" w:w="100"/>
+            </w:tcMar>
+          </w:tcPr>
+          <w:p>
+            <w:pPr>
+              <w:spacing w:line="240"/>
+            </w:pPr>
+            <w:r>
+              <w:rPr>
+                <w:rFonts w:ascii="Times New Roman" w:cs="Times New Roman" w:eastAsia="Times New Roman" w:hAnsi="Times New Roman"/>
+                <w:b w:val="false"/>
+                <w:bCs w:val="false"/>
+                <w:sz w:val="22"/>
+                <w:szCs w:val="22"/>
+              </w:rPr>
+              <w:t xml:space="preserve">4 weeks at 60 minutes individual (service log)</w:t>
+            </w:r>
+          </w:p>
+        </w:tc>
+        <w:tc>
+          <w:tcPr>
+            <w:tcBorders>
+              <w:top w:val="single" w:color="000000" w:sz="6"/>
+              <w:left w:val="single" w:color="000000" w:sz="6"/>
+              <w:bottom w:val="single" w:color="000000" w:sz="6"/>
+              <w:right w:val="single" w:color="000000" w:sz="6"/>
+            </w:tcBorders>
+            <w:tcMar>
+              <w:top w:type="dxa" w:w="60"/>
+              <w:left w:type="dxa" w:w="100"/>
+              <w:bottom w:type="dxa" w:w="60"/>
+              <w:right w:type="dxa" w:w="100"/>
+            </w:tcMar>
+          </w:tcPr>
+          <w:p>
+            <w:pPr>
+              <w:spacing w:line="240"/>
+            </w:pPr>
+            <w:r>
+              <w:rPr>
+                <w:rFonts w:ascii="Times New Roman" w:cs="Times New Roman" w:eastAsia="Times New Roman" w:hAnsi="Times New Roman"/>
+                <w:b w:val="false"/>
+                <w:bCs w:val="false"/>
+                <w:sz w:val="22"/>
+                <w:szCs w:val="22"/>
+              </w:rPr>
+              <w:t xml:space="preserve">4 * 60</w:t>
+            </w:r>
+          </w:p>
+        </w:tc>
+        <w:tc>
+          <w:tcPr>
+            <w:tcBorders>
+              <w:top w:val="single" w:color="000000" w:sz="6"/>
+              <w:left w:val="single" w:color="000000" w:sz="6"/>
+              <w:bottom w:val="single" w:color="000000" w:sz="6"/>
+              <w:right w:val="single" w:color="000000" w:sz="6"/>
+            </w:tcBorders>
+            <w:tcMar>
+              <w:top w:type="dxa" w:w="60"/>
+              <w:left w:type="dxa" w:w="100"/>
+              <w:bottom w:type="dxa" w:w="60"/>
+              <w:right w:type="dxa" w:w="100"/>
+            </w:tcMar>
+          </w:tcPr>
+          <w:p>
+            <w:pPr>
+              <w:spacing w:line="240"/>
+            </w:pPr>
+            <w:r>
+              <w:rPr>
+                <w:rFonts w:ascii="Times New Roman" w:cs="Times New Roman" w:eastAsia="Times New Roman" w:hAnsi="Times New Roman"/>
+                <w:b w:val="false"/>
+                <w:bCs w:val="false"/>
+                <w:sz w:val="22"/>
+                <w:szCs w:val="22"/>
+              </w:rPr>
+              <w:t xml:space="preserve">240 minutes</w:t>
+            </w:r>
+          </w:p>
+        </w:tc>
+      </w:tr>
+      <w:tr>
+        <w:trPr>
+          <w:tblHeader w:val="false"/>
+        </w:trPr>
+        <w:tc>
+          <w:tcPr>
+            <w:tcBorders>
+              <w:top w:val="single" w:color="000000" w:sz="6"/>
+              <w:left w:val="single" w:color="000000" w:sz="6"/>
+              <w:bottom w:val="single" w:color="000000" w:sz="6"/>
+              <w:right w:val="single" w:color="000000" w:sz="6"/>
+            </w:tcBorders>
+            <w:tcMar>
+              <w:top w:type="dxa" w:w="60"/>
+              <w:left w:type="dxa" w:w="100"/>
+              <w:bottom w:type="dxa" w:w="60"/>
+              <w:right w:type="dxa" w:w="100"/>
+            </w:tcMar>
+          </w:tcPr>
+          <w:p>
+            <w:pPr>
+              <w:spacing w:line="240"/>
+            </w:pPr>
+            <w:r>
+              <w:rPr>
+                <w:rFonts w:ascii="Times New Roman" w:cs="Times New Roman" w:eastAsia="Times New Roman" w:hAnsi="Times New Roman"/>
+                <w:b w:val="false"/>
+                <w:bCs w:val="false"/>
+                <w:sz w:val="22"/>
+                <w:szCs w:val="22"/>
+              </w:rPr>
+              <w:t xml:space="preserve">Individual minutes required but not delivered individually</w:t>
+            </w:r>
+          </w:p>
+        </w:tc>
+        <w:tc>
+          <w:tcPr>
+            <w:tcBorders>
+              <w:top w:val="single" w:color="000000" w:sz="6"/>
+              <w:left w:val="single" w:color="000000" w:sz="6"/>
+              <w:bottom w:val="single" w:color="000000" w:sz="6"/>
+              <w:right w:val="single" w:color="000000" w:sz="6"/>
+            </w:tcBorders>
+            <w:tcMar>
+              <w:top w:type="dxa" w:w="60"/>
+              <w:left w:type="dxa" w:w="100"/>
+              <w:bottom w:type="dxa" w:w="60"/>
+              <w:right w:type="dxa" w:w="100"/>
+            </w:tcMar>
+          </w:tcPr>
+          <w:p>
+            <w:pPr>
+              <w:spacing w:line="240"/>
+            </w:pPr>
+            <w:r>
+              <w:rPr>
+                <w:rFonts w:ascii="Times New Roman" w:cs="Times New Roman" w:eastAsia="Times New Roman" w:hAnsi="Times New Roman"/>
+                <w:b w:val="false"/>
+                <w:bCs w:val="false"/>
+                <w:sz w:val="22"/>
+                <w:szCs w:val="22"/>
+              </w:rPr>
+              <w:t xml:space="preserve">1,320 minutes required (computed above); 240 minutes delivered individually (computed above)</w:t>
+            </w:r>
+          </w:p>
+        </w:tc>
+        <w:tc>
+          <w:tcPr>
+            <w:tcBorders>
+              <w:top w:val="single" w:color="000000" w:sz="6"/>
+              <w:left w:val="single" w:color="000000" w:sz="6"/>
+              <w:bottom w:val="single" w:color="000000" w:sz="6"/>
+              <w:right w:val="single" w:color="000000" w:sz="6"/>
+            </w:tcBorders>
+            <w:tcMar>
+              <w:top w:type="dxa" w:w="60"/>
+              <w:left w:type="dxa" w:w="100"/>
+              <w:bottom w:type="dxa" w:w="60"/>
+              <w:right w:type="dxa" w:w="100"/>
+            </w:tcMar>
+          </w:tcPr>
+          <w:p>
+            <w:pPr>
+              <w:spacing w:line="240"/>
+            </w:pPr>
+            <w:r>
+              <w:rPr>
+                <w:rFonts w:ascii="Times New Roman" w:cs="Times New Roman" w:eastAsia="Times New Roman" w:hAnsi="Times New Roman"/>
+                <w:b w:val="false"/>
+                <w:bCs w:val="false"/>
+                <w:sz w:val="22"/>
+                <w:szCs w:val="22"/>
+              </w:rPr>
+              <w:t xml:space="preserve">1320 - 240</w:t>
+            </w:r>
+          </w:p>
+        </w:tc>
+        <w:tc>
+          <w:tcPr>
+            <w:tcBorders>
+              <w:top w:val="single" w:color="000000" w:sz="6"/>
+              <w:left w:val="single" w:color="000000" w:sz="6"/>
+              <w:bottom w:val="single" w:color="000000" w:sz="6"/>
+              <w:right w:val="single" w:color="000000" w:sz="6"/>
+            </w:tcBorders>
+            <w:tcMar>
+              <w:top w:type="dxa" w:w="60"/>
+              <w:left w:type="dxa" w:w="100"/>
+              <w:bottom w:type="dxa" w:w="60"/>
+              <w:right w:type="dxa" w:w="100"/>
+            </w:tcMar>
+          </w:tcPr>
+          <w:p>
+            <w:pPr>
+              <w:spacing w:line="240"/>
+            </w:pPr>
+            <w:r>
+              <w:rPr>
+                <w:rFonts w:ascii="Times New Roman" w:cs="Times New Roman" w:eastAsia="Times New Roman" w:hAnsi="Times New Roman"/>
+                <w:b w:val="false"/>
+                <w:bCs w:val="false"/>
+                <w:sz w:val="22"/>
+                <w:szCs w:val="22"/>
+              </w:rPr>
+              <w:t xml:space="preserve">1080 minutes</w:t>
+            </w:r>
+          </w:p>
+        </w:tc>
+      </w:tr>
+      <w:tr>
+        <w:trPr>
+          <w:tblHeader w:val="false"/>
+        </w:trPr>
+        <w:tc>
+          <w:tcPr>
+            <w:tcBorders>
+              <w:top w:val="single" w:color="000000" w:sz="6"/>
+              <w:left w:val="single" w:color="000000" w:sz="6"/>
+              <w:bottom w:val="single" w:color="000000" w:sz="6"/>
+              <w:right w:val="single" w:color="000000" w:sz="6"/>
+            </w:tcBorders>
+            <w:tcMar>
+              <w:top w:type="dxa" w:w="60"/>
+              <w:left w:type="dxa" w:w="100"/>
+              <w:bottom w:type="dxa" w:w="60"/>
+              <w:right w:type="dxa" w:w="100"/>
+            </w:tcMar>
+          </w:tcPr>
+          <w:p>
+            <w:pPr>
+              <w:spacing w:line="240"/>
+            </w:pPr>
+            <w:r>
+              <w:rPr>
+                <w:rFonts w:ascii="Times New Roman" w:cs="Times New Roman" w:eastAsia="Times New Roman" w:hAnsi="Times New Roman"/>
+                <w:b w:val="false"/>
+                <w:bCs w:val="false"/>
+                <w:sz w:val="22"/>
+                <w:szCs w:val="22"/>
+              </w:rPr>
+              <w:t xml:space="preserve">Weeks without individual therapy</w:t>
+            </w:r>
+          </w:p>
+        </w:tc>
+        <w:tc>
+          <w:tcPr>
+            <w:tcBorders>
+              <w:top w:val="single" w:color="000000" w:sz="6"/>
+              <w:left w:val="single" w:color="000000" w:sz="6"/>
+              <w:bottom w:val="single" w:color="000000" w:sz="6"/>
+              <w:right w:val="single" w:color="000000" w:sz="6"/>
+            </w:tcBorders>
+            <w:tcMar>
+              <w:top w:type="dxa" w:w="60"/>
+              <w:left w:type="dxa" w:w="100"/>
+              <w:bottom w:type="dxa" w:w="60"/>
+              <w:right w:type="dxa" w:w="100"/>
+            </w:tcMar>
+          </w:tcPr>
+          <w:p>
+            <w:pPr>
+              <w:spacing w:line="240"/>
+            </w:pPr>
+            <w:r>
+              <w:rPr>
+                <w:rFonts w:ascii="Times New Roman" w:cs="Times New Roman" w:eastAsia="Times New Roman" w:hAnsi="Times New Roman"/>
+                <w:b w:val="false"/>
+                <w:bCs w:val="false"/>
+                <w:sz w:val="22"/>
+                <w:szCs w:val="22"/>
+              </w:rPr>
+              <w:t xml:space="preserve">22 weeks (service log); 4 weeks at 60 minutes individual (service log)</w:t>
+            </w:r>
+          </w:p>
+        </w:tc>
+        <w:tc>
+          <w:tcPr>
+            <w:tcBorders>
+              <w:top w:val="single" w:color="000000" w:sz="6"/>
+              <w:left w:val="single" w:color="000000" w:sz="6"/>
+              <w:bottom w:val="single" w:color="000000" w:sz="6"/>
+              <w:right w:val="single" w:color="000000" w:sz="6"/>
+            </w:tcBorders>
+            <w:tcMar>
+              <w:top w:type="dxa" w:w="60"/>
+              <w:left w:type="dxa" w:w="100"/>
+              <w:bottom w:type="dxa" w:w="60"/>
+              <w:right w:type="dxa" w:w="100"/>
+            </w:tcMar>
+          </w:tcPr>
+          <w:p>
+            <w:pPr>
+              <w:spacing w:line="240"/>
+            </w:pPr>
+            <w:r>
+              <w:rPr>
+                <w:rFonts w:ascii="Times New Roman" w:cs="Times New Roman" w:eastAsia="Times New Roman" w:hAnsi="Times New Roman"/>
+                <w:b w:val="false"/>
+                <w:bCs w:val="false"/>
+                <w:sz w:val="22"/>
+                <w:szCs w:val="22"/>
+              </w:rPr>
+              <w:t xml:space="preserve">22 - 4</w:t>
+            </w:r>
+          </w:p>
+        </w:tc>
+        <w:tc>
+          <w:tcPr>
+            <w:tcBorders>
+              <w:top w:val="single" w:color="000000" w:sz="6"/>
+              <w:left w:val="single" w:color="000000" w:sz="6"/>
+              <w:bottom w:val="single" w:color="000000" w:sz="6"/>
+              <w:right w:val="single" w:color="000000" w:sz="6"/>
+            </w:tcBorders>
+            <w:tcMar>
+              <w:top w:type="dxa" w:w="60"/>
+              <w:left w:type="dxa" w:w="100"/>
+              <w:bottom w:type="dxa" w:w="60"/>
+              <w:right w:type="dxa" w:w="100"/>
+            </w:tcMar>
+          </w:tcPr>
+          <w:p>
+            <w:pPr>
+              <w:spacing w:line="240"/>
+            </w:pPr>
+            <w:r>
+              <w:rPr>
+                <w:rFonts w:ascii="Times New Roman" w:cs="Times New Roman" w:eastAsia="Times New Roman" w:hAnsi="Times New Roman"/>
+                <w:b w:val="false"/>
+                <w:bCs w:val="false"/>
+                <w:sz w:val="22"/>
+                <w:szCs w:val="22"/>
+              </w:rPr>
+              <w:t xml:space="preserve">18 weeks</w:t>
+            </w:r>
+          </w:p>
+        </w:tc>
+      </w:tr>
+      <w:tr>
+        <w:trPr>
+          <w:tblHeader w:val="false"/>
+        </w:trPr>
+        <w:tc>
+          <w:tcPr>
+            <w:tcBorders>
+              <w:top w:val="single" w:color="000000" w:sz="6"/>
+              <w:left w:val="single" w:color="000000" w:sz="6"/>
+              <w:bottom w:val="single" w:color="000000" w:sz="6"/>
+              <w:right w:val="single" w:color="000000" w:sz="6"/>
+            </w:tcBorders>
+            <w:tcMar>
+              <w:top w:type="dxa" w:w="60"/>
+              <w:left w:type="dxa" w:w="100"/>
+              <w:bottom w:type="dxa" w:w="60"/>
+              <w:right w:type="dxa" w:w="100"/>
+            </w:tcMar>
+          </w:tcPr>
+          <w:p>
+            <w:pPr>
+              <w:spacing w:line="240"/>
+            </w:pPr>
+            <w:r>
+              <w:rPr>
+                <w:rFonts w:ascii="Times New Roman" w:cs="Times New Roman" w:eastAsia="Times New Roman" w:hAnsi="Times New Roman"/>
+                <w:b w:val="false"/>
+                <w:bCs w:val="false"/>
+                <w:sz w:val="22"/>
+                <w:szCs w:val="22"/>
+              </w:rPr>
+              <w:t xml:space="preserve">Limitations cutoff, one year before the planned filing date</w:t>
+            </w:r>
+          </w:p>
+        </w:tc>
+        <w:tc>
+          <w:tcPr>
+            <w:tcBorders>
+              <w:top w:val="single" w:color="000000" w:sz="6"/>
+              <w:left w:val="single" w:color="000000" w:sz="6"/>
+              <w:bottom w:val="single" w:color="000000" w:sz="6"/>
+              <w:right w:val="single" w:color="000000" w:sz="6"/>
+            </w:tcBorders>
+            <w:tcMar>
+              <w:top w:type="dxa" w:w="60"/>
+              <w:left w:type="dxa" w:w="100"/>
+              <w:bottom w:type="dxa" w:w="60"/>
+              <w:right w:type="dxa" w:w="100"/>
+            </w:tcMar>
+          </w:tcPr>
+          <w:p>
+            <w:pPr>
+              <w:spacing w:line="240"/>
+            </w:pPr>
+            <w:r>
+              <w:rPr>
+                <w:rFonts w:ascii="Times New Roman" w:cs="Times New Roman" w:eastAsia="Times New Roman" w:hAnsi="Times New Roman"/>
+                <w:b w:val="false"/>
+                <w:bCs w:val="false"/>
+                <w:sz w:val="22"/>
+                <w:szCs w:val="22"/>
+              </w:rPr>
+              <w:t xml:space="preserve">June 1, 2026 planned filing date (statement)</w:t>
+            </w:r>
+          </w:p>
+        </w:tc>
+        <w:tc>
+          <w:tcPr>
+            <w:tcBorders>
+              <w:top w:val="single" w:color="000000" w:sz="6"/>
+              <w:left w:val="single" w:color="000000" w:sz="6"/>
+              <w:bottom w:val="single" w:color="000000" w:sz="6"/>
+              <w:right w:val="single" w:color="000000" w:sz="6"/>
+            </w:tcBorders>
+            <w:tcMar>
+              <w:top w:type="dxa" w:w="60"/>
+              <w:left w:type="dxa" w:w="100"/>
+              <w:bottom w:type="dxa" w:w="60"/>
+              <w:right w:type="dxa" w:w="100"/>
+            </w:tcMar>
+          </w:tcPr>
+          <w:p>
+            <w:pPr>
+              <w:spacing w:line="240"/>
+            </w:pPr>
+            <w:r>
+              <w:rPr>
+                <w:rFonts w:ascii="Times New Roman" w:cs="Times New Roman" w:eastAsia="Times New Roman" w:hAnsi="Times New Roman"/>
+                <w:b w:val="false"/>
+                <w:bCs w:val="false"/>
+                <w:sz w:val="22"/>
+                <w:szCs w:val="22"/>
+              </w:rPr>
+              <w:t xml:space="preserve">2026 - 1</w:t>
+            </w:r>
+          </w:p>
+        </w:tc>
+        <w:tc>
+          <w:tcPr>
+            <w:tcBorders>
+              <w:top w:val="single" w:color="000000" w:sz="6"/>
+              <w:left w:val="single" w:color="000000" w:sz="6"/>
+              <w:bottom w:val="single" w:color="000000" w:sz="6"/>
+              <w:right w:val="single" w:color="000000" w:sz="6"/>
+            </w:tcBorders>
+            <w:tcMar>
+              <w:top w:type="dxa" w:w="60"/>
+              <w:left w:type="dxa" w:w="100"/>
+              <w:bottom w:type="dxa" w:w="60"/>
+              <w:right w:type="dxa" w:w="100"/>
+            </w:tcMar>
+          </w:tcPr>
+          <w:p>
+            <w:pPr>
+              <w:spacing w:line="240"/>
+            </w:pPr>
+            <w:r>
+              <w:rPr>
+                <w:rFonts w:ascii="Times New Roman" w:cs="Times New Roman" w:eastAsia="Times New Roman" w:hAnsi="Times New Roman"/>
+                <w:b w:val="false"/>
+                <w:bCs w:val="false"/>
+                <w:sz w:val="22"/>
+                <w:szCs w:val="22"/>
+              </w:rPr>
+              <w:t xml:space="preserve">2025</w:t>
+            </w:r>
+          </w:p>
+        </w:tc>
+      </w:tr>
+    </w:tbl>
+    <w:p>
+      <w:pPr>
+        <w:spacing w:after="160"/>
+      </w:pPr>
+    </w:p>
+    <w:p>
+      <w:pPr>
+        <w:spacing w:after="160"/>
+      </w:pPr>
+      <w:r>
+        <w:rPr>
+          <w:rFonts w:ascii="Times New Roman" w:cs="Times New Roman" w:eastAsia="Times New Roman" w:hAnsi="Times New Roman"/>
+          <w:sz w:val="22"/>
+          <w:szCs w:val="22"/>
+        </w:rPr>
+        <w:t xml:space="preserve">The District’s own summary states 690 minutes delivered against 1,320 required. Both were recomputed from its weekly entries and both are correct. The 1,080 figure in remedy (b) is the measure that matches the violation pleaded: the program requires individual therapy, and group therapy does not discharge it.</w:t>
+      </w:r>
+    </w:p>
+    <w:p>
+      <w:pPr>
+        <w:keepNext/>
+        <w:spacing w:after="80" w:before="360"/>
+      </w:pPr>
+      <w:r>
+        <w:rPr>
+          <w:rFonts w:ascii="Times New Roman" w:cs="Times New Roman" w:eastAsia="Times New Roman" w:hAnsi="Times New Roman"/>
+          <w:b/>
+          <w:bCs/>
+          <w:sz w:val="24"/>
+          <w:szCs w:val="24"/>
+        </w:rPr>
+        <w:t xml:space="preserve">For counsel to decide</w:t>
+      </w:r>
+    </w:p>
+    <w:p>
+      <w:pPr>
+        <w:spacing w:after="40" w:line="260"/>
+        <w:ind w:left="503" w:hanging="288"/>
+      </w:pPr>
+      <w:r>
+        <w:rPr>
+          <w:rFonts w:ascii="Times New Roman" w:cs="Times New Roman" w:eastAsia="Times New Roman" w:hAnsi="Times New Roman"/>
+          <w:i/>
+          <w:iCs/>
+          <w:sz w:val="22"/>
+          <w:szCs w:val="22"/>
+        </w:rPr>
+        <w:t xml:space="preserve">North Carolina’s filing period is one year, not the federal two.</w:t>
+      </w:r>
+      <w:r>
+        <w:rPr>
+          <w:rFonts w:ascii="Times New Roman" w:cs="Times New Roman" w:eastAsia="Times New Roman" w:hAnsi="Times New Roman"/>
+          <w:sz w:val="22"/>
+          <w:szCs w:val="22"/>
+        </w:rPr>
+        <w:t xml:space="preserve"> The evaluation of May 6, 2025 is pleaded as background at paragraph 1 and falls before the cutoff computed above. The violations pleaded begin with the meeting of August 21, 2025. Whether any exception reaches the evaluation itself is not addressed here.</w:t>
+      </w:r>
+    </w:p>
+    <w:p>
+      <w:pPr>
+        <w:spacing w:after="40" w:line="260"/>
+        <w:ind w:left="503" w:hanging="288"/>
+      </w:pPr>
+      <w:r>
+        <w:rPr>
+          <w:rFonts w:ascii="Times New Roman" w:cs="Times New Roman" w:eastAsia="Times New Roman" w:hAnsi="Times New Roman"/>
+          <w:sz w:val="22"/>
+          <w:szCs w:val="22"/>
+        </w:rPr>
+        <w:t xml:space="preserve">Which party bears the burden of proof in a North Carolina special education due process hearing was not confirmed in this session. Confirm it on the official text before filing, and amend the Jurisdiction, timeliness and burden section, which states no allocation.</w:t>
+      </w:r>
+    </w:p>
+    <w:p>
+      <w:pPr>
+        <w:spacing w:after="40" w:line="260"/>
+        <w:ind w:left="503" w:hanging="288"/>
+      </w:pPr>
+      <w:r>
+        <w:rPr>
+          <w:rFonts w:ascii="Times New Roman" w:cs="Times New Roman" w:eastAsia="Times New Roman" w:hAnsi="Times New Roman"/>
+          <w:sz w:val="22"/>
+          <w:szCs w:val="22"/>
+        </w:rPr>
+        <w:t xml:space="preserve">Remedy (b) asks for 1,080 minutes on the individual-minutes measure. The 630-minute total shortfall is the alternative measure and is in the table above. Choose one and do not plead both.</w:t>
+      </w:r>
+    </w:p>
+    <w:p>
+      <w:pPr>
+        <w:spacing w:after="40" w:line="260"/>
+        <w:ind w:left="503" w:hanging="288"/>
+      </w:pPr>
+      <w:r>
+        <w:rPr>
+          <w:rFonts w:ascii="Times New Roman" w:cs="Times New Roman" w:eastAsia="Times New Roman" w:hAnsi="Times New Roman"/>
+          <w:sz w:val="22"/>
+          <w:szCs w:val="22"/>
+        </w:rPr>
+        <w:t xml:space="preserve">The continuing-weeks clause in remedy (b) has no figure, by design: the period runs to the order.</w:t>
+      </w:r>
+    </w:p>
+    <w:p>
+      <w:pPr>
+        <w:spacing w:after="120"/>
+      </w:pPr>
+    </w:p>
+    <w:p>
+      <w:pPr>
+        <w:keepNext/>
+        <w:spacing w:after="80" w:before="360"/>
+      </w:pPr>
+      <w:r>
+        <w:rPr>
+          <w:rFonts w:ascii="Times New Roman" w:cs="Times New Roman" w:eastAsia="Times New Roman" w:hAnsi="Times New Roman"/>
+          <w:b/>
+          <w:bCs/>
+          <w:sz w:val="24"/>
+          <w:szCs w:val="24"/>
+        </w:rPr>
+        <w:t xml:space="preserve">Verification checklist</w:t>
+      </w:r>
+    </w:p>
+    <w:p>
+      <w:pPr>
+        <w:spacing w:after="40" w:line="260"/>
+        <w:ind w:left="503" w:hanging="288"/>
+      </w:pPr>
+      <w:r>
+        <w:rPr>
+          <w:rFonts w:ascii="Times New Roman" w:cs="Times New Roman" w:eastAsia="Times New Roman" w:hAnsi="Times New Roman"/>
+          <w:sz w:val="22"/>
+          <w:szCs w:val="22"/>
+        </w:rPr>
+        <w:t xml:space="preserve">[  ]  Forum, hearing body, caption, county line and required copies</w:t>
+      </w:r>
+    </w:p>
+    <w:p>
+      <w:pPr>
+        <w:spacing w:after="40" w:line="260"/>
+        <w:ind w:left="503" w:hanging="288"/>
+      </w:pPr>
+      <w:r>
+        <w:rPr>
+          <w:rFonts w:ascii="Times New Roman" w:cs="Times New Roman" w:eastAsia="Times New Roman" w:hAnsi="Times New Roman"/>
+          <w:sz w:val="22"/>
+          <w:szCs w:val="22"/>
+        </w:rPr>
+        <w:t xml:space="preserve">[  ]  Filing date and the one-year limitations cutoff</w:t>
+      </w:r>
+    </w:p>
+    <w:p>
+      <w:pPr>
+        <w:spacing w:after="40" w:line="260"/>
+        <w:ind w:left="503" w:hanging="288"/>
+      </w:pPr>
+      <w:r>
+        <w:rPr>
+          <w:rFonts w:ascii="Times New Roman" w:cs="Times New Roman" w:eastAsia="Times New Roman" w:hAnsi="Times New Roman"/>
+          <w:sz w:val="22"/>
+          <w:szCs w:val="22"/>
+        </w:rPr>
+        <w:t xml:space="preserve">[  ]  School years and programs challenged</w:t>
+      </w:r>
+    </w:p>
+    <w:p>
+      <w:pPr>
+        <w:spacing w:after="40" w:line="260"/>
+        <w:ind w:left="503" w:hanging="288"/>
+      </w:pPr>
+      <w:r>
+        <w:rPr>
+          <w:rFonts w:ascii="Times New Roman" w:cs="Times New Roman" w:eastAsia="Times New Roman" w:hAnsi="Times New Roman"/>
+          <w:sz w:val="22"/>
+          <w:szCs w:val="22"/>
+        </w:rPr>
+        <w:t xml:space="preserve">[  ]  Residence and who holds educational rights</w:t>
+      </w:r>
+    </w:p>
+    <w:p>
+      <w:pPr>
+        <w:spacing w:after="40" w:line="260"/>
+        <w:ind w:left="503" w:hanging="288"/>
+      </w:pPr>
+      <w:r>
+        <w:rPr>
+          <w:rFonts w:ascii="Times New Roman" w:cs="Times New Roman" w:eastAsia="Times New Roman" w:hAnsi="Times New Roman"/>
+          <w:sz w:val="22"/>
+          <w:szCs w:val="22"/>
+        </w:rPr>
+        <w:t xml:space="preserve">[  ]  Current school</w:t>
+      </w:r>
+    </w:p>
+    <w:p>
+      <w:pPr>
+        <w:spacing w:after="40" w:line="260"/>
+        <w:ind w:left="503" w:hanging="288"/>
+      </w:pPr>
+      <w:r>
+        <w:rPr>
+          <w:rFonts w:ascii="Times New Roman" w:cs="Times New Roman" w:eastAsia="Times New Roman" w:hAnsi="Times New Roman"/>
+          <w:sz w:val="22"/>
+          <w:szCs w:val="22"/>
+        </w:rPr>
+        <w:t xml:space="preserve">[  ]  Service log and make-up counts</w:t>
+      </w:r>
+    </w:p>
+    <w:p>
+      <w:pPr>
+        <w:spacing w:after="40" w:line="260"/>
+        <w:ind w:left="503" w:hanging="288"/>
+      </w:pPr>
+      <w:r>
+        <w:rPr>
+          <w:rFonts w:ascii="Times New Roman" w:cs="Times New Roman" w:eastAsia="Times New Roman" w:hAnsi="Times New Roman"/>
+          <w:sz w:val="22"/>
+          <w:szCs w:val="22"/>
+        </w:rPr>
+        <w:t xml:space="preserve">[  ]  Compensatory quantities, and which measure is pleaded</w:t>
+      </w:r>
+    </w:p>
+    <w:p>
+      <w:pPr>
+        <w:spacing w:after="40" w:line="260"/>
+        <w:ind w:left="503" w:hanging="288"/>
+      </w:pPr>
+      <w:r>
+        <w:rPr>
+          <w:rFonts w:ascii="Times New Roman" w:cs="Times New Roman" w:eastAsia="Times New Roman" w:hAnsi="Times New Roman"/>
+          <w:sz w:val="22"/>
+          <w:szCs w:val="22"/>
+        </w:rPr>
+        <w:t xml:space="preserve">[  ]  Independent educational evaluation request and the District’s response</w:t>
+      </w:r>
+    </w:p>
+    <w:p>
+      <w:pPr>
+        <w:spacing w:after="40" w:line="260"/>
+        <w:ind w:left="503" w:hanging="288"/>
+      </w:pPr>
+      <w:r>
+        <w:rPr>
+          <w:rFonts w:ascii="Times New Roman" w:cs="Times New Roman" w:eastAsia="Times New Roman" w:hAnsi="Times New Roman"/>
+          <w:sz w:val="22"/>
+          <w:szCs w:val="22"/>
+        </w:rPr>
+        <w:t xml:space="preserve">[  ]  Burden of proof allocation in North Carolina</w:t>
+      </w:r>
+    </w:p>
+    <w:p>
+      <w:pPr>
+        <w:spacing w:after="40" w:line="260"/>
+        <w:ind w:left="503" w:hanging="288"/>
+      </w:pPr>
+      <w:r>
+        <w:rPr>
+          <w:rFonts w:ascii="Times New Roman" w:cs="Times New Roman" w:eastAsia="Times New Roman" w:hAnsi="Times New Roman"/>
+          <w:sz w:val="22"/>
+          <w:szCs w:val="22"/>
+        </w:rPr>
+        <w:t xml:space="preserve">[  ]  Every statutory and regulatory citation</w:t>
+      </w:r>
+    </w:p>
+    <w:p>
+      <w:pPr>
+        <w:spacing w:after="40" w:line="260"/>
+        <w:ind w:left="503" w:hanging="288"/>
+      </w:pPr>
+      <w:r>
+        <w:rPr>
+          <w:rFonts w:ascii="Times New Roman" w:cs="Times New Roman" w:eastAsia="Times New Roman" w:hAnsi="Times New Roman"/>
+          <w:sz w:val="22"/>
+          <w:szCs w:val="22"/>
+        </w:rPr>
+        <w:t xml:space="preserve">[  ]  Signature block, bar number and service list</w:t>
+      </w:r>
+    </w:p>
+    <w:p>
+      <w:pPr>
+        <w:spacing w:after="120"/>
+      </w:pPr>
     </w:p>
     <w:sectPr>
       <w:footerReference w:type="default" r:id="rId7"/>

--- a/examples/pine-hollow/complaint.docx
+++ b/examples/pine-hollow/complaint.docx
@@ -1953,1805 +1953,6 @@
         <w:t xml:space="preserve">Attorney for Petitioner and the Parent</w:t>
       </w:r>
     </w:p>
-    <w:p>
-      <w:pPr>
-        <w:keepNext/>
-        <w:pageBreakBefore/>
-        <w:spacing w:after="160" w:before="0"/>
-        <w:jc w:val="center"/>
-      </w:pPr>
-      <w:r>
-        <w:rPr>
-          <w:rFonts w:ascii="Times New Roman" w:cs="Times New Roman" w:eastAsia="Times New Roman" w:hAnsi="Times New Roman"/>
-          <w:b/>
-          <w:bCs/>
-          <w:sz w:val="24"/>
-          <w:szCs w:val="24"/>
-        </w:rPr>
-        <w:t xml:space="preserve">Attorney Review Notes – Attorney Work Product – Remove Before Filing</w:t>
-      </w:r>
-    </w:p>
-    <w:p>
-      <w:pPr>
-        <w:keepNext/>
-        <w:spacing w:after="80" w:before="360"/>
-      </w:pPr>
-      <w:r>
-        <w:rPr>
-          <w:rFonts w:ascii="Times New Roman" w:cs="Times New Roman" w:eastAsia="Times New Roman" w:hAnsi="Times New Roman"/>
-          <w:b/>
-          <w:bCs/>
-          <w:sz w:val="24"/>
-          <w:szCs w:val="24"/>
-        </w:rPr>
-        <w:t xml:space="preserve">Citations</w:t>
-      </w:r>
-    </w:p>
-    <w:tbl>
-      <w:tblPr>
-        <w:tblW w:type="dxa" w:w="9360"/>
-        <w:tblBorders>
-          <w:top w:val="single" w:color="auto" w:sz="4"/>
-          <w:left w:val="single" w:color="auto" w:sz="4"/>
-          <w:bottom w:val="single" w:color="auto" w:sz="4"/>
-          <w:right w:val="single" w:color="auto" w:sz="4"/>
-          <w:insideH w:val="single" w:color="auto" w:sz="4"/>
-          <w:insideV w:val="single" w:color="auto" w:sz="4"/>
-        </w:tblBorders>
-      </w:tblPr>
-      <w:tblGrid>
-        <w:gridCol w:w="100"/>
-        <w:gridCol w:w="100"/>
-        <w:gridCol w:w="100"/>
-        <w:gridCol w:w="100"/>
-      </w:tblGrid>
-      <w:tr>
-        <w:trPr>
-          <w:tblHeader/>
-        </w:trPr>
-        <w:tc>
-          <w:tcPr>
-            <w:tcBorders>
-              <w:top w:val="single" w:color="000000" w:sz="6"/>
-              <w:left w:val="single" w:color="000000" w:sz="6"/>
-              <w:bottom w:val="single" w:color="000000" w:sz="6"/>
-              <w:right w:val="single" w:color="000000" w:sz="6"/>
-            </w:tcBorders>
-            <w:tcMar>
-              <w:top w:type="dxa" w:w="60"/>
-              <w:left w:type="dxa" w:w="100"/>
-              <w:bottom w:type="dxa" w:w="60"/>
-              <w:right w:type="dxa" w:w="100"/>
-            </w:tcMar>
-          </w:tcPr>
-          <w:p>
-            <w:pPr>
-              <w:spacing w:line="240"/>
-            </w:pPr>
-            <w:r>
-              <w:rPr>
-                <w:rFonts w:ascii="Times New Roman" w:cs="Times New Roman" w:eastAsia="Times New Roman" w:hAnsi="Times New Roman"/>
-                <w:b/>
-                <w:bCs/>
-                <w:sz w:val="22"/>
-                <w:szCs w:val="22"/>
-              </w:rPr>
-              <w:t xml:space="preserve">Authority</w:t>
-            </w:r>
-          </w:p>
-        </w:tc>
-        <w:tc>
-          <w:tcPr>
-            <w:tcBorders>
-              <w:top w:val="single" w:color="000000" w:sz="6"/>
-              <w:left w:val="single" w:color="000000" w:sz="6"/>
-              <w:bottom w:val="single" w:color="000000" w:sz="6"/>
-              <w:right w:val="single" w:color="000000" w:sz="6"/>
-            </w:tcBorders>
-            <w:tcMar>
-              <w:top w:type="dxa" w:w="60"/>
-              <w:left w:type="dxa" w:w="100"/>
-              <w:bottom w:type="dxa" w:w="60"/>
-              <w:right w:type="dxa" w:w="100"/>
-            </w:tcMar>
-          </w:tcPr>
-          <w:p>
-            <w:pPr>
-              <w:spacing w:line="240"/>
-            </w:pPr>
-            <w:r>
-              <w:rPr>
-                <w:rFonts w:ascii="Times New Roman" w:cs="Times New Roman" w:eastAsia="Times New Roman" w:hAnsi="Times New Roman"/>
-                <w:b/>
-                <w:bCs/>
-                <w:sz w:val="22"/>
-                <w:szCs w:val="22"/>
-              </w:rPr>
-              <w:t xml:space="preserve">Tier</w:t>
-            </w:r>
-          </w:p>
-        </w:tc>
-        <w:tc>
-          <w:tcPr>
-            <w:tcBorders>
-              <w:top w:val="single" w:color="000000" w:sz="6"/>
-              <w:left w:val="single" w:color="000000" w:sz="6"/>
-              <w:bottom w:val="single" w:color="000000" w:sz="6"/>
-              <w:right w:val="single" w:color="000000" w:sz="6"/>
-            </w:tcBorders>
-            <w:tcMar>
-              <w:top w:type="dxa" w:w="60"/>
-              <w:left w:type="dxa" w:w="100"/>
-              <w:bottom w:type="dxa" w:w="60"/>
-              <w:right w:type="dxa" w:w="100"/>
-            </w:tcMar>
-          </w:tcPr>
-          <w:p>
-            <w:pPr>
-              <w:spacing w:line="240"/>
-            </w:pPr>
-            <w:r>
-              <w:rPr>
-                <w:rFonts w:ascii="Times New Roman" w:cs="Times New Roman" w:eastAsia="Times New Roman" w:hAnsi="Times New Roman"/>
-                <w:b/>
-                <w:bCs/>
-                <w:sz w:val="22"/>
-                <w:szCs w:val="22"/>
-              </w:rPr>
-              <w:t xml:space="preserve">Pin cite</w:t>
-            </w:r>
-          </w:p>
-        </w:tc>
-        <w:tc>
-          <w:tcPr>
-            <w:tcBorders>
-              <w:top w:val="single" w:color="000000" w:sz="6"/>
-              <w:left w:val="single" w:color="000000" w:sz="6"/>
-              <w:bottom w:val="single" w:color="000000" w:sz="6"/>
-              <w:right w:val="single" w:color="000000" w:sz="6"/>
-            </w:tcBorders>
-            <w:tcMar>
-              <w:top w:type="dxa" w:w="60"/>
-              <w:left w:type="dxa" w:w="100"/>
-              <w:bottom w:type="dxa" w:w="60"/>
-              <w:right w:type="dxa" w:w="100"/>
-            </w:tcMar>
-          </w:tcPr>
-          <w:p>
-            <w:pPr>
-              <w:spacing w:line="240"/>
-            </w:pPr>
-            <w:r>
-              <w:rPr>
-                <w:rFonts w:ascii="Times New Roman" w:cs="Times New Roman" w:eastAsia="Times New Roman" w:hAnsi="Times New Roman"/>
-                <w:b/>
-                <w:bCs/>
-                <w:sz w:val="22"/>
-                <w:szCs w:val="22"/>
-              </w:rPr>
-              <w:t xml:space="preserve">Quoted</w:t>
-            </w:r>
-          </w:p>
-        </w:tc>
-      </w:tr>
-      <w:tr>
-        <w:trPr>
-          <w:tblHeader w:val="false"/>
-        </w:trPr>
-        <w:tc>
-          <w:tcPr>
-            <w:tcBorders>
-              <w:top w:val="single" w:color="000000" w:sz="6"/>
-              <w:left w:val="single" w:color="000000" w:sz="6"/>
-              <w:bottom w:val="single" w:color="000000" w:sz="6"/>
-              <w:right w:val="single" w:color="000000" w:sz="6"/>
-            </w:tcBorders>
-            <w:tcMar>
-              <w:top w:type="dxa" w:w="60"/>
-              <w:left w:type="dxa" w:w="100"/>
-              <w:bottom w:type="dxa" w:w="60"/>
-              <w:right w:type="dxa" w:w="100"/>
-            </w:tcMar>
-          </w:tcPr>
-          <w:p>
-            <w:pPr>
-              <w:spacing w:line="240"/>
-            </w:pPr>
-            <w:r>
-              <w:rPr>
-                <w:rFonts w:ascii="Times New Roman" w:cs="Times New Roman" w:eastAsia="Times New Roman" w:hAnsi="Times New Roman"/>
-                <w:b w:val="false"/>
-                <w:bCs w:val="false"/>
-                <w:sz w:val="22"/>
-                <w:szCs w:val="22"/>
-              </w:rPr>
-              <w:t xml:space="preserve">34 C.F.R. §§ 300.101, 300.111, 300.301–300.311, 300.304, 300.323, 300.324, 300.502, 300.503, 300.507, 300.508</w:t>
-            </w:r>
-          </w:p>
-        </w:tc>
-        <w:tc>
-          <w:tcPr>
-            <w:tcBorders>
-              <w:top w:val="single" w:color="000000" w:sz="6"/>
-              <w:left w:val="single" w:color="000000" w:sz="6"/>
-              <w:bottom w:val="single" w:color="000000" w:sz="6"/>
-              <w:right w:val="single" w:color="000000" w:sz="6"/>
-            </w:tcBorders>
-            <w:tcMar>
-              <w:top w:type="dxa" w:w="60"/>
-              <w:left w:type="dxa" w:w="100"/>
-              <w:bottom w:type="dxa" w:w="60"/>
-              <w:right w:type="dxa" w:w="100"/>
-            </w:tcMar>
-          </w:tcPr>
-          <w:p>
-            <w:pPr>
-              <w:spacing w:line="240"/>
-            </w:pPr>
-            <w:r>
-              <w:rPr>
-                <w:rFonts w:ascii="Times New Roman" w:cs="Times New Roman" w:eastAsia="Times New Roman" w:hAnsi="Times New Roman"/>
-                <w:b w:val="false"/>
-                <w:bCs w:val="false"/>
-                <w:sz w:val="22"/>
-                <w:szCs w:val="22"/>
-              </w:rPr>
-              <w:t xml:space="preserve">1</w:t>
-            </w:r>
-          </w:p>
-        </w:tc>
-        <w:tc>
-          <w:tcPr>
-            <w:tcBorders>
-              <w:top w:val="single" w:color="000000" w:sz="6"/>
-              <w:left w:val="single" w:color="000000" w:sz="6"/>
-              <w:bottom w:val="single" w:color="000000" w:sz="6"/>
-              <w:right w:val="single" w:color="000000" w:sz="6"/>
-            </w:tcBorders>
-            <w:tcMar>
-              <w:top w:type="dxa" w:w="60"/>
-              <w:left w:type="dxa" w:w="100"/>
-              <w:bottom w:type="dxa" w:w="60"/>
-              <w:right w:type="dxa" w:w="100"/>
-            </w:tcMar>
-          </w:tcPr>
-          <w:p>
-            <w:pPr>
-              <w:spacing w:line="240"/>
-            </w:pPr>
-            <w:r>
-              <w:rPr>
-                <w:rFonts w:ascii="Times New Roman" w:cs="Times New Roman" w:eastAsia="Times New Roman" w:hAnsi="Times New Roman"/>
-                <w:b w:val="false"/>
-                <w:bCs w:val="false"/>
-                <w:sz w:val="22"/>
-                <w:szCs w:val="22"/>
-              </w:rPr>
-              <w:t xml:space="preserve">n/a</w:t>
-            </w:r>
-          </w:p>
-        </w:tc>
-        <w:tc>
-          <w:tcPr>
-            <w:tcBorders>
-              <w:top w:val="single" w:color="000000" w:sz="6"/>
-              <w:left w:val="single" w:color="000000" w:sz="6"/>
-              <w:bottom w:val="single" w:color="000000" w:sz="6"/>
-              <w:right w:val="single" w:color="000000" w:sz="6"/>
-            </w:tcBorders>
-            <w:tcMar>
-              <w:top w:type="dxa" w:w="60"/>
-              <w:left w:type="dxa" w:w="100"/>
-              <w:bottom w:type="dxa" w:w="60"/>
-              <w:right w:type="dxa" w:w="100"/>
-            </w:tcMar>
-          </w:tcPr>
-          <w:p>
-            <w:pPr>
-              <w:spacing w:line="240"/>
-            </w:pPr>
-            <w:r>
-              <w:rPr>
-                <w:rFonts w:ascii="Times New Roman" w:cs="Times New Roman" w:eastAsia="Times New Roman" w:hAnsi="Times New Roman"/>
-                <w:b w:val="false"/>
-                <w:bCs w:val="false"/>
-                <w:sz w:val="22"/>
-                <w:szCs w:val="22"/>
-              </w:rPr>
-              <w:t xml:space="preserve">no</w:t>
-            </w:r>
-          </w:p>
-        </w:tc>
-      </w:tr>
-    </w:tbl>
-    <w:p>
-      <w:pPr>
-        <w:spacing w:after="160"/>
-      </w:pPr>
-    </w:p>
-    <w:p>
-      <w:pPr>
-        <w:spacing w:after="160"/>
-      </w:pPr>
-      <w:r>
-        <w:rPr>
-          <w:rFonts w:ascii="Times New Roman" w:cs="Times New Roman" w:eastAsia="Times New Roman" w:hAnsi="Times New Roman"/>
-          <w:sz w:val="22"/>
-          <w:szCs w:val="22"/>
-        </w:rPr>
-        <w:t xml:space="preserve">No case is cited. </w:t>
-      </w:r>
-      <w:r>
-        <w:rPr>
-          <w:rFonts w:ascii="Times New Roman" w:cs="Times New Roman" w:eastAsia="Times New Roman" w:hAnsi="Times New Roman"/>
-          <w:i/>
-          <w:iCs/>
-          <w:sz w:val="22"/>
-          <w:szCs w:val="22"/>
-        </w:rPr>
-        <w:t xml:space="preserve">Endrew F.</w:t>
-      </w:r>
-      <w:r>
-        <w:rPr>
-          <w:rFonts w:ascii="Times New Roman" w:cs="Times New Roman" w:eastAsia="Times New Roman" w:hAnsi="Times New Roman"/>
-          <w:sz w:val="22"/>
-          <w:szCs w:val="22"/>
-        </w:rPr>
-        <w:t xml:space="preserve"> and </w:t>
-      </w:r>
-      <w:r>
-        <w:rPr>
-          <w:rFonts w:ascii="Times New Roman" w:cs="Times New Roman" w:eastAsia="Times New Roman" w:hAnsi="Times New Roman"/>
-          <w:i/>
-          <w:iCs/>
-          <w:sz w:val="22"/>
-          <w:szCs w:val="22"/>
-        </w:rPr>
-        <w:t xml:space="preserve">Rowley</w:t>
-      </w:r>
-      <w:r>
-        <w:rPr>
-          <w:rFonts w:ascii="Times New Roman" w:cs="Times New Roman" w:eastAsia="Times New Roman" w:hAnsi="Times New Roman"/>
-          <w:sz w:val="22"/>
-          <w:szCs w:val="22"/>
-        </w:rPr>
-        <w:t xml:space="preserve"> were considered and are not needed: no claim here turns on the adequacy of the program as written. No Fourth Circuit decision was confirmed in this session, so none is cited.</w:t>
-      </w:r>
-    </w:p>
-    <w:p>
-      <w:pPr>
-        <w:keepNext/>
-        <w:spacing w:after="80" w:before="360"/>
-      </w:pPr>
-      <w:r>
-        <w:rPr>
-          <w:rFonts w:ascii="Times New Roman" w:cs="Times New Roman" w:eastAsia="Times New Roman" w:hAnsi="Times New Roman"/>
-          <w:b/>
-          <w:bCs/>
-          <w:sz w:val="24"/>
-          <w:szCs w:val="24"/>
-        </w:rPr>
-        <w:t xml:space="preserve">Adverse authority and expected defenses</w:t>
-      </w:r>
-    </w:p>
-    <w:p>
-      <w:pPr>
-        <w:spacing w:after="40" w:line="260"/>
-        <w:ind w:left="503" w:hanging="288"/>
-      </w:pPr>
-      <w:r>
-        <w:rPr>
-          <w:rFonts w:ascii="Times New Roman" w:cs="Times New Roman" w:eastAsia="Times New Roman" w:hAnsi="Times New Roman"/>
-          <w:sz w:val="22"/>
-          <w:szCs w:val="22"/>
-        </w:rPr>
-        <w:t xml:space="preserve">The District will argue the May 6, 2025 evaluation was current and that its own spring 2026 assessment of written expression answers the Parent’s concern. Claim A answers it: the District delivers weekly instruction in a skill it has never measured. Claim B answers the second half: a later District assessment is not the alternative 34 C.F.R. § 300.502(b)(2) provides.</w:t>
-      </w:r>
-    </w:p>
-    <w:p>
-      <w:pPr>
-        <w:spacing w:after="40" w:line="260"/>
-        <w:ind w:left="503" w:hanging="288"/>
-      </w:pPr>
-      <w:r>
-        <w:rPr>
-          <w:rFonts w:ascii="Times New Roman" w:cs="Times New Roman" w:eastAsia="Times New Roman" w:hAnsi="Times New Roman"/>
-          <w:sz w:val="22"/>
-          <w:szCs w:val="22"/>
-        </w:rPr>
-        <w:t xml:space="preserve">The District will argue group therapy at 30 minutes was a material equivalent, or that staffing was beyond its control. Claim D answers it from the minutes its own log records. </w:t>
-      </w:r>
-      <w:r>
-        <w:rPr>
-          <w:rFonts w:ascii="Times New Roman" w:cs="Times New Roman" w:eastAsia="Times New Roman" w:hAnsi="Times New Roman"/>
-          <w:i/>
-          <w:iCs/>
-          <w:sz w:val="22"/>
-          <w:szCs w:val="22"/>
-        </w:rPr>
-        <w:t xml:space="preserve">The Fourth Circuit’s standard for a material failure to implement was not confirmed in this session and is not cited. Confirm it before the hearing.</w:t>
-      </w:r>
-    </w:p>
-    <w:p>
-      <w:pPr>
-        <w:spacing w:after="40" w:line="260"/>
-        <w:ind w:left="503" w:hanging="288"/>
-      </w:pPr>
-      <w:r>
-        <w:rPr>
-          <w:rFonts w:ascii="Times New Roman" w:cs="Times New Roman" w:eastAsia="Times New Roman" w:hAnsi="Times New Roman"/>
-          <w:sz w:val="22"/>
-          <w:szCs w:val="22"/>
-        </w:rPr>
-        <w:t xml:space="preserve">The District may argue that the prior written notice within the August 21, 2025 program covered the services, so no further notice was owed for the September change. Claim C answers it.</w:t>
-      </w:r>
-    </w:p>
-    <w:p>
-      <w:pPr>
-        <w:spacing w:after="40" w:line="260"/>
-        <w:ind w:left="503" w:hanging="288"/>
-      </w:pPr>
-      <w:r>
-        <w:rPr>
-          <w:rFonts w:ascii="Times New Roman" w:cs="Times New Roman" w:eastAsia="Times New Roman" w:hAnsi="Times New Roman"/>
-          <w:sz w:val="22"/>
-          <w:szCs w:val="22"/>
-        </w:rPr>
-        <w:t xml:space="preserve">The District may argue the Parent’s February 9, 2026 letter shows she had the log and could have filed earlier. That bears on timeliness, below.</w:t>
-      </w:r>
-    </w:p>
-    <w:p>
-      <w:pPr>
-        <w:spacing w:after="120"/>
-      </w:pPr>
-    </w:p>
-    <w:p>
-      <w:pPr>
-        <w:keepNext/>
-        <w:spacing w:after="80" w:before="360"/>
-      </w:pPr>
-      <w:r>
-        <w:rPr>
-          <w:rFonts w:ascii="Times New Roman" w:cs="Times New Roman" w:eastAsia="Times New Roman" w:hAnsi="Times New Roman"/>
-          <w:b/>
-          <w:bCs/>
-          <w:sz w:val="24"/>
-          <w:szCs w:val="24"/>
-        </w:rPr>
-        <w:t xml:space="preserve">Arithmetic</w:t>
-      </w:r>
-    </w:p>
-    <w:tbl>
-      <w:tblPr>
-        <w:tblW w:type="dxa" w:w="9360"/>
-        <w:tblBorders>
-          <w:top w:val="single" w:color="auto" w:sz="4"/>
-          <w:left w:val="single" w:color="auto" w:sz="4"/>
-          <w:bottom w:val="single" w:color="auto" w:sz="4"/>
-          <w:right w:val="single" w:color="auto" w:sz="4"/>
-          <w:insideH w:val="single" w:color="auto" w:sz="4"/>
-          <w:insideV w:val="single" w:color="auto" w:sz="4"/>
-        </w:tblBorders>
-      </w:tblPr>
-      <w:tblGrid>
-        <w:gridCol w:w="100"/>
-        <w:gridCol w:w="100"/>
-        <w:gridCol w:w="100"/>
-        <w:gridCol w:w="100"/>
-      </w:tblGrid>
-      <w:tr>
-        <w:trPr>
-          <w:tblHeader/>
-        </w:trPr>
-        <w:tc>
-          <w:tcPr>
-            <w:tcBorders>
-              <w:top w:val="single" w:color="000000" w:sz="6"/>
-              <w:left w:val="single" w:color="000000" w:sz="6"/>
-              <w:bottom w:val="single" w:color="000000" w:sz="6"/>
-              <w:right w:val="single" w:color="000000" w:sz="6"/>
-            </w:tcBorders>
-            <w:tcMar>
-              <w:top w:type="dxa" w:w="60"/>
-              <w:left w:type="dxa" w:w="100"/>
-              <w:bottom w:type="dxa" w:w="60"/>
-              <w:right w:type="dxa" w:w="100"/>
-            </w:tcMar>
-          </w:tcPr>
-          <w:p>
-            <w:pPr>
-              <w:spacing w:line="240"/>
-            </w:pPr>
-            <w:r>
-              <w:rPr>
-                <w:rFonts w:ascii="Times New Roman" w:cs="Times New Roman" w:eastAsia="Times New Roman" w:hAnsi="Times New Roman"/>
-                <w:b/>
-                <w:bCs/>
-                <w:sz w:val="22"/>
-                <w:szCs w:val="22"/>
-              </w:rPr>
-              <w:t xml:space="preserve">What</w:t>
-            </w:r>
-          </w:p>
-        </w:tc>
-        <w:tc>
-          <w:tcPr>
-            <w:tcBorders>
-              <w:top w:val="single" w:color="000000" w:sz="6"/>
-              <w:left w:val="single" w:color="000000" w:sz="6"/>
-              <w:bottom w:val="single" w:color="000000" w:sz="6"/>
-              <w:right w:val="single" w:color="000000" w:sz="6"/>
-            </w:tcBorders>
-            <w:tcMar>
-              <w:top w:type="dxa" w:w="60"/>
-              <w:left w:type="dxa" w:w="100"/>
-              <w:bottom w:type="dxa" w:w="60"/>
-              <w:right w:type="dxa" w:w="100"/>
-            </w:tcMar>
-          </w:tcPr>
-          <w:p>
-            <w:pPr>
-              <w:spacing w:line="240"/>
-            </w:pPr>
-            <w:r>
-              <w:rPr>
-                <w:rFonts w:ascii="Times New Roman" w:cs="Times New Roman" w:eastAsia="Times New Roman" w:hAnsi="Times New Roman"/>
-                <w:b/>
-                <w:bCs/>
-                <w:sz w:val="22"/>
-                <w:szCs w:val="22"/>
-              </w:rPr>
-              <w:t xml:space="preserve">Inputs</w:t>
-            </w:r>
-          </w:p>
-        </w:tc>
-        <w:tc>
-          <w:tcPr>
-            <w:tcBorders>
-              <w:top w:val="single" w:color="000000" w:sz="6"/>
-              <w:left w:val="single" w:color="000000" w:sz="6"/>
-              <w:bottom w:val="single" w:color="000000" w:sz="6"/>
-              <w:right w:val="single" w:color="000000" w:sz="6"/>
-            </w:tcBorders>
-            <w:tcMar>
-              <w:top w:type="dxa" w:w="60"/>
-              <w:left w:type="dxa" w:w="100"/>
-              <w:bottom w:type="dxa" w:w="60"/>
-              <w:right w:type="dxa" w:w="100"/>
-            </w:tcMar>
-          </w:tcPr>
-          <w:p>
-            <w:pPr>
-              <w:spacing w:line="240"/>
-            </w:pPr>
-            <w:r>
-              <w:rPr>
-                <w:rFonts w:ascii="Times New Roman" w:cs="Times New Roman" w:eastAsia="Times New Roman" w:hAnsi="Times New Roman"/>
-                <w:b/>
-                <w:bCs/>
-                <w:sz w:val="22"/>
-                <w:szCs w:val="22"/>
-              </w:rPr>
-              <w:t xml:space="preserve">Computation</w:t>
-            </w:r>
-          </w:p>
-        </w:tc>
-        <w:tc>
-          <w:tcPr>
-            <w:tcBorders>
-              <w:top w:val="single" w:color="000000" w:sz="6"/>
-              <w:left w:val="single" w:color="000000" w:sz="6"/>
-              <w:bottom w:val="single" w:color="000000" w:sz="6"/>
-              <w:right w:val="single" w:color="000000" w:sz="6"/>
-            </w:tcBorders>
-            <w:tcMar>
-              <w:top w:type="dxa" w:w="60"/>
-              <w:left w:type="dxa" w:w="100"/>
-              <w:bottom w:type="dxa" w:w="60"/>
-              <w:right w:type="dxa" w:w="100"/>
-            </w:tcMar>
-          </w:tcPr>
-          <w:p>
-            <w:pPr>
-              <w:spacing w:line="240"/>
-            </w:pPr>
-            <w:r>
-              <w:rPr>
-                <w:rFonts w:ascii="Times New Roman" w:cs="Times New Roman" w:eastAsia="Times New Roman" w:hAnsi="Times New Roman"/>
-                <w:b/>
-                <w:bCs/>
-                <w:sz w:val="22"/>
-                <w:szCs w:val="22"/>
-              </w:rPr>
-              <w:t xml:space="preserve">Result</w:t>
-            </w:r>
-          </w:p>
-        </w:tc>
-      </w:tr>
-      <w:tr>
-        <w:trPr>
-          <w:tblHeader w:val="false"/>
-        </w:trPr>
-        <w:tc>
-          <w:tcPr>
-            <w:tcBorders>
-              <w:top w:val="single" w:color="000000" w:sz="6"/>
-              <w:left w:val="single" w:color="000000" w:sz="6"/>
-              <w:bottom w:val="single" w:color="000000" w:sz="6"/>
-              <w:right w:val="single" w:color="000000" w:sz="6"/>
-            </w:tcBorders>
-            <w:tcMar>
-              <w:top w:type="dxa" w:w="60"/>
-              <w:left w:type="dxa" w:w="100"/>
-              <w:bottom w:type="dxa" w:w="60"/>
-              <w:right w:type="dxa" w:w="100"/>
-            </w:tcMar>
-          </w:tcPr>
-          <w:p>
-            <w:pPr>
-              <w:spacing w:line="240"/>
-            </w:pPr>
-            <w:r>
-              <w:rPr>
-                <w:rFonts w:ascii="Times New Roman" w:cs="Times New Roman" w:eastAsia="Times New Roman" w:hAnsi="Times New Roman"/>
-                <w:b w:val="false"/>
-                <w:bCs w:val="false"/>
-                <w:sz w:val="22"/>
-                <w:szCs w:val="22"/>
-              </w:rPr>
-              <w:t xml:space="preserve">Minutes the program required across the log period</w:t>
-            </w:r>
-          </w:p>
-        </w:tc>
-        <w:tc>
-          <w:tcPr>
-            <w:tcBorders>
-              <w:top w:val="single" w:color="000000" w:sz="6"/>
-              <w:left w:val="single" w:color="000000" w:sz="6"/>
-              <w:bottom w:val="single" w:color="000000" w:sz="6"/>
-              <w:right w:val="single" w:color="000000" w:sz="6"/>
-            </w:tcBorders>
-            <w:tcMar>
-              <w:top w:type="dxa" w:w="60"/>
-              <w:left w:type="dxa" w:w="100"/>
-              <w:bottom w:type="dxa" w:w="60"/>
-              <w:right w:type="dxa" w:w="100"/>
-            </w:tcMar>
-          </w:tcPr>
-          <w:p>
-            <w:pPr>
-              <w:spacing w:line="240"/>
-            </w:pPr>
-            <w:r>
-              <w:rPr>
-                <w:rFonts w:ascii="Times New Roman" w:cs="Times New Roman" w:eastAsia="Times New Roman" w:hAnsi="Times New Roman"/>
-                <w:b w:val="false"/>
-                <w:bCs w:val="false"/>
-                <w:sz w:val="22"/>
-                <w:szCs w:val="22"/>
-              </w:rPr>
-              <w:t xml:space="preserve">22 weeks (service log); 60 minutes per week (IEP, p. 1)</w:t>
-            </w:r>
-          </w:p>
-        </w:tc>
-        <w:tc>
-          <w:tcPr>
-            <w:tcBorders>
-              <w:top w:val="single" w:color="000000" w:sz="6"/>
-              <w:left w:val="single" w:color="000000" w:sz="6"/>
-              <w:bottom w:val="single" w:color="000000" w:sz="6"/>
-              <w:right w:val="single" w:color="000000" w:sz="6"/>
-            </w:tcBorders>
-            <w:tcMar>
-              <w:top w:type="dxa" w:w="60"/>
-              <w:left w:type="dxa" w:w="100"/>
-              <w:bottom w:type="dxa" w:w="60"/>
-              <w:right w:type="dxa" w:w="100"/>
-            </w:tcMar>
-          </w:tcPr>
-          <w:p>
-            <w:pPr>
-              <w:spacing w:line="240"/>
-            </w:pPr>
-            <w:r>
-              <w:rPr>
-                <w:rFonts w:ascii="Times New Roman" w:cs="Times New Roman" w:eastAsia="Times New Roman" w:hAnsi="Times New Roman"/>
-                <w:b w:val="false"/>
-                <w:bCs w:val="false"/>
-                <w:sz w:val="22"/>
-                <w:szCs w:val="22"/>
-              </w:rPr>
-              <w:t xml:space="preserve">22 * 60</w:t>
-            </w:r>
-          </w:p>
-        </w:tc>
-        <w:tc>
-          <w:tcPr>
-            <w:tcBorders>
-              <w:top w:val="single" w:color="000000" w:sz="6"/>
-              <w:left w:val="single" w:color="000000" w:sz="6"/>
-              <w:bottom w:val="single" w:color="000000" w:sz="6"/>
-              <w:right w:val="single" w:color="000000" w:sz="6"/>
-            </w:tcBorders>
-            <w:tcMar>
-              <w:top w:type="dxa" w:w="60"/>
-              <w:left w:type="dxa" w:w="100"/>
-              <w:bottom w:type="dxa" w:w="60"/>
-              <w:right w:type="dxa" w:w="100"/>
-            </w:tcMar>
-          </w:tcPr>
-          <w:p>
-            <w:pPr>
-              <w:spacing w:line="240"/>
-            </w:pPr>
-            <w:r>
-              <w:rPr>
-                <w:rFonts w:ascii="Times New Roman" w:cs="Times New Roman" w:eastAsia="Times New Roman" w:hAnsi="Times New Roman"/>
-                <w:b w:val="false"/>
-                <w:bCs w:val="false"/>
-                <w:sz w:val="22"/>
-                <w:szCs w:val="22"/>
-              </w:rPr>
-              <w:t xml:space="preserve">1320 minutes</w:t>
-            </w:r>
-          </w:p>
-        </w:tc>
-      </w:tr>
-      <w:tr>
-        <w:trPr>
-          <w:tblHeader w:val="false"/>
-        </w:trPr>
-        <w:tc>
-          <w:tcPr>
-            <w:tcBorders>
-              <w:top w:val="single" w:color="000000" w:sz="6"/>
-              <w:left w:val="single" w:color="000000" w:sz="6"/>
-              <w:bottom w:val="single" w:color="000000" w:sz="6"/>
-              <w:right w:val="single" w:color="000000" w:sz="6"/>
-            </w:tcBorders>
-            <w:tcMar>
-              <w:top w:type="dxa" w:w="60"/>
-              <w:left w:type="dxa" w:w="100"/>
-              <w:bottom w:type="dxa" w:w="60"/>
-              <w:right w:type="dxa" w:w="100"/>
-            </w:tcMar>
-          </w:tcPr>
-          <w:p>
-            <w:pPr>
-              <w:spacing w:line="240"/>
-            </w:pPr>
-            <w:r>
-              <w:rPr>
-                <w:rFonts w:ascii="Times New Roman" w:cs="Times New Roman" w:eastAsia="Times New Roman" w:hAnsi="Times New Roman"/>
-                <w:b w:val="false"/>
-                <w:bCs w:val="false"/>
-                <w:sz w:val="22"/>
-                <w:szCs w:val="22"/>
-              </w:rPr>
-              <w:t xml:space="preserve">Minutes delivered, recomputed from the weekly entries</w:t>
-            </w:r>
-          </w:p>
-        </w:tc>
-        <w:tc>
-          <w:tcPr>
-            <w:tcBorders>
-              <w:top w:val="single" w:color="000000" w:sz="6"/>
-              <w:left w:val="single" w:color="000000" w:sz="6"/>
-              <w:bottom w:val="single" w:color="000000" w:sz="6"/>
-              <w:right w:val="single" w:color="000000" w:sz="6"/>
-            </w:tcBorders>
-            <w:tcMar>
-              <w:top w:type="dxa" w:w="60"/>
-              <w:left w:type="dxa" w:w="100"/>
-              <w:bottom w:type="dxa" w:w="60"/>
-              <w:right w:type="dxa" w:w="100"/>
-            </w:tcMar>
-          </w:tcPr>
-          <w:p>
-            <w:pPr>
-              <w:spacing w:line="240"/>
-            </w:pPr>
-            <w:r>
-              <w:rPr>
-                <w:rFonts w:ascii="Times New Roman" w:cs="Times New Roman" w:eastAsia="Times New Roman" w:hAnsi="Times New Roman"/>
-                <w:b w:val="false"/>
-                <w:bCs w:val="false"/>
-                <w:sz w:val="22"/>
-                <w:szCs w:val="22"/>
-              </w:rPr>
-              <w:t xml:space="preserve">4 weeks at 60 minutes (service log); 15 weeks at 30 minutes (service log); 3 weeks at 0 (service log)</w:t>
-            </w:r>
-          </w:p>
-        </w:tc>
-        <w:tc>
-          <w:tcPr>
-            <w:tcBorders>
-              <w:top w:val="single" w:color="000000" w:sz="6"/>
-              <w:left w:val="single" w:color="000000" w:sz="6"/>
-              <w:bottom w:val="single" w:color="000000" w:sz="6"/>
-              <w:right w:val="single" w:color="000000" w:sz="6"/>
-            </w:tcBorders>
-            <w:tcMar>
-              <w:top w:type="dxa" w:w="60"/>
-              <w:left w:type="dxa" w:w="100"/>
-              <w:bottom w:type="dxa" w:w="60"/>
-              <w:right w:type="dxa" w:w="100"/>
-            </w:tcMar>
-          </w:tcPr>
-          <w:p>
-            <w:pPr>
-              <w:spacing w:line="240"/>
-            </w:pPr>
-            <w:r>
-              <w:rPr>
-                <w:rFonts w:ascii="Times New Roman" w:cs="Times New Roman" w:eastAsia="Times New Roman" w:hAnsi="Times New Roman"/>
-                <w:b w:val="false"/>
-                <w:bCs w:val="false"/>
-                <w:sz w:val="22"/>
-                <w:szCs w:val="22"/>
-              </w:rPr>
-              <w:t xml:space="preserve">460 + 1530 + 3*0</w:t>
-            </w:r>
-          </w:p>
-        </w:tc>
-        <w:tc>
-          <w:tcPr>
-            <w:tcBorders>
-              <w:top w:val="single" w:color="000000" w:sz="6"/>
-              <w:left w:val="single" w:color="000000" w:sz="6"/>
-              <w:bottom w:val="single" w:color="000000" w:sz="6"/>
-              <w:right w:val="single" w:color="000000" w:sz="6"/>
-            </w:tcBorders>
-            <w:tcMar>
-              <w:top w:type="dxa" w:w="60"/>
-              <w:left w:type="dxa" w:w="100"/>
-              <w:bottom w:type="dxa" w:w="60"/>
-              <w:right w:type="dxa" w:w="100"/>
-            </w:tcMar>
-          </w:tcPr>
-          <w:p>
-            <w:pPr>
-              <w:spacing w:line="240"/>
-            </w:pPr>
-            <w:r>
-              <w:rPr>
-                <w:rFonts w:ascii="Times New Roman" w:cs="Times New Roman" w:eastAsia="Times New Roman" w:hAnsi="Times New Roman"/>
-                <w:b w:val="false"/>
-                <w:bCs w:val="false"/>
-                <w:sz w:val="22"/>
-                <w:szCs w:val="22"/>
-              </w:rPr>
-              <w:t xml:space="preserve">690 minutes</w:t>
-            </w:r>
-          </w:p>
-        </w:tc>
-      </w:tr>
-      <w:tr>
-        <w:trPr>
-          <w:tblHeader w:val="false"/>
-        </w:trPr>
-        <w:tc>
-          <w:tcPr>
-            <w:tcBorders>
-              <w:top w:val="single" w:color="000000" w:sz="6"/>
-              <w:left w:val="single" w:color="000000" w:sz="6"/>
-              <w:bottom w:val="single" w:color="000000" w:sz="6"/>
-              <w:right w:val="single" w:color="000000" w:sz="6"/>
-            </w:tcBorders>
-            <w:tcMar>
-              <w:top w:type="dxa" w:w="60"/>
-              <w:left w:type="dxa" w:w="100"/>
-              <w:bottom w:type="dxa" w:w="60"/>
-              <w:right w:type="dxa" w:w="100"/>
-            </w:tcMar>
-          </w:tcPr>
-          <w:p>
-            <w:pPr>
-              <w:spacing w:line="240"/>
-            </w:pPr>
-            <w:r>
-              <w:rPr>
-                <w:rFonts w:ascii="Times New Roman" w:cs="Times New Roman" w:eastAsia="Times New Roman" w:hAnsi="Times New Roman"/>
-                <w:b w:val="false"/>
-                <w:bCs w:val="false"/>
-                <w:sz w:val="22"/>
-                <w:szCs w:val="22"/>
-              </w:rPr>
-              <w:t xml:space="preserve">Shortfall against the required total</w:t>
-            </w:r>
-          </w:p>
-        </w:tc>
-        <w:tc>
-          <w:tcPr>
-            <w:tcBorders>
-              <w:top w:val="single" w:color="000000" w:sz="6"/>
-              <w:left w:val="single" w:color="000000" w:sz="6"/>
-              <w:bottom w:val="single" w:color="000000" w:sz="6"/>
-              <w:right w:val="single" w:color="000000" w:sz="6"/>
-            </w:tcBorders>
-            <w:tcMar>
-              <w:top w:type="dxa" w:w="60"/>
-              <w:left w:type="dxa" w:w="100"/>
-              <w:bottom w:type="dxa" w:w="60"/>
-              <w:right w:type="dxa" w:w="100"/>
-            </w:tcMar>
-          </w:tcPr>
-          <w:p>
-            <w:pPr>
-              <w:spacing w:line="240"/>
-            </w:pPr>
-            <w:r>
-              <w:rPr>
-                <w:rFonts w:ascii="Times New Roman" w:cs="Times New Roman" w:eastAsia="Times New Roman" w:hAnsi="Times New Roman"/>
-                <w:b w:val="false"/>
-                <w:bCs w:val="false"/>
-                <w:sz w:val="22"/>
-                <w:szCs w:val="22"/>
-              </w:rPr>
-              <w:t xml:space="preserve">1,320 minutes required (computed above); 690 minutes delivered (computed above)</w:t>
-            </w:r>
-          </w:p>
-        </w:tc>
-        <w:tc>
-          <w:tcPr>
-            <w:tcBorders>
-              <w:top w:val="single" w:color="000000" w:sz="6"/>
-              <w:left w:val="single" w:color="000000" w:sz="6"/>
-              <w:bottom w:val="single" w:color="000000" w:sz="6"/>
-              <w:right w:val="single" w:color="000000" w:sz="6"/>
-            </w:tcBorders>
-            <w:tcMar>
-              <w:top w:type="dxa" w:w="60"/>
-              <w:left w:type="dxa" w:w="100"/>
-              <w:bottom w:type="dxa" w:w="60"/>
-              <w:right w:type="dxa" w:w="100"/>
-            </w:tcMar>
-          </w:tcPr>
-          <w:p>
-            <w:pPr>
-              <w:spacing w:line="240"/>
-            </w:pPr>
-            <w:r>
-              <w:rPr>
-                <w:rFonts w:ascii="Times New Roman" w:cs="Times New Roman" w:eastAsia="Times New Roman" w:hAnsi="Times New Roman"/>
-                <w:b w:val="false"/>
-                <w:bCs w:val="false"/>
-                <w:sz w:val="22"/>
-                <w:szCs w:val="22"/>
-              </w:rPr>
-              <w:t xml:space="preserve">1320 - 690</w:t>
-            </w:r>
-          </w:p>
-        </w:tc>
-        <w:tc>
-          <w:tcPr>
-            <w:tcBorders>
-              <w:top w:val="single" w:color="000000" w:sz="6"/>
-              <w:left w:val="single" w:color="000000" w:sz="6"/>
-              <w:bottom w:val="single" w:color="000000" w:sz="6"/>
-              <w:right w:val="single" w:color="000000" w:sz="6"/>
-            </w:tcBorders>
-            <w:tcMar>
-              <w:top w:type="dxa" w:w="60"/>
-              <w:left w:type="dxa" w:w="100"/>
-              <w:bottom w:type="dxa" w:w="60"/>
-              <w:right w:type="dxa" w:w="100"/>
-            </w:tcMar>
-          </w:tcPr>
-          <w:p>
-            <w:pPr>
-              <w:spacing w:line="240"/>
-            </w:pPr>
-            <w:r>
-              <w:rPr>
-                <w:rFonts w:ascii="Times New Roman" w:cs="Times New Roman" w:eastAsia="Times New Roman" w:hAnsi="Times New Roman"/>
-                <w:b w:val="false"/>
-                <w:bCs w:val="false"/>
-                <w:sz w:val="22"/>
-                <w:szCs w:val="22"/>
-              </w:rPr>
-              <w:t xml:space="preserve">630 minutes</w:t>
-            </w:r>
-          </w:p>
-        </w:tc>
-      </w:tr>
-      <w:tr>
-        <w:trPr>
-          <w:tblHeader w:val="false"/>
-        </w:trPr>
-        <w:tc>
-          <w:tcPr>
-            <w:tcBorders>
-              <w:top w:val="single" w:color="000000" w:sz="6"/>
-              <w:left w:val="single" w:color="000000" w:sz="6"/>
-              <w:bottom w:val="single" w:color="000000" w:sz="6"/>
-              <w:right w:val="single" w:color="000000" w:sz="6"/>
-            </w:tcBorders>
-            <w:tcMar>
-              <w:top w:type="dxa" w:w="60"/>
-              <w:left w:type="dxa" w:w="100"/>
-              <w:bottom w:type="dxa" w:w="60"/>
-              <w:right w:type="dxa" w:w="100"/>
-            </w:tcMar>
-          </w:tcPr>
-          <w:p>
-            <w:pPr>
-              <w:spacing w:line="240"/>
-            </w:pPr>
-            <w:r>
-              <w:rPr>
-                <w:rFonts w:ascii="Times New Roman" w:cs="Times New Roman" w:eastAsia="Times New Roman" w:hAnsi="Times New Roman"/>
-                <w:b w:val="false"/>
-                <w:bCs w:val="false"/>
-                <w:sz w:val="22"/>
-                <w:szCs w:val="22"/>
-              </w:rPr>
-              <w:t xml:space="preserve">Minutes delivered individually</w:t>
-            </w:r>
-          </w:p>
-        </w:tc>
-        <w:tc>
-          <w:tcPr>
-            <w:tcBorders>
-              <w:top w:val="single" w:color="000000" w:sz="6"/>
-              <w:left w:val="single" w:color="000000" w:sz="6"/>
-              <w:bottom w:val="single" w:color="000000" w:sz="6"/>
-              <w:right w:val="single" w:color="000000" w:sz="6"/>
-            </w:tcBorders>
-            <w:tcMar>
-              <w:top w:type="dxa" w:w="60"/>
-              <w:left w:type="dxa" w:w="100"/>
-              <w:bottom w:type="dxa" w:w="60"/>
-              <w:right w:type="dxa" w:w="100"/>
-            </w:tcMar>
-          </w:tcPr>
-          <w:p>
-            <w:pPr>
-              <w:spacing w:line="240"/>
-            </w:pPr>
-            <w:r>
-              <w:rPr>
-                <w:rFonts w:ascii="Times New Roman" w:cs="Times New Roman" w:eastAsia="Times New Roman" w:hAnsi="Times New Roman"/>
-                <w:b w:val="false"/>
-                <w:bCs w:val="false"/>
-                <w:sz w:val="22"/>
-                <w:szCs w:val="22"/>
-              </w:rPr>
-              <w:t xml:space="preserve">4 weeks at 60 minutes individual (service log)</w:t>
-            </w:r>
-          </w:p>
-        </w:tc>
-        <w:tc>
-          <w:tcPr>
-            <w:tcBorders>
-              <w:top w:val="single" w:color="000000" w:sz="6"/>
-              <w:left w:val="single" w:color="000000" w:sz="6"/>
-              <w:bottom w:val="single" w:color="000000" w:sz="6"/>
-              <w:right w:val="single" w:color="000000" w:sz="6"/>
-            </w:tcBorders>
-            <w:tcMar>
-              <w:top w:type="dxa" w:w="60"/>
-              <w:left w:type="dxa" w:w="100"/>
-              <w:bottom w:type="dxa" w:w="60"/>
-              <w:right w:type="dxa" w:w="100"/>
-            </w:tcMar>
-          </w:tcPr>
-          <w:p>
-            <w:pPr>
-              <w:spacing w:line="240"/>
-            </w:pPr>
-            <w:r>
-              <w:rPr>
-                <w:rFonts w:ascii="Times New Roman" w:cs="Times New Roman" w:eastAsia="Times New Roman" w:hAnsi="Times New Roman"/>
-                <w:b w:val="false"/>
-                <w:bCs w:val="false"/>
-                <w:sz w:val="22"/>
-                <w:szCs w:val="22"/>
-              </w:rPr>
-              <w:t xml:space="preserve">4 * 60</w:t>
-            </w:r>
-          </w:p>
-        </w:tc>
-        <w:tc>
-          <w:tcPr>
-            <w:tcBorders>
-              <w:top w:val="single" w:color="000000" w:sz="6"/>
-              <w:left w:val="single" w:color="000000" w:sz="6"/>
-              <w:bottom w:val="single" w:color="000000" w:sz="6"/>
-              <w:right w:val="single" w:color="000000" w:sz="6"/>
-            </w:tcBorders>
-            <w:tcMar>
-              <w:top w:type="dxa" w:w="60"/>
-              <w:left w:type="dxa" w:w="100"/>
-              <w:bottom w:type="dxa" w:w="60"/>
-              <w:right w:type="dxa" w:w="100"/>
-            </w:tcMar>
-          </w:tcPr>
-          <w:p>
-            <w:pPr>
-              <w:spacing w:line="240"/>
-            </w:pPr>
-            <w:r>
-              <w:rPr>
-                <w:rFonts w:ascii="Times New Roman" w:cs="Times New Roman" w:eastAsia="Times New Roman" w:hAnsi="Times New Roman"/>
-                <w:b w:val="false"/>
-                <w:bCs w:val="false"/>
-                <w:sz w:val="22"/>
-                <w:szCs w:val="22"/>
-              </w:rPr>
-              <w:t xml:space="preserve">240 minutes</w:t>
-            </w:r>
-          </w:p>
-        </w:tc>
-      </w:tr>
-      <w:tr>
-        <w:trPr>
-          <w:tblHeader w:val="false"/>
-        </w:trPr>
-        <w:tc>
-          <w:tcPr>
-            <w:tcBorders>
-              <w:top w:val="single" w:color="000000" w:sz="6"/>
-              <w:left w:val="single" w:color="000000" w:sz="6"/>
-              <w:bottom w:val="single" w:color="000000" w:sz="6"/>
-              <w:right w:val="single" w:color="000000" w:sz="6"/>
-            </w:tcBorders>
-            <w:tcMar>
-              <w:top w:type="dxa" w:w="60"/>
-              <w:left w:type="dxa" w:w="100"/>
-              <w:bottom w:type="dxa" w:w="60"/>
-              <w:right w:type="dxa" w:w="100"/>
-            </w:tcMar>
-          </w:tcPr>
-          <w:p>
-            <w:pPr>
-              <w:spacing w:line="240"/>
-            </w:pPr>
-            <w:r>
-              <w:rPr>
-                <w:rFonts w:ascii="Times New Roman" w:cs="Times New Roman" w:eastAsia="Times New Roman" w:hAnsi="Times New Roman"/>
-                <w:b w:val="false"/>
-                <w:bCs w:val="false"/>
-                <w:sz w:val="22"/>
-                <w:szCs w:val="22"/>
-              </w:rPr>
-              <w:t xml:space="preserve">Individual minutes required but not delivered individually</w:t>
-            </w:r>
-          </w:p>
-        </w:tc>
-        <w:tc>
-          <w:tcPr>
-            <w:tcBorders>
-              <w:top w:val="single" w:color="000000" w:sz="6"/>
-              <w:left w:val="single" w:color="000000" w:sz="6"/>
-              <w:bottom w:val="single" w:color="000000" w:sz="6"/>
-              <w:right w:val="single" w:color="000000" w:sz="6"/>
-            </w:tcBorders>
-            <w:tcMar>
-              <w:top w:type="dxa" w:w="60"/>
-              <w:left w:type="dxa" w:w="100"/>
-              <w:bottom w:type="dxa" w:w="60"/>
-              <w:right w:type="dxa" w:w="100"/>
-            </w:tcMar>
-          </w:tcPr>
-          <w:p>
-            <w:pPr>
-              <w:spacing w:line="240"/>
-            </w:pPr>
-            <w:r>
-              <w:rPr>
-                <w:rFonts w:ascii="Times New Roman" w:cs="Times New Roman" w:eastAsia="Times New Roman" w:hAnsi="Times New Roman"/>
-                <w:b w:val="false"/>
-                <w:bCs w:val="false"/>
-                <w:sz w:val="22"/>
-                <w:szCs w:val="22"/>
-              </w:rPr>
-              <w:t xml:space="preserve">1,320 minutes required (computed above); 240 minutes delivered individually (computed above)</w:t>
-            </w:r>
-          </w:p>
-        </w:tc>
-        <w:tc>
-          <w:tcPr>
-            <w:tcBorders>
-              <w:top w:val="single" w:color="000000" w:sz="6"/>
-              <w:left w:val="single" w:color="000000" w:sz="6"/>
-              <w:bottom w:val="single" w:color="000000" w:sz="6"/>
-              <w:right w:val="single" w:color="000000" w:sz="6"/>
-            </w:tcBorders>
-            <w:tcMar>
-              <w:top w:type="dxa" w:w="60"/>
-              <w:left w:type="dxa" w:w="100"/>
-              <w:bottom w:type="dxa" w:w="60"/>
-              <w:right w:type="dxa" w:w="100"/>
-            </w:tcMar>
-          </w:tcPr>
-          <w:p>
-            <w:pPr>
-              <w:spacing w:line="240"/>
-            </w:pPr>
-            <w:r>
-              <w:rPr>
-                <w:rFonts w:ascii="Times New Roman" w:cs="Times New Roman" w:eastAsia="Times New Roman" w:hAnsi="Times New Roman"/>
-                <w:b w:val="false"/>
-                <w:bCs w:val="false"/>
-                <w:sz w:val="22"/>
-                <w:szCs w:val="22"/>
-              </w:rPr>
-              <w:t xml:space="preserve">1320 - 240</w:t>
-            </w:r>
-          </w:p>
-        </w:tc>
-        <w:tc>
-          <w:tcPr>
-            <w:tcBorders>
-              <w:top w:val="single" w:color="000000" w:sz="6"/>
-              <w:left w:val="single" w:color="000000" w:sz="6"/>
-              <w:bottom w:val="single" w:color="000000" w:sz="6"/>
-              <w:right w:val="single" w:color="000000" w:sz="6"/>
-            </w:tcBorders>
-            <w:tcMar>
-              <w:top w:type="dxa" w:w="60"/>
-              <w:left w:type="dxa" w:w="100"/>
-              <w:bottom w:type="dxa" w:w="60"/>
-              <w:right w:type="dxa" w:w="100"/>
-            </w:tcMar>
-          </w:tcPr>
-          <w:p>
-            <w:pPr>
-              <w:spacing w:line="240"/>
-            </w:pPr>
-            <w:r>
-              <w:rPr>
-                <w:rFonts w:ascii="Times New Roman" w:cs="Times New Roman" w:eastAsia="Times New Roman" w:hAnsi="Times New Roman"/>
-                <w:b w:val="false"/>
-                <w:bCs w:val="false"/>
-                <w:sz w:val="22"/>
-                <w:szCs w:val="22"/>
-              </w:rPr>
-              <w:t xml:space="preserve">1080 minutes</w:t>
-            </w:r>
-          </w:p>
-        </w:tc>
-      </w:tr>
-      <w:tr>
-        <w:trPr>
-          <w:tblHeader w:val="false"/>
-        </w:trPr>
-        <w:tc>
-          <w:tcPr>
-            <w:tcBorders>
-              <w:top w:val="single" w:color="000000" w:sz="6"/>
-              <w:left w:val="single" w:color="000000" w:sz="6"/>
-              <w:bottom w:val="single" w:color="000000" w:sz="6"/>
-              <w:right w:val="single" w:color="000000" w:sz="6"/>
-            </w:tcBorders>
-            <w:tcMar>
-              <w:top w:type="dxa" w:w="60"/>
-              <w:left w:type="dxa" w:w="100"/>
-              <w:bottom w:type="dxa" w:w="60"/>
-              <w:right w:type="dxa" w:w="100"/>
-            </w:tcMar>
-          </w:tcPr>
-          <w:p>
-            <w:pPr>
-              <w:spacing w:line="240"/>
-            </w:pPr>
-            <w:r>
-              <w:rPr>
-                <w:rFonts w:ascii="Times New Roman" w:cs="Times New Roman" w:eastAsia="Times New Roman" w:hAnsi="Times New Roman"/>
-                <w:b w:val="false"/>
-                <w:bCs w:val="false"/>
-                <w:sz w:val="22"/>
-                <w:szCs w:val="22"/>
-              </w:rPr>
-              <w:t xml:space="preserve">Weeks without individual therapy</w:t>
-            </w:r>
-          </w:p>
-        </w:tc>
-        <w:tc>
-          <w:tcPr>
-            <w:tcBorders>
-              <w:top w:val="single" w:color="000000" w:sz="6"/>
-              <w:left w:val="single" w:color="000000" w:sz="6"/>
-              <w:bottom w:val="single" w:color="000000" w:sz="6"/>
-              <w:right w:val="single" w:color="000000" w:sz="6"/>
-            </w:tcBorders>
-            <w:tcMar>
-              <w:top w:type="dxa" w:w="60"/>
-              <w:left w:type="dxa" w:w="100"/>
-              <w:bottom w:type="dxa" w:w="60"/>
-              <w:right w:type="dxa" w:w="100"/>
-            </w:tcMar>
-          </w:tcPr>
-          <w:p>
-            <w:pPr>
-              <w:spacing w:line="240"/>
-            </w:pPr>
-            <w:r>
-              <w:rPr>
-                <w:rFonts w:ascii="Times New Roman" w:cs="Times New Roman" w:eastAsia="Times New Roman" w:hAnsi="Times New Roman"/>
-                <w:b w:val="false"/>
-                <w:bCs w:val="false"/>
-                <w:sz w:val="22"/>
-                <w:szCs w:val="22"/>
-              </w:rPr>
-              <w:t xml:space="preserve">22 weeks (service log); 4 weeks at 60 minutes individual (service log)</w:t>
-            </w:r>
-          </w:p>
-        </w:tc>
-        <w:tc>
-          <w:tcPr>
-            <w:tcBorders>
-              <w:top w:val="single" w:color="000000" w:sz="6"/>
-              <w:left w:val="single" w:color="000000" w:sz="6"/>
-              <w:bottom w:val="single" w:color="000000" w:sz="6"/>
-              <w:right w:val="single" w:color="000000" w:sz="6"/>
-            </w:tcBorders>
-            <w:tcMar>
-              <w:top w:type="dxa" w:w="60"/>
-              <w:left w:type="dxa" w:w="100"/>
-              <w:bottom w:type="dxa" w:w="60"/>
-              <w:right w:type="dxa" w:w="100"/>
-            </w:tcMar>
-          </w:tcPr>
-          <w:p>
-            <w:pPr>
-              <w:spacing w:line="240"/>
-            </w:pPr>
-            <w:r>
-              <w:rPr>
-                <w:rFonts w:ascii="Times New Roman" w:cs="Times New Roman" w:eastAsia="Times New Roman" w:hAnsi="Times New Roman"/>
-                <w:b w:val="false"/>
-                <w:bCs w:val="false"/>
-                <w:sz w:val="22"/>
-                <w:szCs w:val="22"/>
-              </w:rPr>
-              <w:t xml:space="preserve">22 - 4</w:t>
-            </w:r>
-          </w:p>
-        </w:tc>
-        <w:tc>
-          <w:tcPr>
-            <w:tcBorders>
-              <w:top w:val="single" w:color="000000" w:sz="6"/>
-              <w:left w:val="single" w:color="000000" w:sz="6"/>
-              <w:bottom w:val="single" w:color="000000" w:sz="6"/>
-              <w:right w:val="single" w:color="000000" w:sz="6"/>
-            </w:tcBorders>
-            <w:tcMar>
-              <w:top w:type="dxa" w:w="60"/>
-              <w:left w:type="dxa" w:w="100"/>
-              <w:bottom w:type="dxa" w:w="60"/>
-              <w:right w:type="dxa" w:w="100"/>
-            </w:tcMar>
-          </w:tcPr>
-          <w:p>
-            <w:pPr>
-              <w:spacing w:line="240"/>
-            </w:pPr>
-            <w:r>
-              <w:rPr>
-                <w:rFonts w:ascii="Times New Roman" w:cs="Times New Roman" w:eastAsia="Times New Roman" w:hAnsi="Times New Roman"/>
-                <w:b w:val="false"/>
-                <w:bCs w:val="false"/>
-                <w:sz w:val="22"/>
-                <w:szCs w:val="22"/>
-              </w:rPr>
-              <w:t xml:space="preserve">18 weeks</w:t>
-            </w:r>
-          </w:p>
-        </w:tc>
-      </w:tr>
-      <w:tr>
-        <w:trPr>
-          <w:tblHeader w:val="false"/>
-        </w:trPr>
-        <w:tc>
-          <w:tcPr>
-            <w:tcBorders>
-              <w:top w:val="single" w:color="000000" w:sz="6"/>
-              <w:left w:val="single" w:color="000000" w:sz="6"/>
-              <w:bottom w:val="single" w:color="000000" w:sz="6"/>
-              <w:right w:val="single" w:color="000000" w:sz="6"/>
-            </w:tcBorders>
-            <w:tcMar>
-              <w:top w:type="dxa" w:w="60"/>
-              <w:left w:type="dxa" w:w="100"/>
-              <w:bottom w:type="dxa" w:w="60"/>
-              <w:right w:type="dxa" w:w="100"/>
-            </w:tcMar>
-          </w:tcPr>
-          <w:p>
-            <w:pPr>
-              <w:spacing w:line="240"/>
-            </w:pPr>
-            <w:r>
-              <w:rPr>
-                <w:rFonts w:ascii="Times New Roman" w:cs="Times New Roman" w:eastAsia="Times New Roman" w:hAnsi="Times New Roman"/>
-                <w:b w:val="false"/>
-                <w:bCs w:val="false"/>
-                <w:sz w:val="22"/>
-                <w:szCs w:val="22"/>
-              </w:rPr>
-              <w:t xml:space="preserve">Limitations cutoff, one year before the planned filing date</w:t>
-            </w:r>
-          </w:p>
-        </w:tc>
-        <w:tc>
-          <w:tcPr>
-            <w:tcBorders>
-              <w:top w:val="single" w:color="000000" w:sz="6"/>
-              <w:left w:val="single" w:color="000000" w:sz="6"/>
-              <w:bottom w:val="single" w:color="000000" w:sz="6"/>
-              <w:right w:val="single" w:color="000000" w:sz="6"/>
-            </w:tcBorders>
-            <w:tcMar>
-              <w:top w:type="dxa" w:w="60"/>
-              <w:left w:type="dxa" w:w="100"/>
-              <w:bottom w:type="dxa" w:w="60"/>
-              <w:right w:type="dxa" w:w="100"/>
-            </w:tcMar>
-          </w:tcPr>
-          <w:p>
-            <w:pPr>
-              <w:spacing w:line="240"/>
-            </w:pPr>
-            <w:r>
-              <w:rPr>
-                <w:rFonts w:ascii="Times New Roman" w:cs="Times New Roman" w:eastAsia="Times New Roman" w:hAnsi="Times New Roman"/>
-                <w:b w:val="false"/>
-                <w:bCs w:val="false"/>
-                <w:sz w:val="22"/>
-                <w:szCs w:val="22"/>
-              </w:rPr>
-              <w:t xml:space="preserve">June 1, 2026 planned filing date (statement)</w:t>
-            </w:r>
-          </w:p>
-        </w:tc>
-        <w:tc>
-          <w:tcPr>
-            <w:tcBorders>
-              <w:top w:val="single" w:color="000000" w:sz="6"/>
-              <w:left w:val="single" w:color="000000" w:sz="6"/>
-              <w:bottom w:val="single" w:color="000000" w:sz="6"/>
-              <w:right w:val="single" w:color="000000" w:sz="6"/>
-            </w:tcBorders>
-            <w:tcMar>
-              <w:top w:type="dxa" w:w="60"/>
-              <w:left w:type="dxa" w:w="100"/>
-              <w:bottom w:type="dxa" w:w="60"/>
-              <w:right w:type="dxa" w:w="100"/>
-            </w:tcMar>
-          </w:tcPr>
-          <w:p>
-            <w:pPr>
-              <w:spacing w:line="240"/>
-            </w:pPr>
-            <w:r>
-              <w:rPr>
-                <w:rFonts w:ascii="Times New Roman" w:cs="Times New Roman" w:eastAsia="Times New Roman" w:hAnsi="Times New Roman"/>
-                <w:b w:val="false"/>
-                <w:bCs w:val="false"/>
-                <w:sz w:val="22"/>
-                <w:szCs w:val="22"/>
-              </w:rPr>
-              <w:t xml:space="preserve">2026 - 1</w:t>
-            </w:r>
-          </w:p>
-        </w:tc>
-        <w:tc>
-          <w:tcPr>
-            <w:tcBorders>
-              <w:top w:val="single" w:color="000000" w:sz="6"/>
-              <w:left w:val="single" w:color="000000" w:sz="6"/>
-              <w:bottom w:val="single" w:color="000000" w:sz="6"/>
-              <w:right w:val="single" w:color="000000" w:sz="6"/>
-            </w:tcBorders>
-            <w:tcMar>
-              <w:top w:type="dxa" w:w="60"/>
-              <w:left w:type="dxa" w:w="100"/>
-              <w:bottom w:type="dxa" w:w="60"/>
-              <w:right w:type="dxa" w:w="100"/>
-            </w:tcMar>
-          </w:tcPr>
-          <w:p>
-            <w:pPr>
-              <w:spacing w:line="240"/>
-            </w:pPr>
-            <w:r>
-              <w:rPr>
-                <w:rFonts w:ascii="Times New Roman" w:cs="Times New Roman" w:eastAsia="Times New Roman" w:hAnsi="Times New Roman"/>
-                <w:b w:val="false"/>
-                <w:bCs w:val="false"/>
-                <w:sz w:val="22"/>
-                <w:szCs w:val="22"/>
-              </w:rPr>
-              <w:t xml:space="preserve">2025</w:t>
-            </w:r>
-          </w:p>
-        </w:tc>
-      </w:tr>
-    </w:tbl>
-    <w:p>
-      <w:pPr>
-        <w:spacing w:after="160"/>
-      </w:pPr>
-    </w:p>
-    <w:p>
-      <w:pPr>
-        <w:spacing w:after="160"/>
-      </w:pPr>
-      <w:r>
-        <w:rPr>
-          <w:rFonts w:ascii="Times New Roman" w:cs="Times New Roman" w:eastAsia="Times New Roman" w:hAnsi="Times New Roman"/>
-          <w:sz w:val="22"/>
-          <w:szCs w:val="22"/>
-        </w:rPr>
-        <w:t xml:space="preserve">The District’s own summary states 690 minutes delivered against 1,320 required. Both were recomputed from its weekly entries and both are correct. The 1,080 figure in remedy (b) is the measure that matches the violation pleaded: the program requires individual therapy, and group therapy does not discharge it.</w:t>
-      </w:r>
-    </w:p>
-    <w:p>
-      <w:pPr>
-        <w:keepNext/>
-        <w:spacing w:after="80" w:before="360"/>
-      </w:pPr>
-      <w:r>
-        <w:rPr>
-          <w:rFonts w:ascii="Times New Roman" w:cs="Times New Roman" w:eastAsia="Times New Roman" w:hAnsi="Times New Roman"/>
-          <w:b/>
-          <w:bCs/>
-          <w:sz w:val="24"/>
-          <w:szCs w:val="24"/>
-        </w:rPr>
-        <w:t xml:space="preserve">For counsel to decide</w:t>
-      </w:r>
-    </w:p>
-    <w:p>
-      <w:pPr>
-        <w:spacing w:after="40" w:line="260"/>
-        <w:ind w:left="503" w:hanging="288"/>
-      </w:pPr>
-      <w:r>
-        <w:rPr>
-          <w:rFonts w:ascii="Times New Roman" w:cs="Times New Roman" w:eastAsia="Times New Roman" w:hAnsi="Times New Roman"/>
-          <w:i/>
-          <w:iCs/>
-          <w:sz w:val="22"/>
-          <w:szCs w:val="22"/>
-        </w:rPr>
-        <w:t xml:space="preserve">North Carolina’s filing period is one year, not the federal two.</w:t>
-      </w:r>
-      <w:r>
-        <w:rPr>
-          <w:rFonts w:ascii="Times New Roman" w:cs="Times New Roman" w:eastAsia="Times New Roman" w:hAnsi="Times New Roman"/>
-          <w:sz w:val="22"/>
-          <w:szCs w:val="22"/>
-        </w:rPr>
-        <w:t xml:space="preserve"> The evaluation of May 6, 2025 is pleaded as background at paragraph 1 and falls before the cutoff computed above. The violations pleaded begin with the meeting of August 21, 2025. Whether any exception reaches the evaluation itself is not addressed here.</w:t>
-      </w:r>
-    </w:p>
-    <w:p>
-      <w:pPr>
-        <w:spacing w:after="40" w:line="260"/>
-        <w:ind w:left="503" w:hanging="288"/>
-      </w:pPr>
-      <w:r>
-        <w:rPr>
-          <w:rFonts w:ascii="Times New Roman" w:cs="Times New Roman" w:eastAsia="Times New Roman" w:hAnsi="Times New Roman"/>
-          <w:sz w:val="22"/>
-          <w:szCs w:val="22"/>
-        </w:rPr>
-        <w:t xml:space="preserve">Which party bears the burden of proof in a North Carolina special education due process hearing was not confirmed in this session. Confirm it on the official text before filing, and amend the Jurisdiction, timeliness and burden section, which states no allocation.</w:t>
-      </w:r>
-    </w:p>
-    <w:p>
-      <w:pPr>
-        <w:spacing w:after="40" w:line="260"/>
-        <w:ind w:left="503" w:hanging="288"/>
-      </w:pPr>
-      <w:r>
-        <w:rPr>
-          <w:rFonts w:ascii="Times New Roman" w:cs="Times New Roman" w:eastAsia="Times New Roman" w:hAnsi="Times New Roman"/>
-          <w:sz w:val="22"/>
-          <w:szCs w:val="22"/>
-        </w:rPr>
-        <w:t xml:space="preserve">Remedy (b) asks for 1,080 minutes on the individual-minutes measure. The 630-minute total shortfall is the alternative measure and is in the table above. Choose one and do not plead both.</w:t>
-      </w:r>
-    </w:p>
-    <w:p>
-      <w:pPr>
-        <w:spacing w:after="40" w:line="260"/>
-        <w:ind w:left="503" w:hanging="288"/>
-      </w:pPr>
-      <w:r>
-        <w:rPr>
-          <w:rFonts w:ascii="Times New Roman" w:cs="Times New Roman" w:eastAsia="Times New Roman" w:hAnsi="Times New Roman"/>
-          <w:sz w:val="22"/>
-          <w:szCs w:val="22"/>
-        </w:rPr>
-        <w:t xml:space="preserve">The continuing-weeks clause in remedy (b) has no figure, by design: the period runs to the order.</w:t>
-      </w:r>
-    </w:p>
-    <w:p>
-      <w:pPr>
-        <w:spacing w:after="120"/>
-      </w:pPr>
-    </w:p>
-    <w:p>
-      <w:pPr>
-        <w:keepNext/>
-        <w:spacing w:after="80" w:before="360"/>
-      </w:pPr>
-      <w:r>
-        <w:rPr>
-          <w:rFonts w:ascii="Times New Roman" w:cs="Times New Roman" w:eastAsia="Times New Roman" w:hAnsi="Times New Roman"/>
-          <w:b/>
-          <w:bCs/>
-          <w:sz w:val="24"/>
-          <w:szCs w:val="24"/>
-        </w:rPr>
-        <w:t xml:space="preserve">Verification checklist</w:t>
-      </w:r>
-    </w:p>
-    <w:p>
-      <w:pPr>
-        <w:spacing w:after="40" w:line="260"/>
-        <w:ind w:left="503" w:hanging="288"/>
-      </w:pPr>
-      <w:r>
-        <w:rPr>
-          <w:rFonts w:ascii="Times New Roman" w:cs="Times New Roman" w:eastAsia="Times New Roman" w:hAnsi="Times New Roman"/>
-          <w:sz w:val="22"/>
-          <w:szCs w:val="22"/>
-        </w:rPr>
-        <w:t xml:space="preserve">[  ]  Forum, hearing body, caption, county line and required copies</w:t>
-      </w:r>
-    </w:p>
-    <w:p>
-      <w:pPr>
-        <w:spacing w:after="40" w:line="260"/>
-        <w:ind w:left="503" w:hanging="288"/>
-      </w:pPr>
-      <w:r>
-        <w:rPr>
-          <w:rFonts w:ascii="Times New Roman" w:cs="Times New Roman" w:eastAsia="Times New Roman" w:hAnsi="Times New Roman"/>
-          <w:sz w:val="22"/>
-          <w:szCs w:val="22"/>
-        </w:rPr>
-        <w:t xml:space="preserve">[  ]  Filing date and the one-year limitations cutoff</w:t>
-      </w:r>
-    </w:p>
-    <w:p>
-      <w:pPr>
-        <w:spacing w:after="40" w:line="260"/>
-        <w:ind w:left="503" w:hanging="288"/>
-      </w:pPr>
-      <w:r>
-        <w:rPr>
-          <w:rFonts w:ascii="Times New Roman" w:cs="Times New Roman" w:eastAsia="Times New Roman" w:hAnsi="Times New Roman"/>
-          <w:sz w:val="22"/>
-          <w:szCs w:val="22"/>
-        </w:rPr>
-        <w:t xml:space="preserve">[  ]  School years and programs challenged</w:t>
-      </w:r>
-    </w:p>
-    <w:p>
-      <w:pPr>
-        <w:spacing w:after="40" w:line="260"/>
-        <w:ind w:left="503" w:hanging="288"/>
-      </w:pPr>
-      <w:r>
-        <w:rPr>
-          <w:rFonts w:ascii="Times New Roman" w:cs="Times New Roman" w:eastAsia="Times New Roman" w:hAnsi="Times New Roman"/>
-          <w:sz w:val="22"/>
-          <w:szCs w:val="22"/>
-        </w:rPr>
-        <w:t xml:space="preserve">[  ]  Residence and who holds educational rights</w:t>
-      </w:r>
-    </w:p>
-    <w:p>
-      <w:pPr>
-        <w:spacing w:after="40" w:line="260"/>
-        <w:ind w:left="503" w:hanging="288"/>
-      </w:pPr>
-      <w:r>
-        <w:rPr>
-          <w:rFonts w:ascii="Times New Roman" w:cs="Times New Roman" w:eastAsia="Times New Roman" w:hAnsi="Times New Roman"/>
-          <w:sz w:val="22"/>
-          <w:szCs w:val="22"/>
-        </w:rPr>
-        <w:t xml:space="preserve">[  ]  Current school</w:t>
-      </w:r>
-    </w:p>
-    <w:p>
-      <w:pPr>
-        <w:spacing w:after="40" w:line="260"/>
-        <w:ind w:left="503" w:hanging="288"/>
-      </w:pPr>
-      <w:r>
-        <w:rPr>
-          <w:rFonts w:ascii="Times New Roman" w:cs="Times New Roman" w:eastAsia="Times New Roman" w:hAnsi="Times New Roman"/>
-          <w:sz w:val="22"/>
-          <w:szCs w:val="22"/>
-        </w:rPr>
-        <w:t xml:space="preserve">[  ]  Service log and make-up counts</w:t>
-      </w:r>
-    </w:p>
-    <w:p>
-      <w:pPr>
-        <w:spacing w:after="40" w:line="260"/>
-        <w:ind w:left="503" w:hanging="288"/>
-      </w:pPr>
-      <w:r>
-        <w:rPr>
-          <w:rFonts w:ascii="Times New Roman" w:cs="Times New Roman" w:eastAsia="Times New Roman" w:hAnsi="Times New Roman"/>
-          <w:sz w:val="22"/>
-          <w:szCs w:val="22"/>
-        </w:rPr>
-        <w:t xml:space="preserve">[  ]  Compensatory quantities, and which measure is pleaded</w:t>
-      </w:r>
-    </w:p>
-    <w:p>
-      <w:pPr>
-        <w:spacing w:after="40" w:line="260"/>
-        <w:ind w:left="503" w:hanging="288"/>
-      </w:pPr>
-      <w:r>
-        <w:rPr>
-          <w:rFonts w:ascii="Times New Roman" w:cs="Times New Roman" w:eastAsia="Times New Roman" w:hAnsi="Times New Roman"/>
-          <w:sz w:val="22"/>
-          <w:szCs w:val="22"/>
-        </w:rPr>
-        <w:t xml:space="preserve">[  ]  Independent educational evaluation request and the District’s response</w:t>
-      </w:r>
-    </w:p>
-    <w:p>
-      <w:pPr>
-        <w:spacing w:after="40" w:line="260"/>
-        <w:ind w:left="503" w:hanging="288"/>
-      </w:pPr>
-      <w:r>
-        <w:rPr>
-          <w:rFonts w:ascii="Times New Roman" w:cs="Times New Roman" w:eastAsia="Times New Roman" w:hAnsi="Times New Roman"/>
-          <w:sz w:val="22"/>
-          <w:szCs w:val="22"/>
-        </w:rPr>
-        <w:t xml:space="preserve">[  ]  Burden of proof allocation in North Carolina</w:t>
-      </w:r>
-    </w:p>
-    <w:p>
-      <w:pPr>
-        <w:spacing w:after="40" w:line="260"/>
-        <w:ind w:left="503" w:hanging="288"/>
-      </w:pPr>
-      <w:r>
-        <w:rPr>
-          <w:rFonts w:ascii="Times New Roman" w:cs="Times New Roman" w:eastAsia="Times New Roman" w:hAnsi="Times New Roman"/>
-          <w:sz w:val="22"/>
-          <w:szCs w:val="22"/>
-        </w:rPr>
-        <w:t xml:space="preserve">[  ]  Every statutory and regulatory citation</w:t>
-      </w:r>
-    </w:p>
-    <w:p>
-      <w:pPr>
-        <w:spacing w:after="40" w:line="260"/>
-        <w:ind w:left="503" w:hanging="288"/>
-      </w:pPr>
-      <w:r>
-        <w:rPr>
-          <w:rFonts w:ascii="Times New Roman" w:cs="Times New Roman" w:eastAsia="Times New Roman" w:hAnsi="Times New Roman"/>
-          <w:sz w:val="22"/>
-          <w:szCs w:val="22"/>
-        </w:rPr>
-        <w:t xml:space="preserve">[  ]  Signature block, bar number and service list</w:t>
-      </w:r>
-    </w:p>
-    <w:p>
-      <w:pPr>
-        <w:spacing w:after="120"/>
-      </w:pPr>
-    </w:p>
     <w:sectPr>
       <w:footerReference w:type="default" r:id="rId7"/>
       <w:pgSz w:w="12240" w:h="15840" w:orient="portrait"/>

--- a/examples/pine-hollow/complaint.docx
+++ b/examples/pine-hollow/complaint.docx
@@ -287,7 +287,7 @@
           <w:sz w:val="24"/>
           <w:szCs w:val="24"/>
         </w:rPr>
-        <w:t xml:space="preserve">1.	Petitioner Maya Okafor (“Student”) is a student eligible for special education and related services under the category of Speech or Language Impairment, and attends Cedar Ridge Middle School in the Pine Hollow County Schools, for which the Pine Hollow County Board of Education is the responsible local educational agency and the respondent here (“District”). This due process complaint is brought on Student’s behalf by the parent, Grace Okafor (“Parent”). Petitioner and the Parent are represented by Renée Castillo of Castillo Education Law PLLC.</w:t>
+        <w:t xml:space="preserve">1.	Petitioner Maya Okafor (“Student”) is a student eligible for special education and related services under the category of Speech or Language Impairment, and attends Cedar Ridge Middle School in the Pine Hollow County Schools (“District”), whose documents name Pine Hollow County Schools as the local educational agency. North Carolina’s petition names the board of education as respondent, so the Pine Hollow County Board of Education is named here. This due process complaint is brought on Student’s behalf by the parent, Grace Okafor (“Parent”). Petitioner and the Parent are represented by Renée Castillo of Castillo Education Law PLLC.</w:t>
       </w:r>
     </w:p>
     <w:p>
@@ -863,7 +863,7 @@
           <w:sz w:val="24"/>
           <w:szCs w:val="24"/>
         </w:rPr>
-        <w:t xml:space="preserve">6.	The individualized education program dated August 21, 2025 records that written expression “was not assessed in May 2025,” and records the Parent’s request that the District assess it. (p. 1).</w:t>
+        <w:t xml:space="preserve">6.	Under the heading “Parent input,” the individualized education program dated August 21, 2025 records the Parent’s request “that the district assess written expression, which was not assessed in May 2025.” (p. 1).</w:t>
       </w:r>
     </w:p>
     <w:p>
@@ -914,160 +914,177 @@
           <w:sz w:val="24"/>
           <w:szCs w:val="24"/>
         </w:rPr>
-        <w:t xml:space="preserve">9.	The prior written notice within that document records that the team “declined the parent’s request to reevaluate written expression, on the basis that the 05/06/2025 evaluation is current and the added instruction addresses the concern.” (p. 2).</w:t>
-      </w:r>
-    </w:p>
-    <w:p>
-      <w:pPr>
-        <w:widowControl/>
-        <w:tabs>
-          <w:tab w:val="left" w:pos="720"/>
-        </w:tabs>
-        <w:spacing w:line="480"/>
-      </w:pPr>
-      <w:r>
-        <w:rPr>
-          <w:rFonts w:ascii="Times New Roman" w:cs="Times New Roman" w:eastAsia="Times New Roman" w:hAnsi="Times New Roman"/>
-          <w:sz w:val="24"/>
-          <w:szCs w:val="24"/>
-        </w:rPr>
-        <w:t xml:space="preserve">10.	The Parent signed that individualized education program on August 21, 2025 and wrote: “I agree with the services. I still want written expression tested.” (p. 2).</w:t>
-      </w:r>
-    </w:p>
-    <w:p>
-      <w:pPr>
-        <w:widowControl/>
-        <w:tabs>
-          <w:tab w:val="left" w:pos="720"/>
-        </w:tabs>
-        <w:spacing w:line="480"/>
-      </w:pPr>
-      <w:r>
-        <w:rPr>
-          <w:rFonts w:ascii="Times New Roman" w:cs="Times New Roman" w:eastAsia="Times New Roman" w:hAnsi="Times New Roman"/>
-          <w:sz w:val="24"/>
-          <w:szCs w:val="24"/>
-        </w:rPr>
-        <w:t xml:space="preserve">11.	In the week of September 22, 2025 the District’s related service log records 30 minutes of speech-language therapy in a group of 3, with the note “provider caseload reassigned; individual slot unavailable.” (p. 1).</w:t>
-      </w:r>
-    </w:p>
-    <w:p>
-      <w:pPr>
-        <w:widowControl/>
-        <w:tabs>
-          <w:tab w:val="left" w:pos="720"/>
-        </w:tabs>
-        <w:spacing w:line="480"/>
-      </w:pPr>
-      <w:r>
-        <w:rPr>
-          <w:rFonts w:ascii="Times New Roman" w:cs="Times New Roman" w:eastAsia="Times New Roman" w:hAnsi="Times New Roman"/>
-          <w:sz w:val="24"/>
-          <w:szCs w:val="24"/>
-        </w:rPr>
-        <w:t xml:space="preserve">12.	On November 10, 2025, the Parent requested in writing an independent educational evaluation in speech-language and written expression at public expense, stating her disagreement with the evaluation dated May 6, 2025. (p. 1).</w:t>
-      </w:r>
-    </w:p>
-    <w:p>
-      <w:pPr>
-        <w:widowControl/>
-        <w:tabs>
-          <w:tab w:val="left" w:pos="720"/>
-        </w:tabs>
-        <w:spacing w:line="480"/>
-      </w:pPr>
-      <w:r>
-        <w:rPr>
-          <w:rFonts w:ascii="Times New Roman" w:cs="Times New Roman" w:eastAsia="Times New Roman" w:hAnsi="Times New Roman"/>
-          <w:sz w:val="24"/>
-          <w:szCs w:val="24"/>
-        </w:rPr>
-        <w:t xml:space="preserve">13.	On December 4, 2025, the District issued a prior written notice declining to fund an independent educational evaluation, stating that it “considers the May 6, 2025 evaluation to be appropriate” and that it “will conduct its own assessment of written expression during the spring 2026 reevaluation window.” (p. 1).</w:t>
-      </w:r>
-    </w:p>
-    <w:p>
-      <w:pPr>
-        <w:widowControl/>
-        <w:tabs>
-          <w:tab w:val="left" w:pos="720"/>
-        </w:tabs>
-        <w:spacing w:line="480"/>
-      </w:pPr>
-      <w:r>
-        <w:rPr>
-          <w:rFonts w:ascii="Times New Roman" w:cs="Times New Roman" w:eastAsia="Times New Roman" w:hAnsi="Times New Roman"/>
-          <w:sz w:val="24"/>
-          <w:szCs w:val="24"/>
-        </w:rPr>
-        <w:t xml:space="preserve">14.	On January 14, 2026, the Parent wrote that Student reported her speech sessions were now with two other students and half as long, and asked for the service log and when individual sessions would resume. (p. 1).</w:t>
-      </w:r>
-    </w:p>
-    <w:p>
-      <w:pPr>
-        <w:widowControl/>
-        <w:tabs>
-          <w:tab w:val="left" w:pos="720"/>
-        </w:tabs>
-        <w:spacing w:line="480"/>
-      </w:pPr>
-      <w:r>
-        <w:rPr>
-          <w:rFonts w:ascii="Times New Roman" w:cs="Times New Roman" w:eastAsia="Times New Roman" w:hAnsi="Times New Roman"/>
-          <w:sz w:val="24"/>
-          <w:szCs w:val="24"/>
-        </w:rPr>
-        <w:t xml:space="preserve">15.	On January 21, 2026, the District sent the service log and wrote that the provider’s “caseload was reassigned in September and individual sessions have not been available since,” and that it expected to “post a second SLP position this spring.” (p. 1).</w:t>
-      </w:r>
-    </w:p>
-    <w:p>
-      <w:pPr>
-        <w:widowControl/>
-        <w:tabs>
-          <w:tab w:val="left" w:pos="720"/>
-        </w:tabs>
-        <w:spacing w:line="480"/>
-      </w:pPr>
-      <w:r>
-        <w:rPr>
-          <w:rFonts w:ascii="Times New Roman" w:cs="Times New Roman" w:eastAsia="Times New Roman" w:hAnsi="Times New Roman"/>
-          <w:sz w:val="24"/>
-          <w:szCs w:val="24"/>
-        </w:rPr>
-        <w:t xml:space="preserve">16.	The District’s related service log for August 25, 2025 through January 30, 2026 records 22 weeks in the period: 4 weeks at 60 minutes individual, 15 weeks at 30 minutes in a group of 3, and 3 weeks with no service. It records 690 total minutes delivered against 1,320 minutes required by the individualized education program for those weeks, and states: “The IEP was not amended.” (p. 1).</w:t>
-      </w:r>
-    </w:p>
-    <w:p>
-      <w:pPr>
-        <w:widowControl/>
-        <w:tabs>
-          <w:tab w:val="left" w:pos="720"/>
-        </w:tabs>
-        <w:spacing w:line="480"/>
-      </w:pPr>
-      <w:r>
-        <w:rPr>
-          <w:rFonts w:ascii="Times New Roman" w:cs="Times New Roman" w:eastAsia="Times New Roman" w:hAnsi="Times New Roman"/>
-          <w:sz w:val="24"/>
-          <w:szCs w:val="24"/>
-        </w:rPr>
-        <w:t xml:space="preserve">17.	The same log records no service in the weeks of October 27, 2025 and January 19, 2026, each noted “provider absent; no make-up scheduled.” (p. 1).</w:t>
-      </w:r>
-    </w:p>
-    <w:p>
-      <w:pPr>
-        <w:widowControl/>
-        <w:tabs>
-          <w:tab w:val="left" w:pos="720"/>
-        </w:tabs>
-        <w:spacing w:line="480"/>
-      </w:pPr>
-      <w:r>
-        <w:rPr>
-          <w:rFonts w:ascii="Times New Roman" w:cs="Times New Roman" w:eastAsia="Times New Roman" w:hAnsi="Times New Roman"/>
-          <w:sz w:val="24"/>
-          <w:szCs w:val="24"/>
-        </w:rPr>
-        <w:t xml:space="preserve">18.	On February 9, 2026, the Parent wrote that the log shows 690 minutes delivered against 1,320 required, asked the District to make up the missed minutes and restore individual sessions, and recorded that she had received no response about the independent evaluation beyond the December 4, 2025 notice. (p. 1).</w:t>
+        <w:t xml:space="preserve">9.	The prior written notice within that document records what the team proposed: “to continue speech-language therapy at 60 minutes per week and to add 45 minutes per week of specially designed instruction in written expression.” (p. 2).</w:t>
+      </w:r>
+    </w:p>
+    <w:p>
+      <w:pPr>
+        <w:widowControl/>
+        <w:tabs>
+          <w:tab w:val="left" w:pos="720"/>
+        </w:tabs>
+        <w:spacing w:line="480"/>
+      </w:pPr>
+      <w:r>
+        <w:rPr>
+          <w:rFonts w:ascii="Times New Roman" w:cs="Times New Roman" w:eastAsia="Times New Roman" w:hAnsi="Times New Roman"/>
+          <w:sz w:val="24"/>
+          <w:szCs w:val="24"/>
+        </w:rPr>
+        <w:t xml:space="preserve">10.	The same prior written notice records that the team “declined the parent’s request to reevaluate written expression, on the basis that the 05/06/2025 evaluation is current and the added instruction addresses the concern.” (p. 2).</w:t>
+      </w:r>
+    </w:p>
+    <w:p>
+      <w:pPr>
+        <w:widowControl/>
+        <w:tabs>
+          <w:tab w:val="left" w:pos="720"/>
+        </w:tabs>
+        <w:spacing w:line="480"/>
+      </w:pPr>
+      <w:r>
+        <w:rPr>
+          <w:rFonts w:ascii="Times New Roman" w:cs="Times New Roman" w:eastAsia="Times New Roman" w:hAnsi="Times New Roman"/>
+          <w:sz w:val="24"/>
+          <w:szCs w:val="24"/>
+        </w:rPr>
+        <w:t xml:space="preserve">11.	The Parent signed that individualized education program on August 21, 2025 and wrote: “I agree with the services. I still want written expression tested.” (p. 2).</w:t>
+      </w:r>
+    </w:p>
+    <w:p>
+      <w:pPr>
+        <w:widowControl/>
+        <w:tabs>
+          <w:tab w:val="left" w:pos="720"/>
+        </w:tabs>
+        <w:spacing w:line="480"/>
+      </w:pPr>
+      <w:r>
+        <w:rPr>
+          <w:rFonts w:ascii="Times New Roman" w:cs="Times New Roman" w:eastAsia="Times New Roman" w:hAnsi="Times New Roman"/>
+          <w:sz w:val="24"/>
+          <w:szCs w:val="24"/>
+        </w:rPr>
+        <w:t xml:space="preserve">12.	In the week of September 22, 2025 the District’s related service log records 30 minutes of speech-language therapy in a group of 3, with the note “provider caseload reassigned; individual slot unavailable.” (p. 1).</w:t>
+      </w:r>
+    </w:p>
+    <w:p>
+      <w:pPr>
+        <w:widowControl/>
+        <w:tabs>
+          <w:tab w:val="left" w:pos="720"/>
+        </w:tabs>
+        <w:spacing w:line="480"/>
+      </w:pPr>
+      <w:r>
+        <w:rPr>
+          <w:rFonts w:ascii="Times New Roman" w:cs="Times New Roman" w:eastAsia="Times New Roman" w:hAnsi="Times New Roman"/>
+          <w:sz w:val="24"/>
+          <w:szCs w:val="24"/>
+        </w:rPr>
+        <w:t xml:space="preserve">13.	On November 10, 2025, the Parent requested in writing an independent educational evaluation in speech-language and written expression at public expense, stating her disagreement with the evaluation dated May 6, 2025. (p. 1).</w:t>
+      </w:r>
+    </w:p>
+    <w:p>
+      <w:pPr>
+        <w:widowControl/>
+        <w:tabs>
+          <w:tab w:val="left" w:pos="720"/>
+        </w:tabs>
+        <w:spacing w:line="480"/>
+      </w:pPr>
+      <w:r>
+        <w:rPr>
+          <w:rFonts w:ascii="Times New Roman" w:cs="Times New Roman" w:eastAsia="Times New Roman" w:hAnsi="Times New Roman"/>
+          <w:sz w:val="24"/>
+          <w:szCs w:val="24"/>
+        </w:rPr>
+        <w:t xml:space="preserve">14.	On December 4, 2025, the District issued a prior written notice declining to fund an independent educational evaluation, stating that it “considers the May 6, 2025 evaluation to be appropriate” and that it “will conduct its own assessment of written expression during the spring 2026 reevaluation window.” (p. 1).</w:t>
+      </w:r>
+    </w:p>
+    <w:p>
+      <w:pPr>
+        <w:widowControl/>
+        <w:tabs>
+          <w:tab w:val="left" w:pos="720"/>
+        </w:tabs>
+        <w:spacing w:line="480"/>
+      </w:pPr>
+      <w:r>
+        <w:rPr>
+          <w:rFonts w:ascii="Times New Roman" w:cs="Times New Roman" w:eastAsia="Times New Roman" w:hAnsi="Times New Roman"/>
+          <w:sz w:val="24"/>
+          <w:szCs w:val="24"/>
+        </w:rPr>
+        <w:t xml:space="preserve">15.	On January 14, 2026, the Parent wrote that Student reported her speech sessions were now with two other students and half as long, and asked for the service log and when individual sessions would resume. (p. 1).</w:t>
+      </w:r>
+    </w:p>
+    <w:p>
+      <w:pPr>
+        <w:widowControl/>
+        <w:tabs>
+          <w:tab w:val="left" w:pos="720"/>
+        </w:tabs>
+        <w:spacing w:line="480"/>
+      </w:pPr>
+      <w:r>
+        <w:rPr>
+          <w:rFonts w:ascii="Times New Roman" w:cs="Times New Roman" w:eastAsia="Times New Roman" w:hAnsi="Times New Roman"/>
+          <w:sz w:val="24"/>
+          <w:szCs w:val="24"/>
+        </w:rPr>
+        <w:t xml:space="preserve">16.	On January 21, 2026, the District sent the service log and wrote that the provider’s “caseload was reassigned in September and individual sessions have not been available since,” and that it expected to “post a second SLP position this spring.” (p. 1).</w:t>
+      </w:r>
+    </w:p>
+    <w:p>
+      <w:pPr>
+        <w:widowControl/>
+        <w:tabs>
+          <w:tab w:val="left" w:pos="720"/>
+        </w:tabs>
+        <w:spacing w:line="480"/>
+      </w:pPr>
+      <w:r>
+        <w:rPr>
+          <w:rFonts w:ascii="Times New Roman" w:cs="Times New Roman" w:eastAsia="Times New Roman" w:hAnsi="Times New Roman"/>
+          <w:sz w:val="24"/>
+          <w:szCs w:val="24"/>
+        </w:rPr>
+        <w:t xml:space="preserve">17.	The District’s related service log for August 25, 2025 through January 30, 2026 records 22 weeks in the period: 4 weeks at 60 minutes individual, 15 weeks at 30 minutes in a group of 3, and 3 weeks with no service. It records 690 total minutes delivered against 1,320 minutes required by the individualized education program for those weeks, and states: “The IEP was not amended.” (p. 1).</w:t>
+      </w:r>
+    </w:p>
+    <w:p>
+      <w:pPr>
+        <w:widowControl/>
+        <w:tabs>
+          <w:tab w:val="left" w:pos="720"/>
+        </w:tabs>
+        <w:spacing w:line="480"/>
+      </w:pPr>
+      <w:r>
+        <w:rPr>
+          <w:rFonts w:ascii="Times New Roman" w:cs="Times New Roman" w:eastAsia="Times New Roman" w:hAnsi="Times New Roman"/>
+          <w:sz w:val="24"/>
+          <w:szCs w:val="24"/>
+        </w:rPr>
+        <w:t xml:space="preserve">18.	The same log records no service in the weeks of October 27, 2025 and January 19, 2026, each noted “provider absent; no make-up scheduled.” It records the third week with no service, the week of November 24, 2025, as a “holiday week.” (p. 1).</w:t>
+      </w:r>
+    </w:p>
+    <w:p>
+      <w:pPr>
+        <w:widowControl/>
+        <w:tabs>
+          <w:tab w:val="left" w:pos="720"/>
+        </w:tabs>
+        <w:spacing w:line="480"/>
+      </w:pPr>
+      <w:r>
+        <w:rPr>
+          <w:rFonts w:ascii="Times New Roman" w:cs="Times New Roman" w:eastAsia="Times New Roman" w:hAnsi="Times New Roman"/>
+          <w:sz w:val="24"/>
+          <w:szCs w:val="24"/>
+        </w:rPr>
+        <w:t xml:space="preserve">19.	On February 9, 2026, the Parent wrote that the log shows 690 minutes delivered against 1,320 required, asked the District to make up the missed minutes and restore individual sessions, and recorded that she had received no response about the independent evaluation beyond the December 4, 2025 notice. (p. 1).</w:t>
       </w:r>
     </w:p>
     <w:p>
@@ -1116,58 +1133,58 @@
           <w:sz w:val="24"/>
           <w:szCs w:val="24"/>
         </w:rPr>
-        <w:t xml:space="preserve">34 C.F.R. §§ 300.111, 300.301–300.311.</w:t>
-      </w:r>
-    </w:p>
-    <w:p>
-      <w:pPr>
-        <w:widowControl/>
-        <w:tabs>
-          <w:tab w:val="left" w:pos="720"/>
-        </w:tabs>
-        <w:spacing w:line="480"/>
-      </w:pPr>
-      <w:r>
-        <w:rPr>
-          <w:rFonts w:ascii="Times New Roman" w:cs="Times New Roman" w:eastAsia="Times New Roman" w:hAnsi="Times New Roman"/>
-          <w:sz w:val="24"/>
-          <w:szCs w:val="24"/>
-        </w:rPr>
-        <w:t xml:space="preserve">19.	An evaluation must assess the child in all areas related to the suspected disability and must be sufficiently comprehensive to identify all of the child’s special education and related services needs. 34 C.F.R. § 300.304(c)(4), (c)(6).</w:t>
-      </w:r>
-    </w:p>
-    <w:p>
-      <w:pPr>
-        <w:widowControl/>
-        <w:tabs>
-          <w:tab w:val="left" w:pos="720"/>
-        </w:tabs>
-        <w:spacing w:line="480"/>
-      </w:pPr>
-      <w:r>
-        <w:rPr>
-          <w:rFonts w:ascii="Times New Roman" w:cs="Times New Roman" w:eastAsia="Times New Roman" w:hAnsi="Times New Roman"/>
-          <w:sz w:val="24"/>
-          <w:szCs w:val="24"/>
-        </w:rPr>
-        <w:t xml:space="preserve">20.	The only speech-language evaluation of Student is the District’s of May 6, 2025, and the District’s own program document records that written expression “was not assessed” in it (paragraphs 5 and 6). The Parent asked at the meeting of August 21, 2025 that it be assessed, and wrote on the signature page: “I still want written expression tested” (paragraphs 6 and 10).</w:t>
-      </w:r>
-    </w:p>
-    <w:p>
-      <w:pPr>
-        <w:widowControl/>
-        <w:tabs>
-          <w:tab w:val="left" w:pos="720"/>
-        </w:tabs>
-        <w:spacing w:line="480"/>
-      </w:pPr>
-      <w:r>
-        <w:rPr>
-          <w:rFonts w:ascii="Times New Roman" w:cs="Times New Roman" w:eastAsia="Times New Roman" w:hAnsi="Times New Roman"/>
-          <w:sz w:val="24"/>
-          <w:szCs w:val="24"/>
-        </w:rPr>
-        <w:t xml:space="preserve">21.	The District’s stated reason is that the May 6, 2025 evaluation “is current and the added instruction addresses the concern” (paragraph 9). The same document adds 45 minutes a week of specially designed instruction in written expression (paragraph 8). The District therefore identified a need in written expression sufficient to deliver weekly instruction for it, and declined to measure the need that instruction addresses. No baseline, no present level and no goal for written expression can be written from the record, and none appears in the program.</w:t>
+        <w:t xml:space="preserve">34 C.F.R. §§ 300.303, 300.304.</w:t>
+      </w:r>
+    </w:p>
+    <w:p>
+      <w:pPr>
+        <w:widowControl/>
+        <w:tabs>
+          <w:tab w:val="left" w:pos="720"/>
+        </w:tabs>
+        <w:spacing w:line="480"/>
+      </w:pPr>
+      <w:r>
+        <w:rPr>
+          <w:rFonts w:ascii="Times New Roman" w:cs="Times New Roman" w:eastAsia="Times New Roman" w:hAnsi="Times New Roman"/>
+          <w:sz w:val="24"/>
+          <w:szCs w:val="24"/>
+        </w:rPr>
+        <w:t xml:space="preserve">20.	An evaluation must assess the child in all areas related to the suspected disability and must be sufficiently comprehensive to identify all of the child’s special education and related services needs. 34 C.F.R. § 300.304(c)(4), (c)(6).</w:t>
+      </w:r>
+    </w:p>
+    <w:p>
+      <w:pPr>
+        <w:widowControl/>
+        <w:tabs>
+          <w:tab w:val="left" w:pos="720"/>
+        </w:tabs>
+        <w:spacing w:line="480"/>
+      </w:pPr>
+      <w:r>
+        <w:rPr>
+          <w:rFonts w:ascii="Times New Roman" w:cs="Times New Roman" w:eastAsia="Times New Roman" w:hAnsi="Times New Roman"/>
+          <w:sz w:val="24"/>
+          <w:szCs w:val="24"/>
+        </w:rPr>
+        <w:t xml:space="preserve">21.	The only speech-language evaluation of Student is the District’s of May 6, 2025, which reports a Core Language Score, an Expressive Language Index and a Receptive Language Index and no measure of written expression (paragraph 5). The Parent asked at the meeting of August 21, 2025 that written expression be assessed, and wrote on the signature page: “I still want written expression tested” (paragraphs 6 and 11).</w:t>
+      </w:r>
+    </w:p>
+    <w:p>
+      <w:pPr>
+        <w:widowControl/>
+        <w:tabs>
+          <w:tab w:val="left" w:pos="720"/>
+        </w:tabs>
+        <w:spacing w:line="480"/>
+      </w:pPr>
+      <w:r>
+        <w:rPr>
+          <w:rFonts w:ascii="Times New Roman" w:cs="Times New Roman" w:eastAsia="Times New Roman" w:hAnsi="Times New Roman"/>
+          <w:sz w:val="24"/>
+          <w:szCs w:val="24"/>
+        </w:rPr>
+        <w:t xml:space="preserve">22.	The District’s stated reason is that the May 6, 2025 evaluation “is current and the added instruction addresses the concern” (paragraph 10). The same document adds 45 minutes a week of specially designed instruction in written expression (paragraph 9). The District therefore identified a need in written expression sufficient to deliver weekly instruction for it, and declined to assess the need that instruction addresses. The records it says it relied on for that decision are the May 6, 2025 evaluation, the program itself, and classroom work samples (paragraph 14); none of those is an assessment of written expression, and the program carries no present level and no annual goal for it.</w:t>
       </w:r>
     </w:p>
     <w:p>
@@ -1216,41 +1233,41 @@
           <w:sz w:val="24"/>
           <w:szCs w:val="24"/>
         </w:rPr>
-        <w:t xml:space="preserve">22.	A parent who disagrees with an evaluation obtained by the public agency has the right to an independent educational evaluation at public expense, and the agency must either ensure one is provided or file a due process complaint to show that its own evaluation is appropriate, without unnecessary delay. 34 C.F.R. § 300.502(b)(1), (b)(2).</w:t>
-      </w:r>
-    </w:p>
-    <w:p>
-      <w:pPr>
-        <w:widowControl/>
-        <w:tabs>
-          <w:tab w:val="left" w:pos="720"/>
-        </w:tabs>
-        <w:spacing w:line="480"/>
-      </w:pPr>
-      <w:r>
-        <w:rPr>
-          <w:rFonts w:ascii="Times New Roman" w:cs="Times New Roman" w:eastAsia="Times New Roman" w:hAnsi="Times New Roman"/>
-          <w:sz w:val="24"/>
-          <w:szCs w:val="24"/>
-        </w:rPr>
-        <w:t xml:space="preserve">23.	The Parent disagreed in writing with the evaluation of May 6, 2025 and asked for an independent educational evaluation in speech-language and written expression at public expense on November 10, 2025 (paragraph 12). The District declined by prior written notice of December 4, 2025 (paragraph 13). It has not filed a due process complaint to defend its evaluation, and had made no further response by February 9, 2026 (paragraph 18).</w:t>
-      </w:r>
-    </w:p>
-    <w:p>
-      <w:pPr>
-        <w:widowControl/>
-        <w:tabs>
-          <w:tab w:val="left" w:pos="720"/>
-        </w:tabs>
-        <w:spacing w:line="480"/>
-      </w:pPr>
-      <w:r>
-        <w:rPr>
-          <w:rFonts w:ascii="Times New Roman" w:cs="Times New Roman" w:eastAsia="Times New Roman" w:hAnsi="Times New Roman"/>
-          <w:sz w:val="24"/>
-          <w:szCs w:val="24"/>
-        </w:rPr>
-        <w:t xml:space="preserve">24.	The District’s stated reason is that its evaluation is appropriate and that it “will conduct its own assessment of written expression during the spring 2026 reevaluation window” (paragraph 13). A promise to assess later is not the defense the regulation provides for. The regulation gave the District two courses once the Parent disagreed, and it took neither.</w:t>
+        <w:t xml:space="preserve">23.	A parent who disagrees with an evaluation obtained by the public agency has the right to an independent educational evaluation at public expense, and the agency must either ensure one is provided or file a due process complaint to show that its own evaluation is appropriate, without unnecessary delay. 34 C.F.R. § 300.502(b)(1), (b)(2).</w:t>
+      </w:r>
+    </w:p>
+    <w:p>
+      <w:pPr>
+        <w:widowControl/>
+        <w:tabs>
+          <w:tab w:val="left" w:pos="720"/>
+        </w:tabs>
+        <w:spacing w:line="480"/>
+      </w:pPr>
+      <w:r>
+        <w:rPr>
+          <w:rFonts w:ascii="Times New Roman" w:cs="Times New Roman" w:eastAsia="Times New Roman" w:hAnsi="Times New Roman"/>
+          <w:sz w:val="24"/>
+          <w:szCs w:val="24"/>
+        </w:rPr>
+        <w:t xml:space="preserve">24.	The Parent disagreed in writing with the evaluation of May 6, 2025 and asked for an independent educational evaluation in speech-language and written expression at public expense on November 10, 2025 (paragraph 13). The District declined by prior written notice of December 4, 2025 (paragraph 14). It has not filed a due process complaint to defend its evaluation, and had made no further response by February 9, 2026 (paragraph 19).</w:t>
+      </w:r>
+    </w:p>
+    <w:p>
+      <w:pPr>
+        <w:widowControl/>
+        <w:tabs>
+          <w:tab w:val="left" w:pos="720"/>
+        </w:tabs>
+        <w:spacing w:line="480"/>
+      </w:pPr>
+      <w:r>
+        <w:rPr>
+          <w:rFonts w:ascii="Times New Roman" w:cs="Times New Roman" w:eastAsia="Times New Roman" w:hAnsi="Times New Roman"/>
+          <w:sz w:val="24"/>
+          <w:szCs w:val="24"/>
+        </w:rPr>
+        <w:t xml:space="preserve">25.	The District’s stated reason is that its evaluation is appropriate and that it “will conduct its own assessment of written expression during the spring 2026 reevaluation window” (paragraph 14). A promise to assess later is not the defense the regulation provides for. The regulation gave the District two courses once the Parent disagreed, and it took neither.</w:t>
       </w:r>
     </w:p>
     <w:p>
@@ -1299,41 +1316,41 @@
           <w:sz w:val="24"/>
           <w:szCs w:val="24"/>
         </w:rPr>
-        <w:t xml:space="preserve">25.	A public agency must give the parent prior written notice a reasonable time before it proposes or refuses to initiate or change the provision of a free appropriate public education to the child. 34 C.F.R. § 300.503(a).</w:t>
-      </w:r>
-    </w:p>
-    <w:p>
-      <w:pPr>
-        <w:widowControl/>
-        <w:tabs>
-          <w:tab w:val="left" w:pos="720"/>
-        </w:tabs>
-        <w:spacing w:line="480"/>
-      </w:pPr>
-      <w:r>
-        <w:rPr>
-          <w:rFonts w:ascii="Times New Roman" w:cs="Times New Roman" w:eastAsia="Times New Roman" w:hAnsi="Times New Roman"/>
-          <w:sz w:val="24"/>
-          <w:szCs w:val="24"/>
-        </w:rPr>
-        <w:t xml:space="preserve">26.	Student’s speech-language therapy changed in the week of September 22, 2025 from 60 minutes individual to 30 minutes in a group of 3, and the District’s own log gives the reason and records that “The IEP was not amended” (paragraphs 11 and 16). The record holds no prior written notice of that change. The Parent learned of it from Student, asked about it on January 14, 2026, and was told on January 21, 2026 that individual sessions “have not been available since” September (paragraphs 14 and 15).</w:t>
-      </w:r>
-    </w:p>
-    <w:p>
-      <w:pPr>
-        <w:widowControl/>
-        <w:tabs>
-          <w:tab w:val="left" w:pos="720"/>
-        </w:tabs>
-        <w:spacing w:line="480"/>
-      </w:pPr>
-      <w:r>
-        <w:rPr>
-          <w:rFonts w:ascii="Times New Roman" w:cs="Times New Roman" w:eastAsia="Times New Roman" w:hAnsi="Times New Roman"/>
-          <w:sz w:val="24"/>
-          <w:szCs w:val="24"/>
-        </w:rPr>
-        <w:t xml:space="preserve">27.	The District gave notice of what it decided on August 21, 2025 (paragraph 9), which is the program it then stopped delivering. For the change it made a month later it gave none, and the Parent was left to discover a halving of her daughter’s therapy and to ask for the log that showed it. The Parent could not seek review of a change she was not told about.</w:t>
+        <w:t xml:space="preserve">26.	A public agency must give the parent prior written notice a reasonable time before it proposes or refuses to initiate or change the provision of a free appropriate public education to the child. 34 C.F.R. § 300.503(a).</w:t>
+      </w:r>
+    </w:p>
+    <w:p>
+      <w:pPr>
+        <w:widowControl/>
+        <w:tabs>
+          <w:tab w:val="left" w:pos="720"/>
+        </w:tabs>
+        <w:spacing w:line="480"/>
+      </w:pPr>
+      <w:r>
+        <w:rPr>
+          <w:rFonts w:ascii="Times New Roman" w:cs="Times New Roman" w:eastAsia="Times New Roman" w:hAnsi="Times New Roman"/>
+          <w:sz w:val="24"/>
+          <w:szCs w:val="24"/>
+        </w:rPr>
+        <w:t xml:space="preserve">27.	Student’s speech-language therapy changed in the week of September 22, 2025 from 60 minutes individual to 30 minutes in a group of 3, and the District’s own log gives the reason and records that “The IEP was not amended” (paragraphs 12 and 17). The record holds no prior written notice of that change. The Parent learned of it from Student, asked about it on January 14, 2026, and was told on January 21, 2026 that individual sessions “have not been available since” September (paragraphs 15 and 16).</w:t>
+      </w:r>
+    </w:p>
+    <w:p>
+      <w:pPr>
+        <w:widowControl/>
+        <w:tabs>
+          <w:tab w:val="left" w:pos="720"/>
+        </w:tabs>
+        <w:spacing w:line="480"/>
+      </w:pPr>
+      <w:r>
+        <w:rPr>
+          <w:rFonts w:ascii="Times New Roman" w:cs="Times New Roman" w:eastAsia="Times New Roman" w:hAnsi="Times New Roman"/>
+          <w:sz w:val="24"/>
+          <w:szCs w:val="24"/>
+        </w:rPr>
+        <w:t xml:space="preserve">28.	The District gave notice on August 21, 2025 of the services it proposed, including speech-language therapy at 60 minutes per week (paragraph 9), which is the program it then stopped delivering. For the change it made a month later it gave none, and the Parent was left to discover a halving of her daughter’s therapy and to ask for the log that showed it. The Parent could not seek review of a change she was not told about.</w:t>
       </w:r>
     </w:p>
     <w:p>
@@ -1382,41 +1399,41 @@
           <w:sz w:val="24"/>
           <w:szCs w:val="24"/>
         </w:rPr>
-        <w:t xml:space="preserve">28.	A public agency must make the special education and related services available to the child in accordance with the child’s individualized education program. 34 C.F.R. § 300.323(c)(2).</w:t>
-      </w:r>
-    </w:p>
-    <w:p>
-      <w:pPr>
-        <w:widowControl/>
-        <w:tabs>
-          <w:tab w:val="left" w:pos="720"/>
-        </w:tabs>
-        <w:spacing w:line="480"/>
-      </w:pPr>
-      <w:r>
-        <w:rPr>
-          <w:rFonts w:ascii="Times New Roman" w:cs="Times New Roman" w:eastAsia="Times New Roman" w:hAnsi="Times New Roman"/>
-          <w:sz w:val="24"/>
-          <w:szCs w:val="24"/>
-        </w:rPr>
-        <w:t xml:space="preserve">29.	The program requires 60 minutes a week of individual speech-language therapy (paragraph 8). Across the 22 weeks of the District’s own log, 4 weeks carried that service, 15 weeks carried 30 minutes in a group of 3, and 3 weeks carried none: 690 minutes delivered against the 1,320 the program required, and 1,080 of the 1,320 required individual minutes never delivered individually (paragraphs 16 and 11). Two of the three weeks with no service are recorded “provider absent; no make-up scheduled” (paragraph 17).</w:t>
-      </w:r>
-    </w:p>
-    <w:p>
-      <w:pPr>
-        <w:widowControl/>
-        <w:tabs>
-          <w:tab w:val="left" w:pos="720"/>
-        </w:tabs>
-        <w:spacing w:line="480"/>
-      </w:pPr>
-      <w:r>
-        <w:rPr>
-          <w:rFonts w:ascii="Times New Roman" w:cs="Times New Roman" w:eastAsia="Times New Roman" w:hAnsi="Times New Roman"/>
-          <w:sz w:val="24"/>
-          <w:szCs w:val="24"/>
-        </w:rPr>
-        <w:t xml:space="preserve">30.	The District’s stated reason is that the provider’s caseload was reassigned and that it expects to “post a second SLP position this spring” (paragraph 15). A staffing decision the District made in September is the District’s to remedy, and the program was never amended to record what it had decided to deliver instead. Student received half the therapy her program requires, in a setting it does not provide for, for the greater part of a school year.</w:t>
+        <w:t xml:space="preserve">29.	A public agency must make the special education and related services available to the child in accordance with the child’s individualized education program. 34 C.F.R. § 300.323(c)(2).</w:t>
+      </w:r>
+    </w:p>
+    <w:p>
+      <w:pPr>
+        <w:widowControl/>
+        <w:tabs>
+          <w:tab w:val="left" w:pos="720"/>
+        </w:tabs>
+        <w:spacing w:line="480"/>
+      </w:pPr>
+      <w:r>
+        <w:rPr>
+          <w:rFonts w:ascii="Times New Roman" w:cs="Times New Roman" w:eastAsia="Times New Roman" w:hAnsi="Times New Roman"/>
+          <w:sz w:val="24"/>
+          <w:szCs w:val="24"/>
+        </w:rPr>
+        <w:t xml:space="preserve">30.	The program requires 60 minutes a week of individual speech-language therapy (paragraph 8). Across the 22 weeks of the District’s own log, 4 weeks carried that service, 15 weeks carried 30 minutes in a group of 3, and 3 weeks carried none (paragraphs 17 and 12). One of those three is a holiday week and is not claimed; the other two are recorded “provider absent; no make-up scheduled” (paragraph 18). Setting the holiday week aside, the program required 1,260 minutes and the log records 690 delivered, a shortfall of 570 minutes, none of it delivered individually after the week of September 22, 2025.</w:t>
+      </w:r>
+    </w:p>
+    <w:p>
+      <w:pPr>
+        <w:widowControl/>
+        <w:tabs>
+          <w:tab w:val="left" w:pos="720"/>
+        </w:tabs>
+        <w:spacing w:line="480"/>
+      </w:pPr>
+      <w:r>
+        <w:rPr>
+          <w:rFonts w:ascii="Times New Roman" w:cs="Times New Roman" w:eastAsia="Times New Roman" w:hAnsi="Times New Roman"/>
+          <w:sz w:val="24"/>
+          <w:szCs w:val="24"/>
+        </w:rPr>
+        <w:t xml:space="preserve">31.	The District’s stated reason is that the provider’s caseload was reassigned and that it expects to “post a second SLP position this spring” (paragraph 16). A staffing decision the District made in September is the District’s to remedy, and the program was never amended to record what it had decided to deliver instead. For 18 of the 22 weeks the log covers, Student received half the therapy her program requires, in a setting it does not provide for.</w:t>
       </w:r>
     </w:p>
     <w:p>
@@ -1466,7 +1483,7 @@
           <w:sz w:val="24"/>
           <w:szCs w:val="24"/>
         </w:rPr>
-        <w:t xml:space="preserve">31.	The Parent proposes the following resolution:</w:t>
+        <w:t xml:space="preserve">32.	The Parent proposes the following resolution:</w:t>
       </w:r>
     </w:p>
     <w:p>
@@ -1504,7 +1521,7 @@
           <w:sz w:val="24"/>
           <w:szCs w:val="24"/>
         </w:rPr>
-        <w:t xml:space="preserve">(b)	provide 1,080 minutes of compensatory speech-language therapy, delivered individually, being the difference between the 1,320 minutes of individual therapy the individualized education program required across the 22 weeks of the District’s log and the 240 minutes delivered individually, and continuing for any further week in which individual therapy is not delivered (claim D; 34 C.F.R. § 300.323);</w:t>
+        <w:t xml:space="preserve">(b)	provide 570 minutes of compensatory speech-language therapy, delivered individually, being the shortfall between the 1,260 minutes the individualized education program required across the weeks of the District’s log other than the holiday week, and the 690 minutes the log records as delivered (claim D; 34 C.F.R. § 300.323);</w:t>
       </w:r>
     </w:p>
     <w:p>
@@ -1576,7 +1593,7 @@
           <w:sz w:val="24"/>
           <w:szCs w:val="24"/>
         </w:rPr>
-        <w:t xml:space="preserve">32.	Basis of the complaint, in the categories Form H-06E lists: the evaluation of Student, and the denial of a free appropriate public education.</w:t>
+        <w:t xml:space="preserve">33.	Basis of the complaint, in the categories Form H-06E lists: the evaluation of Student; the denial of a free appropriate public education; and, as to the change in the delivery of speech-language therapy made without prior written notice, other.</w:t>
       </w:r>
     </w:p>
     <w:p>
@@ -1610,24 +1627,24 @@
           <w:sz w:val="24"/>
           <w:szCs w:val="24"/>
         </w:rPr>
-        <w:t xml:space="preserve">33.	Petitioner reserves the right to amend this complaint, to raise additional issues disclosed by documents not yet produced, and to seek any other relief the hearing officer is authorized to grant.</w:t>
-      </w:r>
-    </w:p>
-    <w:p>
-      <w:pPr>
-        <w:widowControl/>
-        <w:tabs>
-          <w:tab w:val="left" w:pos="720"/>
-        </w:tabs>
-        <w:spacing w:line="480"/>
-      </w:pPr>
-      <w:r>
-        <w:rPr>
-          <w:rFonts w:ascii="Times New Roman" w:cs="Times New Roman" w:eastAsia="Times New Roman" w:hAnsi="Times New Roman"/>
-          <w:sz w:val="24"/>
-          <w:szCs w:val="24"/>
-        </w:rPr>
-        <w:t xml:space="preserve">34.	Petitioner reserves the right to seek reasonable attorneys’ fees and costs under 20 U.S.C. § 1415(i)(3)(B).</w:t>
+        <w:t xml:space="preserve">34.	Petitioner reserves the right to amend this complaint as 34 C.F.R. § 300.508(d)(3) permits, and to seek any other relief the hearing officer is authorized to grant on the problems stated above.</w:t>
+      </w:r>
+    </w:p>
+    <w:p>
+      <w:pPr>
+        <w:widowControl/>
+        <w:tabs>
+          <w:tab w:val="left" w:pos="720"/>
+        </w:tabs>
+        <w:spacing w:line="480"/>
+      </w:pPr>
+      <w:r>
+        <w:rPr>
+          <w:rFonts w:ascii="Times New Roman" w:cs="Times New Roman" w:eastAsia="Times New Roman" w:hAnsi="Times New Roman"/>
+          <w:sz w:val="24"/>
+          <w:szCs w:val="24"/>
+        </w:rPr>
+        <w:t xml:space="preserve">35.	Petitioner reserves the right to seek reasonable attorneys’ fees and costs from a court of competent jurisdiction, which 20 U.S.C. § 1415(i)(3)(B) authorizes a court, and not a hearing officer, to award.</w:t>
       </w:r>
     </w:p>
     <w:p>
